--- a/outputs/recon/2026-10-29/Library Show Final Show Script 2026-10-29 (Landscape Tables).docx
+++ b/outputs/recon/2026-10-29/Library Show Final Show Script 2026-10-29 (Landscape Tables).docx
@@ -29,7 +29,7 @@
           <w:sz w:val="18"/>
           <w:szCs w:val="18"/>
         </w:rPr>
-        <w:t xml:space="preserve">Thursday, Oct. 29, 2026  |  KZSU 90.1 FM  |  6-8 p.m. PT  |  Rebuilt Thu. Oct. 29 after your Air Order edits  |  Halloween specialty show (punk and post-punk arc, week 3 of 4)  |  Landscape table version</w:t>
+        <w:t xml:space="preserve">Thursday, Oct. 29, 2026  |  KZSU 90.1 FM  |  6-8 p.m. PT  |  Rebuilt Thu. Oct. 29 after your Air Order edits (55 tracks)  |  Halloween specialty show (punk and post-punk arc, week 3 of 4)  |  Landscape table version</w:t>
       </w:r>
     </w:p>
     <w:p>
@@ -473,7 +473,7 @@
                 <w:sz w:val="18"/>
                 <w:szCs w:val="18"/>
               </w:rPr>
-              <w:t xml:space="preserve">7</w:t>
+              <w:t xml:space="preserve">8</w:t>
             </w:r>
           </w:p>
         </w:tc>
@@ -505,7 +505,7 @@
                 <w:sz w:val="18"/>
                 <w:szCs w:val="18"/>
               </w:rPr>
-              <w:t xml:space="preserve">21:17</w:t>
+              <w:t xml:space="preserve">25:39</w:t>
             </w:r>
           </w:p>
         </w:tc>
@@ -537,7 +537,7 @@
                 <w:sz w:val="18"/>
                 <w:szCs w:val="18"/>
               </w:rPr>
-              <w:t xml:space="preserve">7-13</w:t>
+              <w:t xml:space="preserve">7-14</w:t>
             </w:r>
           </w:p>
         </w:tc>
@@ -569,7 +569,7 @@
                 <w:sz w:val="18"/>
                 <w:szCs w:val="18"/>
               </w:rPr>
-              <w:t xml:space="preserve">40:42</w:t>
+              <w:t xml:space="preserve">45:04</w:t>
             </w:r>
           </w:p>
         </w:tc>
@@ -636,7 +636,7 @@
                 <w:sz w:val="18"/>
                 <w:szCs w:val="18"/>
               </w:rPr>
-              <w:t xml:space="preserve">10</w:t>
+              <w:t xml:space="preserve">12</w:t>
             </w:r>
           </w:p>
         </w:tc>
@@ -667,7 +667,7 @@
                 <w:sz w:val="18"/>
                 <w:szCs w:val="18"/>
               </w:rPr>
-              <w:t xml:space="preserve">32:43</w:t>
+              <w:t xml:space="preserve">38:47</w:t>
             </w:r>
           </w:p>
         </w:tc>
@@ -698,7 +698,7 @@
                 <w:sz w:val="18"/>
                 <w:szCs w:val="18"/>
               </w:rPr>
-              <w:t xml:space="preserve">14-23</w:t>
+              <w:t xml:space="preserve">15-26</w:t>
             </w:r>
           </w:p>
         </w:tc>
@@ -729,7 +729,7 @@
                 <w:sz w:val="18"/>
                 <w:szCs w:val="18"/>
               </w:rPr>
-              <w:t xml:space="preserve">1:13:25</w:t>
+              <w:t xml:space="preserve">1:23:51</w:t>
             </w:r>
           </w:p>
         </w:tc>
@@ -862,7 +862,7 @@
                 <w:sz w:val="18"/>
                 <w:szCs w:val="18"/>
               </w:rPr>
-              <w:t xml:space="preserve">24-29</w:t>
+              <w:t xml:space="preserve">27-32</w:t>
             </w:r>
           </w:p>
         </w:tc>
@@ -894,7 +894,7 @@
                 <w:sz w:val="18"/>
                 <w:szCs w:val="18"/>
               </w:rPr>
-              <w:t xml:space="preserve">1:43:28</w:t>
+              <w:t xml:space="preserve">1:53:54</w:t>
             </w:r>
           </w:p>
         </w:tc>
@@ -961,7 +961,7 @@
                 <w:sz w:val="18"/>
                 <w:szCs w:val="18"/>
               </w:rPr>
-              <w:t xml:space="preserve">2</w:t>
+              <w:t xml:space="preserve">5</w:t>
             </w:r>
           </w:p>
         </w:tc>
@@ -992,7 +992,7 @@
                 <w:sz w:val="18"/>
                 <w:szCs w:val="18"/>
               </w:rPr>
-              <w:t xml:space="preserve">7:05</w:t>
+              <w:t xml:space="preserve">18:36</w:t>
             </w:r>
           </w:p>
         </w:tc>
@@ -1023,7 +1023,7 @@
                 <w:sz w:val="18"/>
                 <w:szCs w:val="18"/>
               </w:rPr>
-              <w:t xml:space="preserve">30-31</w:t>
+              <w:t xml:space="preserve">33-37</w:t>
             </w:r>
           </w:p>
         </w:tc>
@@ -1054,7 +1054,7 @@
                 <w:sz w:val="18"/>
                 <w:szCs w:val="18"/>
               </w:rPr>
-              <w:t xml:space="preserve">1:50:33</w:t>
+              <w:t xml:space="preserve">2:12:30</w:t>
             </w:r>
           </w:p>
         </w:tc>
@@ -1187,7 +1187,7 @@
                 <w:sz w:val="18"/>
                 <w:szCs w:val="18"/>
               </w:rPr>
-              <w:t xml:space="preserve">32-34</w:t>
+              <w:t xml:space="preserve">38-40</w:t>
             </w:r>
           </w:p>
         </w:tc>
@@ -1219,7 +1219,7 @@
                 <w:sz w:val="18"/>
                 <w:szCs w:val="18"/>
               </w:rPr>
-              <w:t xml:space="preserve">2:03:20</w:t>
+              <w:t xml:space="preserve">2:25:17</w:t>
             </w:r>
           </w:p>
         </w:tc>
@@ -1286,7 +1286,7 @@
                 <w:sz w:val="18"/>
                 <w:szCs w:val="18"/>
               </w:rPr>
-              <w:t xml:space="preserve">8</w:t>
+              <w:t xml:space="preserve">9</w:t>
             </w:r>
           </w:p>
         </w:tc>
@@ -1317,7 +1317,7 @@
                 <w:sz w:val="18"/>
                 <w:szCs w:val="18"/>
               </w:rPr>
-              <w:t xml:space="preserve">30:39</w:t>
+              <w:t xml:space="preserve">35:27</w:t>
             </w:r>
           </w:p>
         </w:tc>
@@ -1348,7 +1348,7 @@
                 <w:sz w:val="18"/>
                 <w:szCs w:val="18"/>
               </w:rPr>
-              <w:t xml:space="preserve">35-42</w:t>
+              <w:t xml:space="preserve">41-49</w:t>
             </w:r>
           </w:p>
         </w:tc>
@@ -1379,7 +1379,7 @@
                 <w:sz w:val="18"/>
                 <w:szCs w:val="18"/>
               </w:rPr>
-              <w:t xml:space="preserve">2:33:59</w:t>
+              <w:t xml:space="preserve">3:00:44</w:t>
             </w:r>
           </w:p>
         </w:tc>
@@ -1512,7 +1512,7 @@
                 <w:sz w:val="18"/>
                 <w:szCs w:val="18"/>
               </w:rPr>
-              <w:t xml:space="preserve">43-48</w:t>
+              <w:t xml:space="preserve">50-55</w:t>
             </w:r>
           </w:p>
         </w:tc>
@@ -1544,7 +1544,7 @@
                 <w:sz w:val="18"/>
                 <w:szCs w:val="18"/>
               </w:rPr>
-              <w:t xml:space="preserve">3:15:28</w:t>
+              <w:t xml:space="preserve">3:42:13</w:t>
             </w:r>
           </w:p>
         </w:tc>
@@ -1615,7 +1615,7 @@
                 <w:sz w:val="18"/>
                 <w:szCs w:val="18"/>
               </w:rPr>
-              <w:t xml:space="preserve">48</w:t>
+              <w:t xml:space="preserve">55</w:t>
             </w:r>
           </w:p>
         </w:tc>
@@ -1648,7 +1648,7 @@
                 <w:sz w:val="18"/>
                 <w:szCs w:val="18"/>
               </w:rPr>
-              <w:t xml:space="preserve">3:15:28</w:t>
+              <w:t xml:space="preserve">3:42:13</w:t>
             </w:r>
           </w:p>
         </w:tc>
@@ -1679,7 +1679,7 @@
                 <w:sz w:val="18"/>
                 <w:szCs w:val="18"/>
               </w:rPr>
-              <w:t xml:space="preserve">Hour 1 1:43:28, Hour 2 1:32:00</w:t>
+              <w:t xml:space="preserve">Hour 1 1:53:54, Hour 2 1:48:19</w:t>
             </w:r>
           </w:p>
         </w:tc>
@@ -1731,7 +1731,7 @@
           <w:sz w:val="16"/>
           <w:szCs w:val="16"/>
         </w:rPr>
-        <w:t xml:space="preserve">FCC column: green CLEAN, amber means listen first or check by ear, red means hold out. Tag is the KZSU library tag; a dash means not in the library. Light blue rows are new since the Oct. 28 final. The list runs 3:15:28. Without the 8 new tracks from your reviews it runs 2:44:02. Bench tracks (back pages) are not in the Air Order.</w:t>
+        <w:t xml:space="preserve">FCC column: green CLEAN, amber means listen first or check by ear, red means hold out. Tag is the KZSU library tag; a dash means not in the library. Light blue rows are new since the Oct. 28 final. The list runs 3:42:13. Without the 8 new tracks from your reviews it runs 3:10:47. Bench tracks (back pages) are not in the Air Order.</w:t>
       </w:r>
     </w:p>
     <w:p>
@@ -2118,7 +2118,7 @@
                 <w:sz w:val="18"/>
                 <w:szCs w:val="18"/>
               </w:rPr>
-              <w:t xml:space="preserve">#46 The Sisters of Mercy, This Corrosion (9:31). Goth set, Industrial and long-dark closer. Library copy is the compilation A Slight Case of Overbombing (tag 127022); label per Zookeeper is Elektra Records (Local). FCC: CLEAN (LRCLIB).</w:t>
+              <w:t xml:space="preserve">#53 The Sisters of Mercy, This Corrosion (9:31; library copy is the compilation A Slight Case of Overbombing, tag 127022). Added Oct. 29 after the first rebuild: #23 Dread Spectre Council, Hex's Up; #12 The Flaming Lips, God Will Control The Werewolves (Third Man, not in the library); #48 Bodega, Fear not the Fear (listen first, no lyrics posted); #18 Lambrini Girls, Cult of Celebrity (City Slang, not in the library).</w:t>
             </w:r>
           </w:p>
         </w:tc>
@@ -2157,7 +2157,7 @@
                 <w:sz w:val="18"/>
                 <w:szCs w:val="18"/>
               </w:rPr>
-              <w:t xml:space="preserve">New from your reviews (8)</w:t>
+              <w:t xml:space="preserve">Triple Shot options</w:t>
             </w:r>
           </w:p>
         </w:tc>
@@ -2189,7 +2189,7 @@
                 <w:sz w:val="18"/>
                 <w:szCs w:val="18"/>
               </w:rPr>
-              <w:t xml:space="preserve">Halloween-themed tracks you already reviewed: #12 Stef Chura, Eyes Without a Face; #13 A Giant Dog, Black Mirror; #15 So Pitted, cat scratch; #24 Adia Victoria, Devil Is A Lie; #25 Angélica Garcia, Lucifer Waiting; #32 L’epée, Ghost Rider; #33 The Mars Volta, Graveyard Love; #34 Black Pumas, Black Moon Rising. All are in the library with a tag. FCC status comes from your review. Added to the bottom of your Air Order so you can preview them.</w:t>
+              <w:t xml:space="preserve">You asked for the Queens options. All three are in the Air Order and the Triple Shot set: #35 Monsters in the Parasol (Rated R, 2000), #36 If I Had a Tail (...Like Clockwork, 2013), #37 Hangin' Tree (Songs for the Deaf, 2002). LRCLIB shows no flagged words in any of them. Pick one for the third song and cut the other two; the totals below count all three.</w:t>
             </w:r>
           </w:p>
         </w:tc>
@@ -2207,7 +2207,7 @@
               <w:bottom w:val="single" w:color="B7B7B7" w:sz="4"/>
               <w:right w:val="single" w:color="B7B7B7" w:sz="4"/>
             </w:tcBorders>
-            <w:shd w:fill="F5F7FA" w:color="auto" w:val="clear"/>
+            <w:shd w:fill="DDEBF7" w:color="auto" w:val="clear"/>
             <w:tcMar>
               <w:top w:type="dxa" w:w="50"/>
               <w:left w:type="dxa" w:w="90"/>
@@ -2228,7 +2228,7 @@
                 <w:sz w:val="18"/>
                 <w:szCs w:val="18"/>
               </w:rPr>
-              <w:t xml:space="preserve">Rearranged</w:t>
+              <w:t xml:space="preserve">New from your reviews (8)</w:t>
             </w:r>
           </w:p>
         </w:tc>
@@ -2241,26 +2241,26 @@
               <w:bottom w:val="single" w:color="B7B7B7" w:sz="4"/>
               <w:right w:val="single" w:color="B7B7B7" w:sz="4"/>
             </w:tcBorders>
-            <w:shd w:fill="F5F7FA" w:color="auto" w:val="clear"/>
-            <w:tcMar>
-              <w:top w:type="dxa" w:w="50"/>
-              <w:left w:type="dxa" w:w="90"/>
-              <w:bottom w:type="dxa" w:w="50"/>
-              <w:right w:type="dxa" w:w="90"/>
-            </w:tcMar>
-            <w:vAlign w:val="center"/>
-          </w:tcPr>
-          <w:p>
-            <w:pPr>
-              <w:spacing w:after="0" w:before="0"/>
-            </w:pPr>
-            <w:r>
-              <w:rPr>
-                <w:rFonts w:ascii="Arial" w:cs="Arial" w:eastAsia="Arial" w:hAnsi="Arial"/>
-                <w:sz w:val="18"/>
-                <w:szCs w:val="18"/>
-              </w:rPr>
-              <w:t xml:space="preserve">Eight themed sets: horror-punk anthems, haunted covers, black and cats and fuzz, the devil's set (closes Hour 1), the Triple Shot, ghosts and graveyards, goth and post-punk, and an industrial and long-dark closer ending on Black Sabbath.</w:t>
+            <w:shd w:fill="DDEBF7" w:color="auto" w:val="clear"/>
+            <w:tcMar>
+              <w:top w:type="dxa" w:w="50"/>
+              <w:left w:type="dxa" w:w="90"/>
+              <w:bottom w:type="dxa" w:w="50"/>
+              <w:right w:type="dxa" w:w="90"/>
+            </w:tcMar>
+            <w:vAlign w:val="center"/>
+          </w:tcPr>
+          <w:p>
+            <w:pPr>
+              <w:spacing w:after="0" w:before="0"/>
+            </w:pPr>
+            <w:r>
+              <w:rPr>
+                <w:rFonts w:ascii="Arial" w:cs="Arial" w:eastAsia="Arial" w:hAnsi="Arial"/>
+                <w:sz w:val="18"/>
+                <w:szCs w:val="18"/>
+              </w:rPr>
+              <w:t xml:space="preserve">Halloween-themed tracks you already reviewed: #13 Stef Chura, Eyes Without a Face; #14 A Giant Dog, Black Mirror; #16 So Pitted, cat scratch; #27 Adia Victoria, Devil Is A Lie; #28 Angélica Garcia, Lucifer Waiting; #38 L’epée, Ghost Rider; #39 The Mars Volta, Graveyard Love; #40 Black Pumas, Black Moon Rising. All are in the library with a tag. FCC status comes from your review. Added to the bottom of your Air Order so you can preview them.</w:t>
             </w:r>
           </w:p>
         </w:tc>
@@ -2298,7 +2298,7 @@
                 <w:sz w:val="18"/>
                 <w:szCs w:val="18"/>
               </w:rPr>
-              <w:t xml:space="preserve">Triple Shot</w:t>
+              <w:t xml:space="preserve">Rearranged</w:t>
             </w:r>
           </w:p>
         </w:tc>
@@ -2329,7 +2329,7 @@
                 <w:sz w:val="18"/>
                 <w:szCs w:val="18"/>
               </w:rPr>
-              <w:t xml:space="preserve">Two songs after your cut of No One Knows. Third slot is open: put No One Knows back, or use Phantom Limb from Perfecth (FCC unverified, no lyrics posted).</w:t>
+              <w:t xml:space="preserve">Eight themed sets: horror-punk anthems, haunted covers, black and cats and fuzz, the devil's set (closes Hour 1), the Triple Shot, ghosts and graveyards, goth and post-punk, and an industrial and long-dark closer ending on Black Sabbath.</w:t>
             </w:r>
           </w:p>
         </w:tc>
@@ -2368,7 +2368,7 @@
                 <w:sz w:val="18"/>
                 <w:szCs w:val="18"/>
               </w:rPr>
-              <w:t xml:space="preserve">Length</w:t>
+              <w:t xml:space="preserve">Triple Shot</w:t>
             </w:r>
           </w:p>
         </w:tc>
@@ -2400,7 +2400,7 @@
                 <w:sz w:val="18"/>
                 <w:szCs w:val="18"/>
               </w:rPr>
-              <w:t xml:space="preserve">All tracks: 3:15:28. Without the new review picks: 2:44:02. You cull on air; the first cuts are the new picks, then the long closers (Bauhaus 9:37, Sabbath 9:26, This Corrosion 9:31, Alien Sex Fiend 7:58).</w:t>
+              <w:t xml:space="preserve">#33 Where the Goth Girls At? and #34 Burn the Witch are set. The third song is your pick from the three options above (#35, #36, #37).</w:t>
             </w:r>
           </w:p>
         </w:tc>
@@ -2438,6 +2438,76 @@
                 <w:sz w:val="18"/>
                 <w:szCs w:val="18"/>
               </w:rPr>
+              <w:t xml:space="preserve">Length</w:t>
+            </w:r>
+          </w:p>
+        </w:tc>
+        <w:tc>
+          <w:tcPr>
+            <w:tcW w:type="dxa" w:w="11800"/>
+            <w:tcBorders>
+              <w:top w:val="single" w:color="B7B7B7" w:sz="4"/>
+              <w:left w:val="single" w:color="B7B7B7" w:sz="4"/>
+              <w:bottom w:val="single" w:color="B7B7B7" w:sz="4"/>
+              <w:right w:val="single" w:color="B7B7B7" w:sz="4"/>
+            </w:tcBorders>
+            <w:tcMar>
+              <w:top w:type="dxa" w:w="50"/>
+              <w:left w:type="dxa" w:w="90"/>
+              <w:bottom w:type="dxa" w:w="50"/>
+              <w:right w:type="dxa" w:w="90"/>
+            </w:tcMar>
+            <w:vAlign w:val="center"/>
+          </w:tcPr>
+          <w:p>
+            <w:pPr>
+              <w:spacing w:after="0" w:before="0"/>
+            </w:pPr>
+            <w:r>
+              <w:rPr>
+                <w:rFonts w:ascii="Arial" w:cs="Arial" w:eastAsia="Arial" w:hAnsi="Arial"/>
+                <w:sz w:val="18"/>
+                <w:szCs w:val="18"/>
+              </w:rPr>
+              <w:t xml:space="preserve">All tracks: 3:42:13. Without the new review picks: 3:10:47. You cull on air; the first cuts are the new picks, then the long closers (Bauhaus 9:37, Sabbath 9:26, This Corrosion 9:31, Alien Sex Fiend 7:58).</w:t>
+            </w:r>
+          </w:p>
+        </w:tc>
+      </w:tr>
+      <w:tr>
+        <w:trPr>
+          <w:cantSplit/>
+        </w:trPr>
+        <w:tc>
+          <w:tcPr>
+            <w:tcW w:type="dxa" w:w="2600"/>
+            <w:tcBorders>
+              <w:top w:val="single" w:color="B7B7B7" w:sz="4"/>
+              <w:left w:val="single" w:color="B7B7B7" w:sz="4"/>
+              <w:bottom w:val="single" w:color="B7B7B7" w:sz="4"/>
+              <w:right w:val="single" w:color="B7B7B7" w:sz="4"/>
+            </w:tcBorders>
+            <w:shd w:fill="F5F7FA" w:color="auto" w:val="clear"/>
+            <w:tcMar>
+              <w:top w:type="dxa" w:w="50"/>
+              <w:left w:type="dxa" w:w="90"/>
+              <w:bottom w:type="dxa" w:w="50"/>
+              <w:right w:type="dxa" w:w="90"/>
+            </w:tcMar>
+            <w:vAlign w:val="center"/>
+          </w:tcPr>
+          <w:p>
+            <w:pPr>
+              <w:spacing w:after="0" w:before="0"/>
+            </w:pPr>
+            <w:r>
+              <w:rPr>
+                <w:rFonts w:ascii="Arial" w:cs="Arial" w:eastAsia="Arial" w:hAnsi="Arial"/>
+                <w:b/>
+                <w:bCs/>
+                <w:sz w:val="18"/>
+                <w:szCs w:val="18"/>
+              </w:rPr>
               <w:t xml:space="preserve">Kept as is</w:t>
             </w:r>
           </w:p>
@@ -2451,6 +2521,7 @@
               <w:bottom w:val="single" w:color="B7B7B7" w:sz="4"/>
               <w:right w:val="single" w:color="B7B7B7" w:sz="4"/>
             </w:tcBorders>
+            <w:shd w:fill="F5F7FA" w:color="auto" w:val="clear"/>
             <w:tcMar>
               <w:top w:type="dxa" w:w="50"/>
               <w:left w:type="dxa" w:w="90"/>
@@ -2719,7 +2790,7 @@
                 <w:sz w:val="18"/>
                 <w:szCs w:val="18"/>
               </w:rPr>
-              <w:t xml:space="preserve">12 reviewed tracks: Ty Segall, Dread Spectre Council, Twisted Teens and Little Barrie from the October rotation, plus the eight new picks. Table below. One track per album.</w:t>
+              <w:t xml:space="preserve">13 reviewed tracks: Ty Segall, Dread Spectre Council (Raven and your add Hex's Up), Twisted Teens and Little Barrie from the October rotation, plus the eight new picks. Table below.</w:t>
             </w:r>
           </w:p>
         </w:tc>
@@ -2788,7 +2859,7 @@
                 <w:sz w:val="18"/>
                 <w:szCs w:val="18"/>
               </w:rPr>
-              <w:t xml:space="preserve">Queens of the Stone Age (#30-#31). New single from Perfecth, out Fri. Oct. 30 on Matador. Easy Street stays out (cool-off to Dec. 8).</w:t>
+              <w:t xml:space="preserve">Queens of the Stone Age (#33-#37). New single from Perfecth, out Fri. Oct. 30 on Matador. Third song is your pick of three options. Easy Street stays out (cool-off to Dec. 8).</w:t>
             </w:r>
           </w:p>
         </w:tc>
@@ -2859,7 +2930,7 @@
                 <w:sz w:val="18"/>
                 <w:szCs w:val="18"/>
               </w:rPr>
-              <w:t xml:space="preserve">Fuzz and punk in Set 3 (#16 Fake Names, #15 So Pitted), goth and post-punk in Set 7 (#35-#42). Killing Joke and Iceage are in cool-off.</w:t>
+              <w:t xml:space="preserve">Fuzz and punk in Set 3 (#17 Fake Names, #16 So Pitted), goth and post-punk in Set 7 (#41-#49). Killing Joke and Iceage are in cool-off.</w:t>
             </w:r>
           </w:p>
         </w:tc>
@@ -3513,7 +3584,7 @@
                 <w:sz w:val="18"/>
                 <w:szCs w:val="18"/>
               </w:rPr>
-              <w:t xml:space="preserve">#48 Black Sabbath (closer)</w:t>
+              <w:t xml:space="preserve">#55 Black Sabbath (closer)</w:t>
             </w:r>
           </w:p>
         </w:tc>
@@ -3642,7 +3713,7 @@
                 <w:sz w:val="18"/>
                 <w:szCs w:val="18"/>
               </w:rPr>
-              <w:t xml:space="preserve">#36 Lullaby</w:t>
+              <w:t xml:space="preserve">#42 Lullaby</w:t>
             </w:r>
           </w:p>
         </w:tc>
@@ -4171,7 +4242,7 @@
                 <w:sz w:val="18"/>
                 <w:szCs w:val="18"/>
               </w:rPr>
-              <w:t xml:space="preserve">#30 Where the Goth Girls At? (Triple Shot)</w:t>
+              <w:t xml:space="preserve">#33 Where the Goth Girls At? (Triple Shot)</w:t>
             </w:r>
           </w:p>
         </w:tc>
@@ -4500,7 +4571,7 @@
                 <w:sz w:val="18"/>
                 <w:szCs w:val="18"/>
               </w:rPr>
-              <w:t xml:space="preserve">#16 Punk Ruins</w:t>
+              <w:t xml:space="preserve">#17 Punk Ruins</w:t>
             </w:r>
           </w:p>
         </w:tc>
@@ -4829,7 +4900,7 @@
                 <w:sz w:val="18"/>
                 <w:szCs w:val="18"/>
               </w:rPr>
-              <w:t xml:space="preserve">#19 Circus Clown (from Blame the Clown)</w:t>
+              <w:t xml:space="preserve">#21 Circus Clown (from Blame the Clown)</w:t>
             </w:r>
           </w:p>
         </w:tc>
@@ -5279,7 +5350,7 @@
                 <w:sz w:val="18"/>
                 <w:szCs w:val="18"/>
               </w:rPr>
-              <w:t xml:space="preserve">#14</w:t>
+              <w:t xml:space="preserve">#15</w:t>
             </w:r>
           </w:p>
         </w:tc>
@@ -5476,7 +5547,7 @@
                 <w:sz w:val="18"/>
                 <w:szCs w:val="18"/>
               </w:rPr>
-              <w:t xml:space="preserve">#20</w:t>
+              <w:t xml:space="preserve">#22</w:t>
             </w:r>
           </w:p>
         </w:tc>
@@ -5512,7 +5583,7 @@
                 <w:sz w:val="18"/>
                 <w:szCs w:val="18"/>
               </w:rPr>
-              <w:t xml:space="preserve">Twisted Teens</w:t>
+              <w:t xml:space="preserve">Dread Spectre Council</w:t>
             </w:r>
           </w:p>
         </w:tc>
@@ -5543,7 +5614,7 @@
                 <w:sz w:val="18"/>
                 <w:szCs w:val="18"/>
               </w:rPr>
-              <w:t xml:space="preserve">Blame the Clown</w:t>
+              <w:t xml:space="preserve">Thetans</w:t>
             </w:r>
           </w:p>
         </w:tc>
@@ -5574,7 +5645,7 @@
                 <w:sz w:val="18"/>
                 <w:szCs w:val="18"/>
               </w:rPr>
-              <w:t xml:space="preserve">Oct. 6, 2026</w:t>
+              <w:t xml:space="preserve">Oct. 8, 2026</w:t>
             </w:r>
           </w:p>
         </w:tc>
@@ -5605,7 +5676,7 @@
                 <w:sz w:val="18"/>
                 <w:szCs w:val="18"/>
               </w:rPr>
-              <w:t xml:space="preserve">Circus Clown</w:t>
+              <w:t xml:space="preserve">Hex's Up (your add; two tracks from one album)</w:t>
             </w:r>
           </w:p>
         </w:tc>
@@ -5636,7 +5707,7 @@
                 <w:sz w:val="18"/>
                 <w:szCs w:val="18"/>
               </w:rPr>
-              <w:t xml:space="preserve">4</w:t>
+              <w:t xml:space="preserve">5</w:t>
             </w:r>
           </w:p>
         </w:tc>
@@ -5667,7 +5738,7 @@
                 <w:sz w:val="18"/>
                 <w:szCs w:val="18"/>
               </w:rPr>
-              <w:t xml:space="preserve">#19</w:t>
+              <w:t xml:space="preserve">#23</w:t>
             </w:r>
           </w:p>
         </w:tc>
@@ -5704,7 +5775,7 @@
                 <w:sz w:val="18"/>
                 <w:szCs w:val="18"/>
               </w:rPr>
-              <w:t xml:space="preserve">Little Barrie</w:t>
+              <w:t xml:space="preserve">Twisted Teens</w:t>
             </w:r>
           </w:p>
         </w:tc>
@@ -5736,7 +5807,7 @@
                 <w:sz w:val="18"/>
                 <w:szCs w:val="18"/>
               </w:rPr>
-              <w:t xml:space="preserve">Gravity Freeze</w:t>
+              <w:t xml:space="preserve">Blame the Clown</w:t>
             </w:r>
           </w:p>
         </w:tc>
@@ -5768,7 +5839,7 @@
                 <w:sz w:val="18"/>
                 <w:szCs w:val="18"/>
               </w:rPr>
-              <w:t xml:space="preserve">Oct. 8, 2026</w:t>
+              <w:t xml:space="preserve">Oct. 6, 2026</w:t>
             </w:r>
           </w:p>
         </w:tc>
@@ -5800,7 +5871,7 @@
                 <w:sz w:val="18"/>
                 <w:szCs w:val="18"/>
               </w:rPr>
-              <w:t xml:space="preserve">It Isn't Soul</w:t>
+              <w:t xml:space="preserve">Circus Clown</w:t>
             </w:r>
           </w:p>
         </w:tc>
@@ -5832,7 +5903,7 @@
                 <w:sz w:val="18"/>
                 <w:szCs w:val="18"/>
               </w:rPr>
-              <w:t xml:space="preserve">3</w:t>
+              <w:t xml:space="preserve">4</w:t>
             </w:r>
           </w:p>
         </w:tc>
@@ -5864,7 +5935,7 @@
                 <w:sz w:val="18"/>
                 <w:szCs w:val="18"/>
               </w:rPr>
-              <w:t xml:space="preserve">#23</w:t>
+              <w:t xml:space="preserve">#21</w:t>
             </w:r>
           </w:p>
         </w:tc>
@@ -5900,7 +5971,7 @@
                 <w:sz w:val="18"/>
                 <w:szCs w:val="18"/>
               </w:rPr>
-              <w:t xml:space="preserve">Stef Chura</w:t>
+              <w:t xml:space="preserve">Little Barrie</w:t>
             </w:r>
           </w:p>
         </w:tc>
@@ -5931,7 +6002,7 @@
                 <w:sz w:val="18"/>
                 <w:szCs w:val="18"/>
               </w:rPr>
-              <w:t xml:space="preserve">Midnight</w:t>
+              <w:t xml:space="preserve">Gravity Freeze</w:t>
             </w:r>
           </w:p>
         </w:tc>
@@ -5962,7 +6033,7 @@
                 <w:sz w:val="18"/>
                 <w:szCs w:val="18"/>
               </w:rPr>
-              <w:t xml:space="preserve">July 5, 2019</w:t>
+              <w:t xml:space="preserve">Oct. 8, 2026</w:t>
             </w:r>
           </w:p>
         </w:tc>
@@ -5993,7 +6064,7 @@
                 <w:sz w:val="18"/>
                 <w:szCs w:val="18"/>
               </w:rPr>
-              <w:t xml:space="preserve">Eyes Without a Face</w:t>
+              <w:t xml:space="preserve">It Isn't Soul</w:t>
             </w:r>
           </w:p>
         </w:tc>
@@ -6024,7 +6095,7 @@
                 <w:sz w:val="18"/>
                 <w:szCs w:val="18"/>
               </w:rPr>
-              <w:t xml:space="preserve">4</w:t>
+              <w:t xml:space="preserve">3</w:t>
             </w:r>
           </w:p>
         </w:tc>
@@ -6055,7 +6126,7 @@
                 <w:sz w:val="18"/>
                 <w:szCs w:val="18"/>
               </w:rPr>
-              <w:t xml:space="preserve">#12</w:t>
+              <w:t xml:space="preserve">#26</w:t>
             </w:r>
           </w:p>
         </w:tc>
@@ -6092,7 +6163,7 @@
                 <w:sz w:val="18"/>
                 <w:szCs w:val="18"/>
               </w:rPr>
-              <w:t xml:space="preserve">A Giant Dog</w:t>
+              <w:t xml:space="preserve">Stef Chura</w:t>
             </w:r>
           </w:p>
         </w:tc>
@@ -6124,7 +6195,7 @@
                 <w:sz w:val="18"/>
                 <w:szCs w:val="18"/>
               </w:rPr>
-              <w:t xml:space="preserve">Neon Bible</w:t>
+              <w:t xml:space="preserve">Midnight</w:t>
             </w:r>
           </w:p>
         </w:tc>
@@ -6156,7 +6227,7 @@
                 <w:sz w:val="18"/>
                 <w:szCs w:val="18"/>
               </w:rPr>
-              <w:t xml:space="preserve">Oct. 12, 2019</w:t>
+              <w:t xml:space="preserve">July 5, 2019</w:t>
             </w:r>
           </w:p>
         </w:tc>
@@ -6188,7 +6259,7 @@
                 <w:sz w:val="18"/>
                 <w:szCs w:val="18"/>
               </w:rPr>
-              <w:t xml:space="preserve">Black Mirror</w:t>
+              <w:t xml:space="preserve">Eyes Without a Face</w:t>
             </w:r>
           </w:p>
         </w:tc>
@@ -6288,7 +6359,7 @@
                 <w:sz w:val="18"/>
                 <w:szCs w:val="18"/>
               </w:rPr>
-              <w:t xml:space="preserve">So Pitted</w:t>
+              <w:t xml:space="preserve">A Giant Dog</w:t>
             </w:r>
           </w:p>
         </w:tc>
@@ -6319,7 +6390,7 @@
                 <w:sz w:val="18"/>
                 <w:szCs w:val="18"/>
               </w:rPr>
-              <w:t xml:space="preserve">Neo</w:t>
+              <w:t xml:space="preserve">Neon Bible</w:t>
             </w:r>
           </w:p>
         </w:tc>
@@ -6350,7 +6421,7 @@
                 <w:sz w:val="18"/>
                 <w:szCs w:val="18"/>
               </w:rPr>
-              <w:t xml:space="preserve"/>
+              <w:t xml:space="preserve">Oct. 12, 2019</w:t>
             </w:r>
           </w:p>
         </w:tc>
@@ -6381,7 +6452,7 @@
                 <w:sz w:val="18"/>
                 <w:szCs w:val="18"/>
               </w:rPr>
-              <w:t xml:space="preserve">cat scratch</w:t>
+              <w:t xml:space="preserve">Black Mirror</w:t>
             </w:r>
           </w:p>
         </w:tc>
@@ -6412,7 +6483,7 @@
                 <w:sz w:val="18"/>
                 <w:szCs w:val="18"/>
               </w:rPr>
-              <w:t xml:space="preserve">-</w:t>
+              <w:t xml:space="preserve">4</w:t>
             </w:r>
           </w:p>
         </w:tc>
@@ -6443,7 +6514,7 @@
                 <w:sz w:val="18"/>
                 <w:szCs w:val="18"/>
               </w:rPr>
-              <w:t xml:space="preserve">#15</w:t>
+              <w:t xml:space="preserve">#14</w:t>
             </w:r>
           </w:p>
         </w:tc>
@@ -6480,7 +6551,7 @@
                 <w:sz w:val="18"/>
                 <w:szCs w:val="18"/>
               </w:rPr>
-              <w:t xml:space="preserve">Adia Victoria</w:t>
+              <w:t xml:space="preserve">So Pitted</w:t>
             </w:r>
           </w:p>
         </w:tc>
@@ -6512,7 +6583,7 @@
                 <w:sz w:val="18"/>
                 <w:szCs w:val="18"/>
               </w:rPr>
-              <w:t xml:space="preserve">Silences</w:t>
+              <w:t xml:space="preserve">Neo</w:t>
             </w:r>
           </w:p>
         </w:tc>
@@ -6544,7 +6615,7 @@
                 <w:sz w:val="18"/>
                 <w:szCs w:val="18"/>
               </w:rPr>
-              <w:t xml:space="preserve">Oct. 12, 2019</w:t>
+              <w:t xml:space="preserve"/>
             </w:r>
           </w:p>
         </w:tc>
@@ -6576,7 +6647,7 @@
                 <w:sz w:val="18"/>
                 <w:szCs w:val="18"/>
               </w:rPr>
-              <w:t xml:space="preserve">Devil Is A Lie</w:t>
+              <w:t xml:space="preserve">cat scratch</w:t>
             </w:r>
           </w:p>
         </w:tc>
@@ -6608,7 +6679,7 @@
                 <w:sz w:val="18"/>
                 <w:szCs w:val="18"/>
               </w:rPr>
-              <w:t xml:space="preserve">5</w:t>
+              <w:t xml:space="preserve">-</w:t>
             </w:r>
           </w:p>
         </w:tc>
@@ -6640,7 +6711,7 @@
                 <w:sz w:val="18"/>
                 <w:szCs w:val="18"/>
               </w:rPr>
-              <w:t xml:space="preserve">#24</w:t>
+              <w:t xml:space="preserve">#16</w:t>
             </w:r>
           </w:p>
         </w:tc>
@@ -6676,7 +6747,7 @@
                 <w:sz w:val="18"/>
                 <w:szCs w:val="18"/>
               </w:rPr>
-              <w:t xml:space="preserve">Angélica Garcia</w:t>
+              <w:t xml:space="preserve">Adia Victoria</w:t>
             </w:r>
           </w:p>
         </w:tc>
@@ -6707,7 +6778,7 @@
                 <w:sz w:val="18"/>
                 <w:szCs w:val="18"/>
               </w:rPr>
-              <w:t xml:space="preserve">Cha Cha Palace</w:t>
+              <w:t xml:space="preserve">Silences</w:t>
             </w:r>
           </w:p>
         </w:tc>
@@ -6738,7 +6809,7 @@
                 <w:sz w:val="18"/>
                 <w:szCs w:val="18"/>
               </w:rPr>
-              <w:t xml:space="preserve">Apr. 5, 2020</w:t>
+              <w:t xml:space="preserve">Oct. 12, 2019</w:t>
             </w:r>
           </w:p>
         </w:tc>
@@ -6769,7 +6840,7 @@
                 <w:sz w:val="18"/>
                 <w:szCs w:val="18"/>
               </w:rPr>
-              <w:t xml:space="preserve">Lucifer Waiting</w:t>
+              <w:t xml:space="preserve">Devil Is A Lie</w:t>
             </w:r>
           </w:p>
         </w:tc>
@@ -6800,7 +6871,7 @@
                 <w:sz w:val="18"/>
                 <w:szCs w:val="18"/>
               </w:rPr>
-              <w:t xml:space="preserve">4</w:t>
+              <w:t xml:space="preserve">5</w:t>
             </w:r>
           </w:p>
         </w:tc>
@@ -6831,7 +6902,7 @@
                 <w:sz w:val="18"/>
                 <w:szCs w:val="18"/>
               </w:rPr>
-              <w:t xml:space="preserve">#25</w:t>
+              <w:t xml:space="preserve">#27</w:t>
             </w:r>
           </w:p>
         </w:tc>
@@ -6868,7 +6939,7 @@
                 <w:sz w:val="18"/>
                 <w:szCs w:val="18"/>
               </w:rPr>
-              <w:t xml:space="preserve">L’epée</w:t>
+              <w:t xml:space="preserve">Angélica Garcia</w:t>
             </w:r>
           </w:p>
         </w:tc>
@@ -6900,7 +6971,7 @@
                 <w:sz w:val="18"/>
                 <w:szCs w:val="18"/>
               </w:rPr>
-              <w:t xml:space="preserve">Diabolique</w:t>
+              <w:t xml:space="preserve">Cha Cha Palace</w:t>
             </w:r>
           </w:p>
         </w:tc>
@@ -6932,7 +7003,7 @@
                 <w:sz w:val="18"/>
                 <w:szCs w:val="18"/>
               </w:rPr>
-              <w:t xml:space="preserve">Oct. 12, 2019</w:t>
+              <w:t xml:space="preserve">Apr. 5, 2020</w:t>
             </w:r>
           </w:p>
         </w:tc>
@@ -6964,7 +7035,7 @@
                 <w:sz w:val="18"/>
                 <w:szCs w:val="18"/>
               </w:rPr>
-              <w:t xml:space="preserve">Ghost Rider</w:t>
+              <w:t xml:space="preserve">Lucifer Waiting</w:t>
             </w:r>
           </w:p>
         </w:tc>
@@ -7028,7 +7099,7 @@
                 <w:sz w:val="18"/>
                 <w:szCs w:val="18"/>
               </w:rPr>
-              <w:t xml:space="preserve">#32</w:t>
+              <w:t xml:space="preserve">#28</w:t>
             </w:r>
           </w:p>
         </w:tc>
@@ -7064,7 +7135,7 @@
                 <w:sz w:val="18"/>
                 <w:szCs w:val="18"/>
               </w:rPr>
-              <w:t xml:space="preserve">The Mars Volta</w:t>
+              <w:t xml:space="preserve">L’epée</w:t>
             </w:r>
           </w:p>
         </w:tc>
@@ -7095,7 +7166,7 @@
                 <w:sz w:val="18"/>
                 <w:szCs w:val="18"/>
               </w:rPr>
-              <w:t xml:space="preserve">The Mars Volta</w:t>
+              <w:t xml:space="preserve">Diabolique</w:t>
             </w:r>
           </w:p>
         </w:tc>
@@ -7126,7 +7197,7 @@
                 <w:sz w:val="18"/>
                 <w:szCs w:val="18"/>
               </w:rPr>
-              <w:t xml:space="preserve">Jan. 8, 2023</w:t>
+              <w:t xml:space="preserve">Oct. 12, 2019</w:t>
             </w:r>
           </w:p>
         </w:tc>
@@ -7157,7 +7228,7 @@
                 <w:sz w:val="18"/>
                 <w:szCs w:val="18"/>
               </w:rPr>
-              <w:t xml:space="preserve">Graveyard Love</w:t>
+              <w:t xml:space="preserve">Ghost Rider</w:t>
             </w:r>
           </w:p>
         </w:tc>
@@ -7219,7 +7290,7 @@
                 <w:sz w:val="18"/>
                 <w:szCs w:val="18"/>
               </w:rPr>
-              <w:t xml:space="preserve">#33</w:t>
+              <w:t xml:space="preserve">#38</w:t>
             </w:r>
           </w:p>
         </w:tc>
@@ -7256,6 +7327,202 @@
                 <w:sz w:val="18"/>
                 <w:szCs w:val="18"/>
               </w:rPr>
+              <w:t xml:space="preserve">The Mars Volta</w:t>
+            </w:r>
+          </w:p>
+        </w:tc>
+        <w:tc>
+          <w:tcPr>
+            <w:tcW w:type="dxa" w:w="3600"/>
+            <w:tcBorders>
+              <w:top w:val="single" w:color="B7B7B7" w:sz="4"/>
+              <w:left w:val="single" w:color="B7B7B7" w:sz="4"/>
+              <w:bottom w:val="single" w:color="B7B7B7" w:sz="4"/>
+              <w:right w:val="single" w:color="B7B7B7" w:sz="4"/>
+            </w:tcBorders>
+            <w:shd w:fill="F5F7FA" w:color="auto" w:val="clear"/>
+            <w:tcMar>
+              <w:top w:type="dxa" w:w="50"/>
+              <w:left w:type="dxa" w:w="90"/>
+              <w:bottom w:type="dxa" w:w="50"/>
+              <w:right w:type="dxa" w:w="90"/>
+            </w:tcMar>
+            <w:vAlign w:val="center"/>
+          </w:tcPr>
+          <w:p>
+            <w:pPr>
+              <w:spacing w:after="0" w:before="0"/>
+            </w:pPr>
+            <w:r>
+              <w:rPr>
+                <w:rFonts w:ascii="Arial" w:cs="Arial" w:eastAsia="Arial" w:hAnsi="Arial"/>
+                <w:sz w:val="18"/>
+                <w:szCs w:val="18"/>
+              </w:rPr>
+              <w:t xml:space="preserve">The Mars Volta</w:t>
+            </w:r>
+          </w:p>
+        </w:tc>
+        <w:tc>
+          <w:tcPr>
+            <w:tcW w:type="dxa" w:w="1700"/>
+            <w:tcBorders>
+              <w:top w:val="single" w:color="B7B7B7" w:sz="4"/>
+              <w:left w:val="single" w:color="B7B7B7" w:sz="4"/>
+              <w:bottom w:val="single" w:color="B7B7B7" w:sz="4"/>
+              <w:right w:val="single" w:color="B7B7B7" w:sz="4"/>
+            </w:tcBorders>
+            <w:shd w:fill="F5F7FA" w:color="auto" w:val="clear"/>
+            <w:tcMar>
+              <w:top w:type="dxa" w:w="50"/>
+              <w:left w:type="dxa" w:w="90"/>
+              <w:bottom w:type="dxa" w:w="50"/>
+              <w:right w:type="dxa" w:w="90"/>
+            </w:tcMar>
+            <w:vAlign w:val="center"/>
+          </w:tcPr>
+          <w:p>
+            <w:pPr>
+              <w:spacing w:after="0" w:before="0"/>
+            </w:pPr>
+            <w:r>
+              <w:rPr>
+                <w:rFonts w:ascii="Arial" w:cs="Arial" w:eastAsia="Arial" w:hAnsi="Arial"/>
+                <w:sz w:val="18"/>
+                <w:szCs w:val="18"/>
+              </w:rPr>
+              <w:t xml:space="preserve">Jan. 8, 2023</w:t>
+            </w:r>
+          </w:p>
+        </w:tc>
+        <w:tc>
+          <w:tcPr>
+            <w:tcW w:type="dxa" w:w="3400"/>
+            <w:tcBorders>
+              <w:top w:val="single" w:color="B7B7B7" w:sz="4"/>
+              <w:left w:val="single" w:color="B7B7B7" w:sz="4"/>
+              <w:bottom w:val="single" w:color="B7B7B7" w:sz="4"/>
+              <w:right w:val="single" w:color="B7B7B7" w:sz="4"/>
+            </w:tcBorders>
+            <w:shd w:fill="F5F7FA" w:color="auto" w:val="clear"/>
+            <w:tcMar>
+              <w:top w:type="dxa" w:w="50"/>
+              <w:left w:type="dxa" w:w="90"/>
+              <w:bottom w:type="dxa" w:w="50"/>
+              <w:right w:type="dxa" w:w="90"/>
+            </w:tcMar>
+            <w:vAlign w:val="center"/>
+          </w:tcPr>
+          <w:p>
+            <w:pPr>
+              <w:spacing w:after="0" w:before="0"/>
+            </w:pPr>
+            <w:r>
+              <w:rPr>
+                <w:rFonts w:ascii="Arial" w:cs="Arial" w:eastAsia="Arial" w:hAnsi="Arial"/>
+                <w:sz w:val="18"/>
+                <w:szCs w:val="18"/>
+              </w:rPr>
+              <w:t xml:space="preserve">Graveyard Love</w:t>
+            </w:r>
+          </w:p>
+        </w:tc>
+        <w:tc>
+          <w:tcPr>
+            <w:tcW w:type="dxa" w:w="900"/>
+            <w:tcBorders>
+              <w:top w:val="single" w:color="B7B7B7" w:sz="4"/>
+              <w:left w:val="single" w:color="B7B7B7" w:sz="4"/>
+              <w:bottom w:val="single" w:color="B7B7B7" w:sz="4"/>
+              <w:right w:val="single" w:color="B7B7B7" w:sz="4"/>
+            </w:tcBorders>
+            <w:shd w:fill="F5F7FA" w:color="auto" w:val="clear"/>
+            <w:tcMar>
+              <w:top w:type="dxa" w:w="50"/>
+              <w:left w:type="dxa" w:w="90"/>
+              <w:bottom w:type="dxa" w:w="50"/>
+              <w:right w:type="dxa" w:w="90"/>
+            </w:tcMar>
+            <w:vAlign w:val="center"/>
+          </w:tcPr>
+          <w:p>
+            <w:pPr>
+              <w:spacing w:after="0" w:before="0"/>
+            </w:pPr>
+            <w:r>
+              <w:rPr>
+                <w:rFonts w:ascii="Arial" w:cs="Arial" w:eastAsia="Arial" w:hAnsi="Arial"/>
+                <w:sz w:val="18"/>
+                <w:szCs w:val="18"/>
+              </w:rPr>
+              <w:t xml:space="preserve">4</w:t>
+            </w:r>
+          </w:p>
+        </w:tc>
+        <w:tc>
+          <w:tcPr>
+            <w:tcW w:type="dxa" w:w="2200"/>
+            <w:tcBorders>
+              <w:top w:val="single" w:color="B7B7B7" w:sz="4"/>
+              <w:left w:val="single" w:color="B7B7B7" w:sz="4"/>
+              <w:bottom w:val="single" w:color="B7B7B7" w:sz="4"/>
+              <w:right w:val="single" w:color="B7B7B7" w:sz="4"/>
+            </w:tcBorders>
+            <w:shd w:fill="F5F7FA" w:color="auto" w:val="clear"/>
+            <w:tcMar>
+              <w:top w:type="dxa" w:w="50"/>
+              <w:left w:type="dxa" w:w="90"/>
+              <w:bottom w:type="dxa" w:w="50"/>
+              <w:right w:type="dxa" w:w="90"/>
+            </w:tcMar>
+            <w:vAlign w:val="center"/>
+          </w:tcPr>
+          <w:p>
+            <w:pPr>
+              <w:spacing w:after="0" w:before="0"/>
+            </w:pPr>
+            <w:r>
+              <w:rPr>
+                <w:rFonts w:ascii="Arial" w:cs="Arial" w:eastAsia="Arial" w:hAnsi="Arial"/>
+                <w:sz w:val="18"/>
+                <w:szCs w:val="18"/>
+              </w:rPr>
+              <w:t xml:space="preserve">#39</w:t>
+            </w:r>
+          </w:p>
+        </w:tc>
+      </w:tr>
+      <w:tr>
+        <w:trPr>
+          <w:cantSplit/>
+        </w:trPr>
+        <w:tc>
+          <w:tcPr>
+            <w:tcW w:type="dxa" w:w="2600"/>
+            <w:tcBorders>
+              <w:top w:val="single" w:color="B7B7B7" w:sz="4"/>
+              <w:left w:val="single" w:color="B7B7B7" w:sz="4"/>
+              <w:bottom w:val="single" w:color="B7B7B7" w:sz="4"/>
+              <w:right w:val="single" w:color="B7B7B7" w:sz="4"/>
+            </w:tcBorders>
+            <w:tcMar>
+              <w:top w:type="dxa" w:w="50"/>
+              <w:left w:type="dxa" w:w="90"/>
+              <w:bottom w:type="dxa" w:w="50"/>
+              <w:right w:type="dxa" w:w="90"/>
+            </w:tcMar>
+            <w:vAlign w:val="center"/>
+          </w:tcPr>
+          <w:p>
+            <w:pPr>
+              <w:spacing w:after="0" w:before="0"/>
+            </w:pPr>
+            <w:r>
+              <w:rPr>
+                <w:rFonts w:ascii="Arial" w:cs="Arial" w:eastAsia="Arial" w:hAnsi="Arial"/>
+                <w:sz w:val="18"/>
+                <w:szCs w:val="18"/>
+              </w:rPr>
               <w:t xml:space="preserve">Black Pumas</w:t>
             </w:r>
           </w:p>
@@ -7269,7 +7536,6 @@
               <w:bottom w:val="single" w:color="B7B7B7" w:sz="4"/>
               <w:right w:val="single" w:color="B7B7B7" w:sz="4"/>
             </w:tcBorders>
-            <w:shd w:fill="F5F7FA" w:color="auto" w:val="clear"/>
             <w:tcMar>
               <w:top w:type="dxa" w:w="50"/>
               <w:left w:type="dxa" w:w="90"/>
@@ -7301,7 +7567,6 @@
               <w:bottom w:val="single" w:color="B7B7B7" w:sz="4"/>
               <w:right w:val="single" w:color="B7B7B7" w:sz="4"/>
             </w:tcBorders>
-            <w:shd w:fill="F5F7FA" w:color="auto" w:val="clear"/>
             <w:tcMar>
               <w:top w:type="dxa" w:w="50"/>
               <w:left w:type="dxa" w:w="90"/>
@@ -7333,7 +7598,6 @@
               <w:bottom w:val="single" w:color="B7B7B7" w:sz="4"/>
               <w:right w:val="single" w:color="B7B7B7" w:sz="4"/>
             </w:tcBorders>
-            <w:shd w:fill="F5F7FA" w:color="auto" w:val="clear"/>
             <w:tcMar>
               <w:top w:type="dxa" w:w="50"/>
               <w:left w:type="dxa" w:w="90"/>
@@ -7365,7 +7629,6 @@
               <w:bottom w:val="single" w:color="B7B7B7" w:sz="4"/>
               <w:right w:val="single" w:color="B7B7B7" w:sz="4"/>
             </w:tcBorders>
-            <w:shd w:fill="F5F7FA" w:color="auto" w:val="clear"/>
             <w:tcMar>
               <w:top w:type="dxa" w:w="50"/>
               <w:left w:type="dxa" w:w="90"/>
@@ -7397,26 +7660,25 @@
               <w:bottom w:val="single" w:color="B7B7B7" w:sz="4"/>
               <w:right w:val="single" w:color="B7B7B7" w:sz="4"/>
             </w:tcBorders>
-            <w:shd w:fill="F5F7FA" w:color="auto" w:val="clear"/>
-            <w:tcMar>
-              <w:top w:type="dxa" w:w="50"/>
-              <w:left w:type="dxa" w:w="90"/>
-              <w:bottom w:type="dxa" w:w="50"/>
-              <w:right w:type="dxa" w:w="90"/>
-            </w:tcMar>
-            <w:vAlign w:val="center"/>
-          </w:tcPr>
-          <w:p>
-            <w:pPr>
-              <w:spacing w:after="0" w:before="0"/>
-            </w:pPr>
-            <w:r>
-              <w:rPr>
-                <w:rFonts w:ascii="Arial" w:cs="Arial" w:eastAsia="Arial" w:hAnsi="Arial"/>
-                <w:sz w:val="18"/>
-                <w:szCs w:val="18"/>
-              </w:rPr>
-              <w:t xml:space="preserve">#34</w:t>
+            <w:tcMar>
+              <w:top w:type="dxa" w:w="50"/>
+              <w:left w:type="dxa" w:w="90"/>
+              <w:bottom w:type="dxa" w:w="50"/>
+              <w:right w:type="dxa" w:w="90"/>
+            </w:tcMar>
+            <w:vAlign w:val="center"/>
+          </w:tcPr>
+          <w:p>
+            <w:pPr>
+              <w:spacing w:after="0" w:before="0"/>
+            </w:pPr>
+            <w:r>
+              <w:rPr>
+                <w:rFonts w:ascii="Arial" w:cs="Arial" w:eastAsia="Arial" w:hAnsi="Arial"/>
+                <w:sz w:val="18"/>
+                <w:szCs w:val="18"/>
+              </w:rPr>
+              <w:t xml:space="preserve">#40</w:t>
             </w:r>
           </w:p>
         </w:tc>
@@ -10238,7 +10500,7 @@
                 <w:sz w:val="22"/>
                 <w:szCs w:val="22"/>
               </w:rPr>
-              <w:t xml:space="preserve">Hour 1, Set 2: Spells, wolves and haunted covers   |   7 tracks   |   21:17   |   on air through 40:42</w:t>
+              <w:t xml:space="preserve">Hour 1, Set 2: Spells, wolves and haunted covers   |   8 tracks   |   25:39   |   on air through 45:04</w:t>
             </w:r>
           </w:p>
         </w:tc>
@@ -12171,7 +12433,7 @@
                 <w:sz w:val="18"/>
                 <w:szCs w:val="18"/>
               </w:rPr>
-              <w:t xml:space="preserve">Stef Chura</w:t>
+              <w:t xml:space="preserve">The Flaming Lips</w:t>
             </w:r>
           </w:p>
         </w:tc>
@@ -12206,7 +12468,7 @@
                 <w:sz w:val="20"/>
                 <w:szCs w:val="20"/>
               </w:rPr>
-              <w:t xml:space="preserve">Eyes Without a Face</w:t>
+              <w:t xml:space="preserve">God Will Control The Werewolves</w:t>
             </w:r>
           </w:p>
         </w:tc>
@@ -12239,7 +12501,7 @@
                 <w:sz w:val="18"/>
                 <w:szCs w:val="18"/>
               </w:rPr>
-              <w:t xml:space="preserve">Midnight</w:t>
+              <w:t xml:space="preserve">The Teardrop Throbs</w:t>
             </w:r>
           </w:p>
         </w:tc>
@@ -12272,7 +12534,7 @@
                 <w:sz w:val="18"/>
                 <w:szCs w:val="18"/>
               </w:rPr>
-              <w:t xml:space="preserve">Saddle Creek</w:t>
+              <w:t xml:space="preserve">Third Man Records</w:t>
             </w:r>
           </w:p>
         </w:tc>
@@ -12305,7 +12567,7 @@
                 <w:sz w:val="18"/>
                 <w:szCs w:val="18"/>
               </w:rPr>
-              <w:t xml:space="preserve">1135774</w:t>
+              <w:t xml:space="preserve">-</w:t>
             </w:r>
           </w:p>
         </w:tc>
@@ -12338,7 +12600,7 @@
                 <w:sz w:val="18"/>
                 <w:szCs w:val="18"/>
               </w:rPr>
-              <w:t xml:space="preserve">3:53</w:t>
+              <w:t xml:space="preserve">4:22</w:t>
             </w:r>
           </w:p>
         </w:tc>
@@ -12407,7 +12669,7 @@
                 <w:sz w:val="16"/>
                 <w:szCs w:val="16"/>
               </w:rPr>
-              <w:t xml:space="preserve">[NEW from your reviews] Your review: 4 stars; Billy Idol cover, quiet and breathy, then a plodding rocker. Idol's song is named for the 1960 French horror film.</w:t>
+              <w:t xml:space="preserve">[ADDED Oct. 29] Added to the Air Order by DJ Stace (Oct. 29). Werewolf title. Album announced Oct. 26, due in January on Third Man (verify), the first without Steven Drozd. Not in the library yet.</w:t>
             </w:r>
           </w:p>
         </w:tc>
@@ -12436,7 +12698,7 @@
           </w:tcPr>
           <w:p>
             <w:pPr>
-              <w:keepNext w:val="false"/>
+              <w:keepNext/>
               <w:spacing w:after="0" w:before="0"/>
             </w:pPr>
             <w:r>
@@ -12448,6 +12710,317 @@
                 <w:szCs w:val="18"/>
               </w:rPr>
               <w:t xml:space="preserve">13</w:t>
+            </w:r>
+          </w:p>
+        </w:tc>
+        <w:tc>
+          <w:tcPr>
+            <w:tcW w:type="dxa" w:w="1800"/>
+            <w:tcBorders>
+              <w:top w:val="single" w:color="B7B7B7" w:sz="4"/>
+              <w:left w:val="single" w:color="B7B7B7" w:sz="4"/>
+              <w:bottom w:val="single" w:color="B7B7B7" w:sz="4"/>
+              <w:right w:val="single" w:color="B7B7B7" w:sz="4"/>
+            </w:tcBorders>
+            <w:shd w:fill="DDEBF7" w:color="auto" w:val="clear"/>
+            <w:tcMar>
+              <w:top w:type="dxa" w:w="50"/>
+              <w:left w:type="dxa" w:w="90"/>
+              <w:bottom w:type="dxa" w:w="50"/>
+              <w:right w:type="dxa" w:w="90"/>
+            </w:tcMar>
+            <w:vAlign w:val="center"/>
+          </w:tcPr>
+          <w:p>
+            <w:pPr>
+              <w:keepNext/>
+              <w:spacing w:after="0" w:before="0"/>
+            </w:pPr>
+            <w:r>
+              <w:rPr>
+                <w:rFonts w:ascii="Arial" w:cs="Arial" w:eastAsia="Arial" w:hAnsi="Arial"/>
+                <w:b/>
+                <w:bCs/>
+                <w:sz w:val="18"/>
+                <w:szCs w:val="18"/>
+              </w:rPr>
+              <w:t xml:space="preserve">Stef Chura</w:t>
+            </w:r>
+          </w:p>
+        </w:tc>
+        <w:tc>
+          <w:tcPr>
+            <w:tcW w:type="dxa" w:w="2600"/>
+            <w:tcBorders>
+              <w:top w:val="single" w:color="B7B7B7" w:sz="4"/>
+              <w:left w:val="single" w:color="B7B7B7" w:sz="4"/>
+              <w:bottom w:val="single" w:color="B7B7B7" w:sz="4"/>
+              <w:right w:val="single" w:color="B7B7B7" w:sz="4"/>
+            </w:tcBorders>
+            <w:shd w:fill="DDEBF7" w:color="auto" w:val="clear"/>
+            <w:tcMar>
+              <w:top w:type="dxa" w:w="50"/>
+              <w:left w:type="dxa" w:w="90"/>
+              <w:bottom w:type="dxa" w:w="50"/>
+              <w:right w:type="dxa" w:w="90"/>
+            </w:tcMar>
+            <w:vAlign w:val="center"/>
+          </w:tcPr>
+          <w:p>
+            <w:pPr>
+              <w:keepNext/>
+              <w:spacing w:after="0" w:before="0"/>
+            </w:pPr>
+            <w:r>
+              <w:rPr>
+                <w:rFonts w:ascii="Arial" w:cs="Arial" w:eastAsia="Arial" w:hAnsi="Arial"/>
+                <w:b/>
+                <w:bCs/>
+                <w:sz w:val="20"/>
+                <w:szCs w:val="20"/>
+              </w:rPr>
+              <w:t xml:space="preserve">Eyes Without a Face</w:t>
+            </w:r>
+          </w:p>
+        </w:tc>
+        <w:tc>
+          <w:tcPr>
+            <w:tcW w:type="dxa" w:w="2100"/>
+            <w:tcBorders>
+              <w:top w:val="single" w:color="B7B7B7" w:sz="4"/>
+              <w:left w:val="single" w:color="B7B7B7" w:sz="4"/>
+              <w:bottom w:val="single" w:color="B7B7B7" w:sz="4"/>
+              <w:right w:val="single" w:color="B7B7B7" w:sz="4"/>
+            </w:tcBorders>
+            <w:shd w:fill="DDEBF7" w:color="auto" w:val="clear"/>
+            <w:tcMar>
+              <w:top w:type="dxa" w:w="50"/>
+              <w:left w:type="dxa" w:w="90"/>
+              <w:bottom w:type="dxa" w:w="50"/>
+              <w:right w:type="dxa" w:w="90"/>
+            </w:tcMar>
+            <w:vAlign w:val="center"/>
+          </w:tcPr>
+          <w:p>
+            <w:pPr>
+              <w:keepNext/>
+              <w:spacing w:after="0" w:before="0"/>
+            </w:pPr>
+            <w:r>
+              <w:rPr>
+                <w:rFonts w:ascii="Arial" w:cs="Arial" w:eastAsia="Arial" w:hAnsi="Arial"/>
+                <w:sz w:val="18"/>
+                <w:szCs w:val="18"/>
+              </w:rPr>
+              <w:t xml:space="preserve">Midnight</w:t>
+            </w:r>
+          </w:p>
+        </w:tc>
+        <w:tc>
+          <w:tcPr>
+            <w:tcW w:type="dxa" w:w="1600"/>
+            <w:tcBorders>
+              <w:top w:val="single" w:color="B7B7B7" w:sz="4"/>
+              <w:left w:val="single" w:color="B7B7B7" w:sz="4"/>
+              <w:bottom w:val="single" w:color="B7B7B7" w:sz="4"/>
+              <w:right w:val="single" w:color="B7B7B7" w:sz="4"/>
+            </w:tcBorders>
+            <w:shd w:fill="DDEBF7" w:color="auto" w:val="clear"/>
+            <w:tcMar>
+              <w:top w:type="dxa" w:w="50"/>
+              <w:left w:type="dxa" w:w="90"/>
+              <w:bottom w:type="dxa" w:w="50"/>
+              <w:right w:type="dxa" w:w="90"/>
+            </w:tcMar>
+            <w:vAlign w:val="center"/>
+          </w:tcPr>
+          <w:p>
+            <w:pPr>
+              <w:keepNext/>
+              <w:spacing w:after="0" w:before="0"/>
+            </w:pPr>
+            <w:r>
+              <w:rPr>
+                <w:rFonts w:ascii="Arial" w:cs="Arial" w:eastAsia="Arial" w:hAnsi="Arial"/>
+                <w:sz w:val="18"/>
+                <w:szCs w:val="18"/>
+              </w:rPr>
+              <w:t xml:space="preserve">Saddle Creek</w:t>
+            </w:r>
+          </w:p>
+        </w:tc>
+        <w:tc>
+          <w:tcPr>
+            <w:tcW w:type="dxa" w:w="900"/>
+            <w:tcBorders>
+              <w:top w:val="single" w:color="B7B7B7" w:sz="4"/>
+              <w:left w:val="single" w:color="B7B7B7" w:sz="4"/>
+              <w:bottom w:val="single" w:color="B7B7B7" w:sz="4"/>
+              <w:right w:val="single" w:color="B7B7B7" w:sz="4"/>
+            </w:tcBorders>
+            <w:shd w:fill="DDEBF7" w:color="auto" w:val="clear"/>
+            <w:tcMar>
+              <w:top w:type="dxa" w:w="50"/>
+              <w:left w:type="dxa" w:w="90"/>
+              <w:bottom w:type="dxa" w:w="50"/>
+              <w:right w:type="dxa" w:w="90"/>
+            </w:tcMar>
+            <w:vAlign w:val="center"/>
+          </w:tcPr>
+          <w:p>
+            <w:pPr>
+              <w:keepNext/>
+              <w:spacing w:after="0" w:before="0"/>
+            </w:pPr>
+            <w:r>
+              <w:rPr>
+                <w:rFonts w:ascii="Arial" w:cs="Arial" w:eastAsia="Arial" w:hAnsi="Arial"/>
+                <w:sz w:val="18"/>
+                <w:szCs w:val="18"/>
+              </w:rPr>
+              <w:t xml:space="preserve">1135774</w:t>
+            </w:r>
+          </w:p>
+        </w:tc>
+        <w:tc>
+          <w:tcPr>
+            <w:tcW w:type="dxa" w:w="650"/>
+            <w:tcBorders>
+              <w:top w:val="single" w:color="B7B7B7" w:sz="4"/>
+              <w:left w:val="single" w:color="B7B7B7" w:sz="4"/>
+              <w:bottom w:val="single" w:color="B7B7B7" w:sz="4"/>
+              <w:right w:val="single" w:color="B7B7B7" w:sz="4"/>
+            </w:tcBorders>
+            <w:shd w:fill="DDEBF7" w:color="auto" w:val="clear"/>
+            <w:tcMar>
+              <w:top w:type="dxa" w:w="50"/>
+              <w:left w:type="dxa" w:w="90"/>
+              <w:bottom w:type="dxa" w:w="50"/>
+              <w:right w:type="dxa" w:w="90"/>
+            </w:tcMar>
+            <w:vAlign w:val="center"/>
+          </w:tcPr>
+          <w:p>
+            <w:pPr>
+              <w:keepNext/>
+              <w:spacing w:after="0" w:before="0"/>
+            </w:pPr>
+            <w:r>
+              <w:rPr>
+                <w:rFonts w:ascii="Arial" w:cs="Arial" w:eastAsia="Arial" w:hAnsi="Arial"/>
+                <w:sz w:val="18"/>
+                <w:szCs w:val="18"/>
+              </w:rPr>
+              <w:t xml:space="preserve">3:53</w:t>
+            </w:r>
+          </w:p>
+        </w:tc>
+        <w:tc>
+          <w:tcPr>
+            <w:tcW w:type="dxa" w:w="1300"/>
+            <w:tcBorders>
+              <w:top w:val="single" w:color="B7B7B7" w:sz="4"/>
+              <w:left w:val="single" w:color="B7B7B7" w:sz="4"/>
+              <w:bottom w:val="single" w:color="B7B7B7" w:sz="4"/>
+              <w:right w:val="single" w:color="B7B7B7" w:sz="4"/>
+            </w:tcBorders>
+            <w:shd w:fill="DDEBF7" w:color="auto" w:val="clear"/>
+            <w:tcMar>
+              <w:top w:type="dxa" w:w="50"/>
+              <w:left w:type="dxa" w:w="90"/>
+              <w:bottom w:type="dxa" w:w="50"/>
+              <w:right w:type="dxa" w:w="90"/>
+            </w:tcMar>
+            <w:vAlign w:val="center"/>
+          </w:tcPr>
+          <w:p>
+            <w:pPr>
+              <w:keepNext/>
+              <w:spacing w:after="0" w:before="0"/>
+            </w:pPr>
+            <w:r>
+              <w:rPr>
+                <w:rFonts w:ascii="Arial" w:cs="Arial" w:eastAsia="Arial" w:hAnsi="Arial"/>
+                <w:b/>
+                <w:bCs/>
+                <w:color w:val="1B7F3B"/>
+                <w:sz w:val="18"/>
+                <w:szCs w:val="18"/>
+              </w:rPr>
+              <w:t xml:space="preserve">CLEAN</w:t>
+            </w:r>
+          </w:p>
+        </w:tc>
+        <w:tc>
+          <w:tcPr>
+            <w:tcW w:type="dxa" w:w="3000"/>
+            <w:tcBorders>
+              <w:top w:val="single" w:color="B7B7B7" w:sz="4"/>
+              <w:left w:val="single" w:color="B7B7B7" w:sz="4"/>
+              <w:bottom w:val="single" w:color="B7B7B7" w:sz="4"/>
+              <w:right w:val="single" w:color="B7B7B7" w:sz="4"/>
+            </w:tcBorders>
+            <w:shd w:fill="DDEBF7" w:color="auto" w:val="clear"/>
+            <w:tcMar>
+              <w:top w:type="dxa" w:w="50"/>
+              <w:left w:type="dxa" w:w="90"/>
+              <w:bottom w:type="dxa" w:w="50"/>
+              <w:right w:type="dxa" w:w="90"/>
+            </w:tcMar>
+            <w:vAlign w:val="center"/>
+          </w:tcPr>
+          <w:p>
+            <w:pPr>
+              <w:keepNext/>
+              <w:spacing w:after="0" w:before="0"/>
+            </w:pPr>
+            <w:r>
+              <w:rPr>
+                <w:rFonts w:ascii="Arial" w:cs="Arial" w:eastAsia="Arial" w:hAnsi="Arial"/>
+                <w:sz w:val="16"/>
+                <w:szCs w:val="16"/>
+              </w:rPr>
+              <w:t xml:space="preserve">[NEW from your reviews] Your review: 4 stars; Billy Idol cover, quiet and breathy, then a plodding rocker. Idol's song is named for the 1960 French horror film.</w:t>
+            </w:r>
+          </w:p>
+        </w:tc>
+      </w:tr>
+      <w:tr>
+        <w:trPr>
+          <w:cantSplit/>
+        </w:trPr>
+        <w:tc>
+          <w:tcPr>
+            <w:tcW w:type="dxa" w:w="450"/>
+            <w:tcBorders>
+              <w:top w:val="single" w:color="B7B7B7" w:sz="4"/>
+              <w:left w:val="single" w:color="B7B7B7" w:sz="4"/>
+              <w:bottom w:val="single" w:color="B7B7B7" w:sz="4"/>
+              <w:right w:val="single" w:color="B7B7B7" w:sz="4"/>
+            </w:tcBorders>
+            <w:shd w:fill="DDEBF7" w:color="auto" w:val="clear"/>
+            <w:tcMar>
+              <w:top w:type="dxa" w:w="50"/>
+              <w:left w:type="dxa" w:w="90"/>
+              <w:bottom w:type="dxa" w:w="50"/>
+              <w:right w:type="dxa" w:w="90"/>
+            </w:tcMar>
+            <w:vAlign w:val="center"/>
+          </w:tcPr>
+          <w:p>
+            <w:pPr>
+              <w:keepNext w:val="false"/>
+              <w:spacing w:after="0" w:before="0"/>
+            </w:pPr>
+            <w:r>
+              <w:rPr>
+                <w:rFonts w:ascii="Arial" w:cs="Arial" w:eastAsia="Arial" w:hAnsi="Arial"/>
+                <w:b/>
+                <w:bCs/>
+                <w:sz w:val="18"/>
+                <w:szCs w:val="18"/>
+              </w:rPr>
+              <w:t xml:space="preserve">14</w:t>
             </w:r>
           </w:p>
         </w:tc>
@@ -12842,7 +13415,7 @@
           </w:tcPr>
           <w:p>
             <w:pPr>
-              <w:keepNext w:val="false"/>
+              <w:keepNext/>
               <w:spacing w:after="0" w:before="0"/>
             </w:pPr>
             <w:r>
@@ -12877,7 +13450,7 @@
           </w:tcPr>
           <w:p>
             <w:pPr>
-              <w:keepNext w:val="false"/>
+              <w:keepNext/>
               <w:spacing w:after="0" w:before="0"/>
             </w:pPr>
             <w:r>
@@ -12887,6 +13460,79 @@
                 <w:szCs w:val="20"/>
               </w:rPr>
               <w:t xml:space="preserve">Wolf Like Me is a TV on the Radio song; Lera Lynn and Shovels &amp; Rope cover it. Eyes Without a Face is a Billy Idol song, named for a 1960 French horror film; Stef Chura covers it on Midnight (Saddle Creek). Black Mirror is an Arcade Fire song, covered by A Giant Dog.</w:t>
+            </w:r>
+          </w:p>
+        </w:tc>
+      </w:tr>
+      <w:tr>
+        <w:trPr>
+          <w:cantSplit/>
+        </w:trPr>
+        <w:tc>
+          <w:tcPr>
+            <w:tcW w:type="dxa" w:w="2600"/>
+            <w:tcBorders>
+              <w:top w:val="single" w:color="B7B7B7" w:sz="4"/>
+              <w:left w:val="single" w:color="B7B7B7" w:sz="4"/>
+              <w:bottom w:val="single" w:color="B7B7B7" w:sz="4"/>
+              <w:right w:val="single" w:color="B7B7B7" w:sz="4"/>
+            </w:tcBorders>
+            <w:shd w:fill="E2F0D9" w:color="auto" w:val="clear"/>
+            <w:tcMar>
+              <w:top w:type="dxa" w:w="50"/>
+              <w:left w:type="dxa" w:w="90"/>
+              <w:bottom w:type="dxa" w:w="50"/>
+              <w:right w:type="dxa" w:w="90"/>
+            </w:tcMar>
+            <w:vAlign w:val="center"/>
+          </w:tcPr>
+          <w:p>
+            <w:pPr>
+              <w:keepNext w:val="false"/>
+              <w:spacing w:after="0" w:before="0"/>
+            </w:pPr>
+            <w:r>
+              <w:rPr>
+                <w:rFonts w:ascii="Arial" w:cs="Arial" w:eastAsia="Arial" w:hAnsi="Arial"/>
+                <w:b/>
+                <w:bCs/>
+                <w:sz w:val="18"/>
+                <w:szCs w:val="18"/>
+              </w:rPr>
+              <w:t xml:space="preserve"/>
+            </w:r>
+          </w:p>
+        </w:tc>
+        <w:tc>
+          <w:tcPr>
+            <w:tcW w:type="dxa" w:w="11800"/>
+            <w:tcBorders>
+              <w:top w:val="single" w:color="B7B7B7" w:sz="4"/>
+              <w:left w:val="single" w:color="B7B7B7" w:sz="4"/>
+              <w:bottom w:val="single" w:color="B7B7B7" w:sz="4"/>
+              <w:right w:val="single" w:color="B7B7B7" w:sz="4"/>
+            </w:tcBorders>
+            <w:shd w:fill="E2F0D9" w:color="auto" w:val="clear"/>
+            <w:tcMar>
+              <w:top w:type="dxa" w:w="50"/>
+              <w:left w:type="dxa" w:w="90"/>
+              <w:bottom w:type="dxa" w:w="50"/>
+              <w:right w:type="dxa" w:w="90"/>
+            </w:tcMar>
+            <w:vAlign w:val="center"/>
+          </w:tcPr>
+          <w:p>
+            <w:pPr>
+              <w:keepNext w:val="false"/>
+              <w:spacing w:after="0" w:before="0"/>
+            </w:pPr>
+            <w:r>
+              <w:rPr>
+                <w:rFonts w:ascii="Arial" w:cs="Arial" w:eastAsia="Arial" w:hAnsi="Arial"/>
+                <w:sz w:val="20"/>
+                <w:szCs w:val="20"/>
+              </w:rPr>
+              <w:t xml:space="preserve">The Flaming Lips announced The Teardrop Throbs Oct. 26, due in January on Third Man (verify). It is the first Lips album without Steven Drozd. God Will Control the Werewolves is the first track out.</w:t>
             </w:r>
           </w:p>
         </w:tc>
@@ -12957,7 +13603,7 @@
                 <w:sz w:val="22"/>
                 <w:szCs w:val="22"/>
               </w:rPr>
-              <w:t xml:space="preserve">Hour 1, Set 3: Black, cats and fuzz   |   10 tracks   |   32:43   |   on air through 1:13:25</w:t>
+              <w:t xml:space="preserve">Hour 1, Set 3: Black, cats and fuzz   |   12 tracks   |   38:47   |   on air through 1:23:51</w:t>
             </w:r>
           </w:p>
         </w:tc>
@@ -13326,7 +13972,7 @@
                 <w:sz w:val="18"/>
                 <w:szCs w:val="18"/>
               </w:rPr>
-              <w:t xml:space="preserve">14</w:t>
+              <w:t xml:space="preserve">15</w:t>
             </w:r>
           </w:p>
         </w:tc>
@@ -13629,7 +14275,7 @@
                 <w:sz w:val="18"/>
                 <w:szCs w:val="18"/>
               </w:rPr>
-              <w:t xml:space="preserve">15</w:t>
+              <w:t xml:space="preserve">16</w:t>
             </w:r>
           </w:p>
         </w:tc>
@@ -13939,7 +14585,7 @@
                 <w:sz w:val="18"/>
                 <w:szCs w:val="18"/>
               </w:rPr>
-              <w:t xml:space="preserve">16</w:t>
+              <w:t xml:space="preserve">17</w:t>
             </w:r>
           </w:p>
         </w:tc>
@@ -14221,7 +14867,7 @@
               <w:bottom w:val="single" w:color="B7B7B7" w:sz="4"/>
               <w:right w:val="single" w:color="B7B7B7" w:sz="4"/>
             </w:tcBorders>
-            <w:shd w:fill="F5F7FA" w:color="auto" w:val="clear"/>
+            <w:shd w:fill="DDEBF7" w:color="auto" w:val="clear"/>
             <w:tcMar>
               <w:top w:type="dxa" w:w="50"/>
               <w:left w:type="dxa" w:w="90"/>
@@ -14243,7 +14889,7 @@
                 <w:sz w:val="18"/>
                 <w:szCs w:val="18"/>
               </w:rPr>
-              <w:t xml:space="preserve">17</w:t>
+              <w:t xml:space="preserve">18</w:t>
             </w:r>
           </w:p>
         </w:tc>
@@ -14256,7 +14902,7 @@
               <w:bottom w:val="single" w:color="B7B7B7" w:sz="4"/>
               <w:right w:val="single" w:color="B7B7B7" w:sz="4"/>
             </w:tcBorders>
-            <w:shd w:fill="F5F7FA" w:color="auto" w:val="clear"/>
+            <w:shd w:fill="DDEBF7" w:color="auto" w:val="clear"/>
             <w:tcMar>
               <w:top w:type="dxa" w:w="50"/>
               <w:left w:type="dxa" w:w="90"/>
@@ -14278,7 +14924,7 @@
                 <w:sz w:val="18"/>
                 <w:szCs w:val="18"/>
               </w:rPr>
-              <w:t xml:space="preserve">Thee Oh Sees</w:t>
+              <w:t xml:space="preserve">Lambrini Girls</w:t>
             </w:r>
           </w:p>
         </w:tc>
@@ -14291,7 +14937,7 @@
               <w:bottom w:val="single" w:color="B7B7B7" w:sz="4"/>
               <w:right w:val="single" w:color="B7B7B7" w:sz="4"/>
             </w:tcBorders>
-            <w:shd w:fill="F5F7FA" w:color="auto" w:val="clear"/>
+            <w:shd w:fill="DDEBF7" w:color="auto" w:val="clear"/>
             <w:tcMar>
               <w:top w:type="dxa" w:w="50"/>
               <w:left w:type="dxa" w:w="90"/>
@@ -14313,7 +14959,7 @@
                 <w:sz w:val="20"/>
                 <w:szCs w:val="20"/>
               </w:rPr>
-              <w:t xml:space="preserve">Dead Man's Gun</w:t>
+              <w:t xml:space="preserve">Cult of Celebrity</w:t>
             </w:r>
           </w:p>
         </w:tc>
@@ -14326,27 +14972,27 @@
               <w:bottom w:val="single" w:color="B7B7B7" w:sz="4"/>
               <w:right w:val="single" w:color="B7B7B7" w:sz="4"/>
             </w:tcBorders>
-            <w:shd w:fill="F5F7FA" w:color="auto" w:val="clear"/>
-            <w:tcMar>
-              <w:top w:type="dxa" w:w="50"/>
-              <w:left w:type="dxa" w:w="90"/>
-              <w:bottom w:type="dxa" w:w="50"/>
-              <w:right w:type="dxa" w:w="90"/>
-            </w:tcMar>
-            <w:vAlign w:val="center"/>
-          </w:tcPr>
-          <w:p>
-            <w:pPr>
-              <w:keepNext/>
-              <w:spacing w:after="0" w:before="0"/>
-            </w:pPr>
-            <w:r>
-              <w:rPr>
-                <w:rFonts w:ascii="Arial" w:cs="Arial" w:eastAsia="Arial" w:hAnsi="Arial"/>
-                <w:sz w:val="18"/>
-                <w:szCs w:val="18"/>
-              </w:rPr>
-              <w:t xml:space="preserve">A Weird Exits</w:t>
+            <w:shd w:fill="DDEBF7" w:color="auto" w:val="clear"/>
+            <w:tcMar>
+              <w:top w:type="dxa" w:w="50"/>
+              <w:left w:type="dxa" w:w="90"/>
+              <w:bottom w:type="dxa" w:w="50"/>
+              <w:right w:type="dxa" w:w="90"/>
+            </w:tcMar>
+            <w:vAlign w:val="center"/>
+          </w:tcPr>
+          <w:p>
+            <w:pPr>
+              <w:keepNext/>
+              <w:spacing w:after="0" w:before="0"/>
+            </w:pPr>
+            <w:r>
+              <w:rPr>
+                <w:rFonts w:ascii="Arial" w:cs="Arial" w:eastAsia="Arial" w:hAnsi="Arial"/>
+                <w:sz w:val="18"/>
+                <w:szCs w:val="18"/>
+              </w:rPr>
+              <w:t xml:space="preserve">Cult of Celebrity (single)</w:t>
             </w:r>
           </w:p>
         </w:tc>
@@ -14359,27 +15005,27 @@
               <w:bottom w:val="single" w:color="B7B7B7" w:sz="4"/>
               <w:right w:val="single" w:color="B7B7B7" w:sz="4"/>
             </w:tcBorders>
-            <w:shd w:fill="F5F7FA" w:color="auto" w:val="clear"/>
-            <w:tcMar>
-              <w:top w:type="dxa" w:w="50"/>
-              <w:left w:type="dxa" w:w="90"/>
-              <w:bottom w:type="dxa" w:w="50"/>
-              <w:right w:type="dxa" w:w="90"/>
-            </w:tcMar>
-            <w:vAlign w:val="center"/>
-          </w:tcPr>
-          <w:p>
-            <w:pPr>
-              <w:keepNext/>
-              <w:spacing w:after="0" w:before="0"/>
-            </w:pPr>
-            <w:r>
-              <w:rPr>
-                <w:rFonts w:ascii="Arial" w:cs="Arial" w:eastAsia="Arial" w:hAnsi="Arial"/>
-                <w:sz w:val="18"/>
-                <w:szCs w:val="18"/>
-              </w:rPr>
-              <w:t xml:space="preserve">Castle Face Records</w:t>
+            <w:shd w:fill="DDEBF7" w:color="auto" w:val="clear"/>
+            <w:tcMar>
+              <w:top w:type="dxa" w:w="50"/>
+              <w:left w:type="dxa" w:w="90"/>
+              <w:bottom w:type="dxa" w:w="50"/>
+              <w:right w:type="dxa" w:w="90"/>
+            </w:tcMar>
+            <w:vAlign w:val="center"/>
+          </w:tcPr>
+          <w:p>
+            <w:pPr>
+              <w:keepNext/>
+              <w:spacing w:after="0" w:before="0"/>
+            </w:pPr>
+            <w:r>
+              <w:rPr>
+                <w:rFonts w:ascii="Arial" w:cs="Arial" w:eastAsia="Arial" w:hAnsi="Arial"/>
+                <w:sz w:val="18"/>
+                <w:szCs w:val="18"/>
+              </w:rPr>
+              <w:t xml:space="preserve">City Slang</w:t>
             </w:r>
           </w:p>
         </w:tc>
@@ -14392,27 +15038,27 @@
               <w:bottom w:val="single" w:color="B7B7B7" w:sz="4"/>
               <w:right w:val="single" w:color="B7B7B7" w:sz="4"/>
             </w:tcBorders>
-            <w:shd w:fill="F5F7FA" w:color="auto" w:val="clear"/>
-            <w:tcMar>
-              <w:top w:type="dxa" w:w="50"/>
-              <w:left w:type="dxa" w:w="90"/>
-              <w:bottom w:type="dxa" w:w="50"/>
-              <w:right w:type="dxa" w:w="90"/>
-            </w:tcMar>
-            <w:vAlign w:val="center"/>
-          </w:tcPr>
-          <w:p>
-            <w:pPr>
-              <w:keepNext/>
-              <w:spacing w:after="0" w:before="0"/>
-            </w:pPr>
-            <w:r>
-              <w:rPr>
-                <w:rFonts w:ascii="Arial" w:cs="Arial" w:eastAsia="Arial" w:hAnsi="Arial"/>
-                <w:sz w:val="18"/>
-                <w:szCs w:val="18"/>
-              </w:rPr>
-              <w:t xml:space="preserve">1096073</w:t>
+            <w:shd w:fill="DDEBF7" w:color="auto" w:val="clear"/>
+            <w:tcMar>
+              <w:top w:type="dxa" w:w="50"/>
+              <w:left w:type="dxa" w:w="90"/>
+              <w:bottom w:type="dxa" w:w="50"/>
+              <w:right w:type="dxa" w:w="90"/>
+            </w:tcMar>
+            <w:vAlign w:val="center"/>
+          </w:tcPr>
+          <w:p>
+            <w:pPr>
+              <w:keepNext/>
+              <w:spacing w:after="0" w:before="0"/>
+            </w:pPr>
+            <w:r>
+              <w:rPr>
+                <w:rFonts w:ascii="Arial" w:cs="Arial" w:eastAsia="Arial" w:hAnsi="Arial"/>
+                <w:sz w:val="18"/>
+                <w:szCs w:val="18"/>
+              </w:rPr>
+              <w:t xml:space="preserve">-</w:t>
             </w:r>
           </w:p>
         </w:tc>
@@ -14425,27 +15071,27 @@
               <w:bottom w:val="single" w:color="B7B7B7" w:sz="4"/>
               <w:right w:val="single" w:color="B7B7B7" w:sz="4"/>
             </w:tcBorders>
-            <w:shd w:fill="F5F7FA" w:color="auto" w:val="clear"/>
-            <w:tcMar>
-              <w:top w:type="dxa" w:w="50"/>
-              <w:left w:type="dxa" w:w="90"/>
-              <w:bottom w:type="dxa" w:w="50"/>
-              <w:right w:type="dxa" w:w="90"/>
-            </w:tcMar>
-            <w:vAlign w:val="center"/>
-          </w:tcPr>
-          <w:p>
-            <w:pPr>
-              <w:keepNext/>
-              <w:spacing w:after="0" w:before="0"/>
-            </w:pPr>
-            <w:r>
-              <w:rPr>
-                <w:rFonts w:ascii="Arial" w:cs="Arial" w:eastAsia="Arial" w:hAnsi="Arial"/>
-                <w:sz w:val="18"/>
-                <w:szCs w:val="18"/>
-              </w:rPr>
-              <w:t xml:space="preserve">3:29</w:t>
+            <w:shd w:fill="DDEBF7" w:color="auto" w:val="clear"/>
+            <w:tcMar>
+              <w:top w:type="dxa" w:w="50"/>
+              <w:left w:type="dxa" w:w="90"/>
+              <w:bottom w:type="dxa" w:w="50"/>
+              <w:right w:type="dxa" w:w="90"/>
+            </w:tcMar>
+            <w:vAlign w:val="center"/>
+          </w:tcPr>
+          <w:p>
+            <w:pPr>
+              <w:keepNext/>
+              <w:spacing w:after="0" w:before="0"/>
+            </w:pPr>
+            <w:r>
+              <w:rPr>
+                <w:rFonts w:ascii="Arial" w:cs="Arial" w:eastAsia="Arial" w:hAnsi="Arial"/>
+                <w:sz w:val="18"/>
+                <w:szCs w:val="18"/>
+              </w:rPr>
+              <w:t xml:space="preserve">2:14</w:t>
             </w:r>
           </w:p>
         </w:tc>
@@ -14458,7 +15104,7 @@
               <w:bottom w:val="single" w:color="B7B7B7" w:sz="4"/>
               <w:right w:val="single" w:color="B7B7B7" w:sz="4"/>
             </w:tcBorders>
-            <w:shd w:fill="F5F7FA" w:color="auto" w:val="clear"/>
+            <w:shd w:fill="DDEBF7" w:color="auto" w:val="clear"/>
             <w:tcMar>
               <w:top w:type="dxa" w:w="50"/>
               <w:left w:type="dxa" w:w="90"/>
@@ -14494,7 +15140,7 @@
               <w:bottom w:val="single" w:color="B7B7B7" w:sz="4"/>
               <w:right w:val="single" w:color="B7B7B7" w:sz="4"/>
             </w:tcBorders>
-            <w:shd w:fill="F5F7FA" w:color="auto" w:val="clear"/>
+            <w:shd w:fill="DDEBF7" w:color="auto" w:val="clear"/>
             <w:tcMar>
               <w:top w:type="dxa" w:w="50"/>
               <w:left w:type="dxa" w:w="90"/>
@@ -14514,7 +15160,7 @@
                 <w:sz w:val="16"/>
                 <w:szCs w:val="16"/>
               </w:rPr>
-              <w:t xml:space="preserve"/>
+              <w:t xml:space="preserve">[ADDED Oct. 29] Added to the Air Order by DJ Stace (Oct. 29). UK punk single, first new music since the 2025 album Who Let The Dogs Out. Not in the library yet. Date and label: Bandcamp, Apple Music, Qobuz.</w:t>
             </w:r>
           </w:p>
         </w:tc>
@@ -14553,7 +15199,7 @@
                 <w:sz w:val="18"/>
                 <w:szCs w:val="18"/>
               </w:rPr>
-              <w:t xml:space="preserve">18</w:t>
+              <w:t xml:space="preserve">19</w:t>
             </w:r>
           </w:p>
         </w:tc>
@@ -14587,7 +15233,7 @@
                 <w:sz w:val="18"/>
                 <w:szCs w:val="18"/>
               </w:rPr>
-              <w:t xml:space="preserve">The Wytches</w:t>
+              <w:t xml:space="preserve">Thee Oh Sees</w:t>
             </w:r>
           </w:p>
         </w:tc>
@@ -14621,7 +15267,7 @@
                 <w:sz w:val="20"/>
                 <w:szCs w:val="20"/>
               </w:rPr>
-              <w:t xml:space="preserve">Gravedweller</w:t>
+              <w:t xml:space="preserve">Dead Man's Gun</w:t>
             </w:r>
           </w:p>
         </w:tc>
@@ -14653,7 +15299,7 @@
                 <w:sz w:val="18"/>
                 <w:szCs w:val="18"/>
               </w:rPr>
-              <w:t xml:space="preserve">Annabel Dream Reader</w:t>
+              <w:t xml:space="preserve">A Weird Exits</w:t>
             </w:r>
           </w:p>
         </w:tc>
@@ -14685,7 +15331,7 @@
                 <w:sz w:val="18"/>
                 <w:szCs w:val="18"/>
               </w:rPr>
-              <w:t xml:space="preserve">Partisan Records</w:t>
+              <w:t xml:space="preserve">Castle Face Records</w:t>
             </w:r>
           </w:p>
         </w:tc>
@@ -14717,7 +15363,7 @@
                 <w:sz w:val="18"/>
                 <w:szCs w:val="18"/>
               </w:rPr>
-              <w:t xml:space="preserve">1059870</w:t>
+              <w:t xml:space="preserve">1096073</w:t>
             </w:r>
           </w:p>
         </w:tc>
@@ -14749,7 +15395,7 @@
                 <w:sz w:val="18"/>
                 <w:szCs w:val="18"/>
               </w:rPr>
-              <w:t xml:space="preserve">2:49</w:t>
+              <w:t xml:space="preserve">3:29</w:t>
             </w:r>
           </w:p>
         </w:tc>
@@ -14856,7 +15502,7 @@
                 <w:sz w:val="18"/>
                 <w:szCs w:val="18"/>
               </w:rPr>
-              <w:t xml:space="preserve">19</w:t>
+              <w:t xml:space="preserve">20</w:t>
             </w:r>
           </w:p>
         </w:tc>
@@ -14891,7 +15537,7 @@
                 <w:sz w:val="18"/>
                 <w:szCs w:val="18"/>
               </w:rPr>
-              <w:t xml:space="preserve">Twisted Teens</w:t>
+              <w:t xml:space="preserve">The Wytches</w:t>
             </w:r>
           </w:p>
         </w:tc>
@@ -14926,7 +15572,7 @@
                 <w:sz w:val="20"/>
                 <w:szCs w:val="20"/>
               </w:rPr>
-              <w:t xml:space="preserve">Circus Clown</w:t>
+              <w:t xml:space="preserve">Gravedweller</w:t>
             </w:r>
           </w:p>
         </w:tc>
@@ -14959,7 +15605,7 @@
                 <w:sz w:val="18"/>
                 <w:szCs w:val="18"/>
               </w:rPr>
-              <w:t xml:space="preserve">Blame the Clown</w:t>
+              <w:t xml:space="preserve">Annabel Dream Reader</w:t>
             </w:r>
           </w:p>
         </w:tc>
@@ -14992,7 +15638,7 @@
                 <w:sz w:val="18"/>
                 <w:szCs w:val="18"/>
               </w:rPr>
-              <w:t xml:space="preserve">Chain Smoking Records</w:t>
+              <w:t xml:space="preserve">Partisan Records</w:t>
             </w:r>
           </w:p>
         </w:tc>
@@ -15025,7 +15671,7 @@
                 <w:sz w:val="18"/>
                 <w:szCs w:val="18"/>
               </w:rPr>
-              <w:t xml:space="preserve">1156418</w:t>
+              <w:t xml:space="preserve">1059870</w:t>
             </w:r>
           </w:p>
         </w:tc>
@@ -15058,7 +15704,7 @@
                 <w:sz w:val="18"/>
                 <w:szCs w:val="18"/>
               </w:rPr>
-              <w:t xml:space="preserve">2:06</w:t>
+              <w:t xml:space="preserve">2:49</w:t>
             </w:r>
           </w:p>
         </w:tc>
@@ -15127,7 +15773,7 @@
                 <w:sz w:val="16"/>
                 <w:szCs w:val="16"/>
               </w:rPr>
-              <w:t xml:space="preserve">Reviewed rotation, week 3: four stars. Holy Cross Tigers is out Nov. 6 on Sub Pop.</w:t>
+              <w:t xml:space="preserve"/>
             </w:r>
           </w:p>
         </w:tc>
@@ -15166,7 +15812,7 @@
                 <w:sz w:val="18"/>
                 <w:szCs w:val="18"/>
               </w:rPr>
-              <w:t xml:space="preserve">20</w:t>
+              <w:t xml:space="preserve">21</w:t>
             </w:r>
           </w:p>
         </w:tc>
@@ -15200,7 +15846,7 @@
                 <w:sz w:val="18"/>
                 <w:szCs w:val="18"/>
               </w:rPr>
-              <w:t xml:space="preserve">Dread Spectre Council</w:t>
+              <w:t xml:space="preserve">Twisted Teens</w:t>
             </w:r>
           </w:p>
         </w:tc>
@@ -15234,7 +15880,7 @@
                 <w:sz w:val="20"/>
                 <w:szCs w:val="20"/>
               </w:rPr>
-              <w:t xml:space="preserve">Raven</w:t>
+              <w:t xml:space="preserve">Circus Clown</w:t>
             </w:r>
           </w:p>
         </w:tc>
@@ -15266,7 +15912,7 @@
                 <w:sz w:val="18"/>
                 <w:szCs w:val="18"/>
               </w:rPr>
-              <w:t xml:space="preserve">Thetans</w:t>
+              <w:t xml:space="preserve">Blame the Clown</w:t>
             </w:r>
           </w:p>
         </w:tc>
@@ -15298,7 +15944,7 @@
                 <w:sz w:val="18"/>
                 <w:szCs w:val="18"/>
               </w:rPr>
-              <w:t xml:space="preserve">Handmade Records</w:t>
+              <w:t xml:space="preserve">Chain Smoking Records</w:t>
             </w:r>
           </w:p>
         </w:tc>
@@ -15330,7 +15976,7 @@
                 <w:sz w:val="18"/>
                 <w:szCs w:val="18"/>
               </w:rPr>
-              <w:t xml:space="preserve">1156474</w:t>
+              <w:t xml:space="preserve">1156418</w:t>
             </w:r>
           </w:p>
         </w:tc>
@@ -15362,7 +16008,7 @@
                 <w:sz w:val="18"/>
                 <w:szCs w:val="18"/>
               </w:rPr>
-              <w:t xml:space="preserve">4:54</w:t>
+              <w:t xml:space="preserve">2:06</w:t>
             </w:r>
           </w:p>
         </w:tc>
@@ -15429,7 +16075,7 @@
                 <w:sz w:val="16"/>
                 <w:szCs w:val="16"/>
               </w:rPr>
-              <w:t xml:space="preserve">Reviewed rotation, week 3: five stars. Oslo one-man band. Segues from Ty Segall.</w:t>
+              <w:t xml:space="preserve">Reviewed rotation, week 3: four stars. Holy Cross Tigers is out Nov. 6 on Sub Pop.</w:t>
             </w:r>
           </w:p>
         </w:tc>
@@ -15469,7 +16115,7 @@
                 <w:sz w:val="18"/>
                 <w:szCs w:val="18"/>
               </w:rPr>
-              <w:t xml:space="preserve">21</w:t>
+              <w:t xml:space="preserve">22</w:t>
             </w:r>
           </w:p>
         </w:tc>
@@ -15504,7 +16150,7 @@
                 <w:sz w:val="18"/>
                 <w:szCs w:val="18"/>
               </w:rPr>
-              <w:t xml:space="preserve">The Black Angels</w:t>
+              <w:t xml:space="preserve">Dread Spectre Council</w:t>
             </w:r>
           </w:p>
         </w:tc>
@@ -15539,7 +16185,7 @@
                 <w:sz w:val="20"/>
                 <w:szCs w:val="20"/>
               </w:rPr>
-              <w:t xml:space="preserve">Young Men Dead</w:t>
+              <w:t xml:space="preserve">Raven</w:t>
             </w:r>
           </w:p>
         </w:tc>
@@ -15572,7 +16218,7 @@
                 <w:sz w:val="18"/>
                 <w:szCs w:val="18"/>
               </w:rPr>
-              <w:t xml:space="preserve">Passover</w:t>
+              <w:t xml:space="preserve">Thetans</w:t>
             </w:r>
           </w:p>
         </w:tc>
@@ -15605,7 +16251,7 @@
                 <w:sz w:val="18"/>
                 <w:szCs w:val="18"/>
               </w:rPr>
-              <w:t xml:space="preserve">Light In The Attic Records</w:t>
+              <w:t xml:space="preserve">Handmade Records</w:t>
             </w:r>
           </w:p>
         </w:tc>
@@ -15638,7 +16284,7 @@
                 <w:sz w:val="18"/>
                 <w:szCs w:val="18"/>
               </w:rPr>
-              <w:t xml:space="preserve">816320</w:t>
+              <w:t xml:space="preserve">1156474</w:t>
             </w:r>
           </w:p>
         </w:tc>
@@ -15671,7 +16317,7 @@
                 <w:sz w:val="18"/>
                 <w:szCs w:val="18"/>
               </w:rPr>
-              <w:t xml:space="preserve">5:33</w:t>
+              <w:t xml:space="preserve">4:54</w:t>
             </w:r>
           </w:p>
         </w:tc>
@@ -15740,7 +16386,7 @@
                 <w:sz w:val="16"/>
                 <w:szCs w:val="16"/>
               </w:rPr>
-              <w:t xml:space="preserve">Core artist.</w:t>
+              <w:t xml:space="preserve">Reviewed rotation, week 3: five stars. Oslo one-man band. Segues from Ty Segall.</w:t>
             </w:r>
           </w:p>
         </w:tc>
@@ -15758,6 +16404,7 @@
               <w:bottom w:val="single" w:color="B7B7B7" w:sz="4"/>
               <w:right w:val="single" w:color="B7B7B7" w:sz="4"/>
             </w:tcBorders>
+            <w:shd w:fill="DDEBF7" w:color="auto" w:val="clear"/>
             <w:tcMar>
               <w:top w:type="dxa" w:w="50"/>
               <w:left w:type="dxa" w:w="90"/>
@@ -15779,7 +16426,7 @@
                 <w:sz w:val="18"/>
                 <w:szCs w:val="18"/>
               </w:rPr>
-              <w:t xml:space="preserve">22</w:t>
+              <w:t xml:space="preserve">23</w:t>
             </w:r>
           </w:p>
         </w:tc>
@@ -15792,6 +16439,7 @@
               <w:bottom w:val="single" w:color="B7B7B7" w:sz="4"/>
               <w:right w:val="single" w:color="B7B7B7" w:sz="4"/>
             </w:tcBorders>
+            <w:shd w:fill="DDEBF7" w:color="auto" w:val="clear"/>
             <w:tcMar>
               <w:top w:type="dxa" w:w="50"/>
               <w:left w:type="dxa" w:w="90"/>
@@ -15813,7 +16461,7 @@
                 <w:sz w:val="18"/>
                 <w:szCs w:val="18"/>
               </w:rPr>
-              <w:t xml:space="preserve">Black Rebel Motorcycle Club</w:t>
+              <w:t xml:space="preserve">Dread Spectre Council</w:t>
             </w:r>
           </w:p>
         </w:tc>
@@ -15826,6 +16474,7 @@
               <w:bottom w:val="single" w:color="B7B7B7" w:sz="4"/>
               <w:right w:val="single" w:color="B7B7B7" w:sz="4"/>
             </w:tcBorders>
+            <w:shd w:fill="DDEBF7" w:color="auto" w:val="clear"/>
             <w:tcMar>
               <w:top w:type="dxa" w:w="50"/>
               <w:left w:type="dxa" w:w="90"/>
@@ -15847,7 +16496,7 @@
                 <w:sz w:val="20"/>
                 <w:szCs w:val="20"/>
               </w:rPr>
-              <w:t xml:space="preserve">Beat the Devil's Tattoo</w:t>
+              <w:t xml:space="preserve">Hex's Up</w:t>
             </w:r>
           </w:p>
         </w:tc>
@@ -15860,26 +16509,27 @@
               <w:bottom w:val="single" w:color="B7B7B7" w:sz="4"/>
               <w:right w:val="single" w:color="B7B7B7" w:sz="4"/>
             </w:tcBorders>
-            <w:tcMar>
-              <w:top w:type="dxa" w:w="50"/>
-              <w:left w:type="dxa" w:w="90"/>
-              <w:bottom w:type="dxa" w:w="50"/>
-              <w:right w:type="dxa" w:w="90"/>
-            </w:tcMar>
-            <w:vAlign w:val="center"/>
-          </w:tcPr>
-          <w:p>
-            <w:pPr>
-              <w:keepNext/>
-              <w:spacing w:after="0" w:before="0"/>
-            </w:pPr>
-            <w:r>
-              <w:rPr>
-                <w:rFonts w:ascii="Arial" w:cs="Arial" w:eastAsia="Arial" w:hAnsi="Arial"/>
-                <w:sz w:val="18"/>
-                <w:szCs w:val="18"/>
-              </w:rPr>
-              <w:t xml:space="preserve">Beat the Devil's Tattoo</w:t>
+            <w:shd w:fill="DDEBF7" w:color="auto" w:val="clear"/>
+            <w:tcMar>
+              <w:top w:type="dxa" w:w="50"/>
+              <w:left w:type="dxa" w:w="90"/>
+              <w:bottom w:type="dxa" w:w="50"/>
+              <w:right w:type="dxa" w:w="90"/>
+            </w:tcMar>
+            <w:vAlign w:val="center"/>
+          </w:tcPr>
+          <w:p>
+            <w:pPr>
+              <w:keepNext/>
+              <w:spacing w:after="0" w:before="0"/>
+            </w:pPr>
+            <w:r>
+              <w:rPr>
+                <w:rFonts w:ascii="Arial" w:cs="Arial" w:eastAsia="Arial" w:hAnsi="Arial"/>
+                <w:sz w:val="18"/>
+                <w:szCs w:val="18"/>
+              </w:rPr>
+              <w:t xml:space="preserve">Thetans</w:t>
             </w:r>
           </w:p>
         </w:tc>
@@ -15892,26 +16542,27 @@
               <w:bottom w:val="single" w:color="B7B7B7" w:sz="4"/>
               <w:right w:val="single" w:color="B7B7B7" w:sz="4"/>
             </w:tcBorders>
-            <w:tcMar>
-              <w:top w:type="dxa" w:w="50"/>
-              <w:left w:type="dxa" w:w="90"/>
-              <w:bottom w:type="dxa" w:w="50"/>
-              <w:right w:type="dxa" w:w="90"/>
-            </w:tcMar>
-            <w:vAlign w:val="center"/>
-          </w:tcPr>
-          <w:p>
-            <w:pPr>
-              <w:keepNext/>
-              <w:spacing w:after="0" w:before="0"/>
-            </w:pPr>
-            <w:r>
-              <w:rPr>
-                <w:rFonts w:ascii="Arial" w:cs="Arial" w:eastAsia="Arial" w:hAnsi="Arial"/>
-                <w:sz w:val="18"/>
-                <w:szCs w:val="18"/>
-              </w:rPr>
-              <w:t xml:space="preserve">Vagrant Records</w:t>
+            <w:shd w:fill="DDEBF7" w:color="auto" w:val="clear"/>
+            <w:tcMar>
+              <w:top w:type="dxa" w:w="50"/>
+              <w:left w:type="dxa" w:w="90"/>
+              <w:bottom w:type="dxa" w:w="50"/>
+              <w:right w:type="dxa" w:w="90"/>
+            </w:tcMar>
+            <w:vAlign w:val="center"/>
+          </w:tcPr>
+          <w:p>
+            <w:pPr>
+              <w:keepNext/>
+              <w:spacing w:after="0" w:before="0"/>
+            </w:pPr>
+            <w:r>
+              <w:rPr>
+                <w:rFonts w:ascii="Arial" w:cs="Arial" w:eastAsia="Arial" w:hAnsi="Arial"/>
+                <w:sz w:val="18"/>
+                <w:szCs w:val="18"/>
+              </w:rPr>
+              <w:t xml:space="preserve">Handmade Records</w:t>
             </w:r>
           </w:p>
         </w:tc>
@@ -15924,26 +16575,27 @@
               <w:bottom w:val="single" w:color="B7B7B7" w:sz="4"/>
               <w:right w:val="single" w:color="B7B7B7" w:sz="4"/>
             </w:tcBorders>
-            <w:tcMar>
-              <w:top w:type="dxa" w:w="50"/>
-              <w:left w:type="dxa" w:w="90"/>
-              <w:bottom w:type="dxa" w:w="50"/>
-              <w:right w:type="dxa" w:w="90"/>
-            </w:tcMar>
-            <w:vAlign w:val="center"/>
-          </w:tcPr>
-          <w:p>
-            <w:pPr>
-              <w:keepNext/>
-              <w:spacing w:after="0" w:before="0"/>
-            </w:pPr>
-            <w:r>
-              <w:rPr>
-                <w:rFonts w:ascii="Arial" w:cs="Arial" w:eastAsia="Arial" w:hAnsi="Arial"/>
-                <w:sz w:val="18"/>
-                <w:szCs w:val="18"/>
-              </w:rPr>
-              <w:t xml:space="preserve">932330</w:t>
+            <w:shd w:fill="DDEBF7" w:color="auto" w:val="clear"/>
+            <w:tcMar>
+              <w:top w:type="dxa" w:w="50"/>
+              <w:left w:type="dxa" w:w="90"/>
+              <w:bottom w:type="dxa" w:w="50"/>
+              <w:right w:type="dxa" w:w="90"/>
+            </w:tcMar>
+            <w:vAlign w:val="center"/>
+          </w:tcPr>
+          <w:p>
+            <w:pPr>
+              <w:keepNext/>
+              <w:spacing w:after="0" w:before="0"/>
+            </w:pPr>
+            <w:r>
+              <w:rPr>
+                <w:rFonts w:ascii="Arial" w:cs="Arial" w:eastAsia="Arial" w:hAnsi="Arial"/>
+                <w:sz w:val="18"/>
+                <w:szCs w:val="18"/>
+              </w:rPr>
+              <w:t xml:space="preserve">1156474</w:t>
             </w:r>
           </w:p>
         </w:tc>
@@ -15956,26 +16608,27 @@
               <w:bottom w:val="single" w:color="B7B7B7" w:sz="4"/>
               <w:right w:val="single" w:color="B7B7B7" w:sz="4"/>
             </w:tcBorders>
-            <w:tcMar>
-              <w:top w:type="dxa" w:w="50"/>
-              <w:left w:type="dxa" w:w="90"/>
-              <w:bottom w:type="dxa" w:w="50"/>
-              <w:right w:type="dxa" w:w="90"/>
-            </w:tcMar>
-            <w:vAlign w:val="center"/>
-          </w:tcPr>
-          <w:p>
-            <w:pPr>
-              <w:keepNext/>
-              <w:spacing w:after="0" w:before="0"/>
-            </w:pPr>
-            <w:r>
-              <w:rPr>
-                <w:rFonts w:ascii="Arial" w:cs="Arial" w:eastAsia="Arial" w:hAnsi="Arial"/>
-                <w:sz w:val="18"/>
-                <w:szCs w:val="18"/>
-              </w:rPr>
-              <w:t xml:space="preserve">3:46</w:t>
+            <w:shd w:fill="DDEBF7" w:color="auto" w:val="clear"/>
+            <w:tcMar>
+              <w:top w:type="dxa" w:w="50"/>
+              <w:left w:type="dxa" w:w="90"/>
+              <w:bottom w:type="dxa" w:w="50"/>
+              <w:right w:type="dxa" w:w="90"/>
+            </w:tcMar>
+            <w:vAlign w:val="center"/>
+          </w:tcPr>
+          <w:p>
+            <w:pPr>
+              <w:keepNext/>
+              <w:spacing w:after="0" w:before="0"/>
+            </w:pPr>
+            <w:r>
+              <w:rPr>
+                <w:rFonts w:ascii="Arial" w:cs="Arial" w:eastAsia="Arial" w:hAnsi="Arial"/>
+                <w:sz w:val="18"/>
+                <w:szCs w:val="18"/>
+              </w:rPr>
+              <w:t xml:space="preserve">3:50</w:t>
             </w:r>
           </w:p>
         </w:tc>
@@ -15988,6 +16641,7 @@
               <w:bottom w:val="single" w:color="B7B7B7" w:sz="4"/>
               <w:right w:val="single" w:color="B7B7B7" w:sz="4"/>
             </w:tcBorders>
+            <w:shd w:fill="DDEBF7" w:color="auto" w:val="clear"/>
             <w:tcMar>
               <w:top w:type="dxa" w:w="50"/>
               <w:left w:type="dxa" w:w="90"/>
@@ -16023,6 +16677,7 @@
               <w:bottom w:val="single" w:color="B7B7B7" w:sz="4"/>
               <w:right w:val="single" w:color="B7B7B7" w:sz="4"/>
             </w:tcBorders>
+            <w:shd w:fill="DDEBF7" w:color="auto" w:val="clear"/>
             <w:tcMar>
               <w:top w:type="dxa" w:w="50"/>
               <w:left w:type="dxa" w:w="90"/>
@@ -16042,7 +16697,7 @@
                 <w:sz w:val="16"/>
                 <w:szCs w:val="16"/>
               </w:rPr>
-              <w:t xml:space="preserve"/>
+              <w:t xml:space="preserve">[ADDED Oct. 29] Added to the Air Order by DJ Stace (Oct. 29). Your review: 5 stars, 'play this one,' heir to Swervedriver. Aired earlier in October. Same album as Raven.</w:t>
             </w:r>
           </w:p>
         </w:tc>
@@ -16071,7 +16726,7 @@
           </w:tcPr>
           <w:p>
             <w:pPr>
-              <w:keepNext w:val="false"/>
+              <w:keepNext/>
               <w:spacing w:after="0" w:before="0"/>
             </w:pPr>
             <w:r>
@@ -16082,7 +16737,620 @@
                 <w:sz w:val="18"/>
                 <w:szCs w:val="18"/>
               </w:rPr>
-              <w:t xml:space="preserve">23</w:t>
+              <w:t xml:space="preserve">24</w:t>
+            </w:r>
+          </w:p>
+        </w:tc>
+        <w:tc>
+          <w:tcPr>
+            <w:tcW w:type="dxa" w:w="1800"/>
+            <w:tcBorders>
+              <w:top w:val="single" w:color="B7B7B7" w:sz="4"/>
+              <w:left w:val="single" w:color="B7B7B7" w:sz="4"/>
+              <w:bottom w:val="single" w:color="B7B7B7" w:sz="4"/>
+              <w:right w:val="single" w:color="B7B7B7" w:sz="4"/>
+            </w:tcBorders>
+            <w:shd w:fill="F5F7FA" w:color="auto" w:val="clear"/>
+            <w:tcMar>
+              <w:top w:type="dxa" w:w="50"/>
+              <w:left w:type="dxa" w:w="90"/>
+              <w:bottom w:type="dxa" w:w="50"/>
+              <w:right w:type="dxa" w:w="90"/>
+            </w:tcMar>
+            <w:vAlign w:val="center"/>
+          </w:tcPr>
+          <w:p>
+            <w:pPr>
+              <w:keepNext/>
+              <w:spacing w:after="0" w:before="0"/>
+            </w:pPr>
+            <w:r>
+              <w:rPr>
+                <w:rFonts w:ascii="Arial" w:cs="Arial" w:eastAsia="Arial" w:hAnsi="Arial"/>
+                <w:b/>
+                <w:bCs/>
+                <w:sz w:val="18"/>
+                <w:szCs w:val="18"/>
+              </w:rPr>
+              <w:t xml:space="preserve">The Black Angels</w:t>
+            </w:r>
+          </w:p>
+        </w:tc>
+        <w:tc>
+          <w:tcPr>
+            <w:tcW w:type="dxa" w:w="2600"/>
+            <w:tcBorders>
+              <w:top w:val="single" w:color="B7B7B7" w:sz="4"/>
+              <w:left w:val="single" w:color="B7B7B7" w:sz="4"/>
+              <w:bottom w:val="single" w:color="B7B7B7" w:sz="4"/>
+              <w:right w:val="single" w:color="B7B7B7" w:sz="4"/>
+            </w:tcBorders>
+            <w:shd w:fill="F5F7FA" w:color="auto" w:val="clear"/>
+            <w:tcMar>
+              <w:top w:type="dxa" w:w="50"/>
+              <w:left w:type="dxa" w:w="90"/>
+              <w:bottom w:type="dxa" w:w="50"/>
+              <w:right w:type="dxa" w:w="90"/>
+            </w:tcMar>
+            <w:vAlign w:val="center"/>
+          </w:tcPr>
+          <w:p>
+            <w:pPr>
+              <w:keepNext/>
+              <w:spacing w:after="0" w:before="0"/>
+            </w:pPr>
+            <w:r>
+              <w:rPr>
+                <w:rFonts w:ascii="Arial" w:cs="Arial" w:eastAsia="Arial" w:hAnsi="Arial"/>
+                <w:b/>
+                <w:bCs/>
+                <w:sz w:val="20"/>
+                <w:szCs w:val="20"/>
+              </w:rPr>
+              <w:t xml:space="preserve">Young Men Dead</w:t>
+            </w:r>
+          </w:p>
+        </w:tc>
+        <w:tc>
+          <w:tcPr>
+            <w:tcW w:type="dxa" w:w="2100"/>
+            <w:tcBorders>
+              <w:top w:val="single" w:color="B7B7B7" w:sz="4"/>
+              <w:left w:val="single" w:color="B7B7B7" w:sz="4"/>
+              <w:bottom w:val="single" w:color="B7B7B7" w:sz="4"/>
+              <w:right w:val="single" w:color="B7B7B7" w:sz="4"/>
+            </w:tcBorders>
+            <w:shd w:fill="F5F7FA" w:color="auto" w:val="clear"/>
+            <w:tcMar>
+              <w:top w:type="dxa" w:w="50"/>
+              <w:left w:type="dxa" w:w="90"/>
+              <w:bottom w:type="dxa" w:w="50"/>
+              <w:right w:type="dxa" w:w="90"/>
+            </w:tcMar>
+            <w:vAlign w:val="center"/>
+          </w:tcPr>
+          <w:p>
+            <w:pPr>
+              <w:keepNext/>
+              <w:spacing w:after="0" w:before="0"/>
+            </w:pPr>
+            <w:r>
+              <w:rPr>
+                <w:rFonts w:ascii="Arial" w:cs="Arial" w:eastAsia="Arial" w:hAnsi="Arial"/>
+                <w:sz w:val="18"/>
+                <w:szCs w:val="18"/>
+              </w:rPr>
+              <w:t xml:space="preserve">Passover</w:t>
+            </w:r>
+          </w:p>
+        </w:tc>
+        <w:tc>
+          <w:tcPr>
+            <w:tcW w:type="dxa" w:w="1600"/>
+            <w:tcBorders>
+              <w:top w:val="single" w:color="B7B7B7" w:sz="4"/>
+              <w:left w:val="single" w:color="B7B7B7" w:sz="4"/>
+              <w:bottom w:val="single" w:color="B7B7B7" w:sz="4"/>
+              <w:right w:val="single" w:color="B7B7B7" w:sz="4"/>
+            </w:tcBorders>
+            <w:shd w:fill="F5F7FA" w:color="auto" w:val="clear"/>
+            <w:tcMar>
+              <w:top w:type="dxa" w:w="50"/>
+              <w:left w:type="dxa" w:w="90"/>
+              <w:bottom w:type="dxa" w:w="50"/>
+              <w:right w:type="dxa" w:w="90"/>
+            </w:tcMar>
+            <w:vAlign w:val="center"/>
+          </w:tcPr>
+          <w:p>
+            <w:pPr>
+              <w:keepNext/>
+              <w:spacing w:after="0" w:before="0"/>
+            </w:pPr>
+            <w:r>
+              <w:rPr>
+                <w:rFonts w:ascii="Arial" w:cs="Arial" w:eastAsia="Arial" w:hAnsi="Arial"/>
+                <w:sz w:val="18"/>
+                <w:szCs w:val="18"/>
+              </w:rPr>
+              <w:t xml:space="preserve">Light In The Attic Records</w:t>
+            </w:r>
+          </w:p>
+        </w:tc>
+        <w:tc>
+          <w:tcPr>
+            <w:tcW w:type="dxa" w:w="900"/>
+            <w:tcBorders>
+              <w:top w:val="single" w:color="B7B7B7" w:sz="4"/>
+              <w:left w:val="single" w:color="B7B7B7" w:sz="4"/>
+              <w:bottom w:val="single" w:color="B7B7B7" w:sz="4"/>
+              <w:right w:val="single" w:color="B7B7B7" w:sz="4"/>
+            </w:tcBorders>
+            <w:shd w:fill="F5F7FA" w:color="auto" w:val="clear"/>
+            <w:tcMar>
+              <w:top w:type="dxa" w:w="50"/>
+              <w:left w:type="dxa" w:w="90"/>
+              <w:bottom w:type="dxa" w:w="50"/>
+              <w:right w:type="dxa" w:w="90"/>
+            </w:tcMar>
+            <w:vAlign w:val="center"/>
+          </w:tcPr>
+          <w:p>
+            <w:pPr>
+              <w:keepNext/>
+              <w:spacing w:after="0" w:before="0"/>
+            </w:pPr>
+            <w:r>
+              <w:rPr>
+                <w:rFonts w:ascii="Arial" w:cs="Arial" w:eastAsia="Arial" w:hAnsi="Arial"/>
+                <w:sz w:val="18"/>
+                <w:szCs w:val="18"/>
+              </w:rPr>
+              <w:t xml:space="preserve">816320</w:t>
+            </w:r>
+          </w:p>
+        </w:tc>
+        <w:tc>
+          <w:tcPr>
+            <w:tcW w:type="dxa" w:w="650"/>
+            <w:tcBorders>
+              <w:top w:val="single" w:color="B7B7B7" w:sz="4"/>
+              <w:left w:val="single" w:color="B7B7B7" w:sz="4"/>
+              <w:bottom w:val="single" w:color="B7B7B7" w:sz="4"/>
+              <w:right w:val="single" w:color="B7B7B7" w:sz="4"/>
+            </w:tcBorders>
+            <w:shd w:fill="F5F7FA" w:color="auto" w:val="clear"/>
+            <w:tcMar>
+              <w:top w:type="dxa" w:w="50"/>
+              <w:left w:type="dxa" w:w="90"/>
+              <w:bottom w:type="dxa" w:w="50"/>
+              <w:right w:type="dxa" w:w="90"/>
+            </w:tcMar>
+            <w:vAlign w:val="center"/>
+          </w:tcPr>
+          <w:p>
+            <w:pPr>
+              <w:keepNext/>
+              <w:spacing w:after="0" w:before="0"/>
+            </w:pPr>
+            <w:r>
+              <w:rPr>
+                <w:rFonts w:ascii="Arial" w:cs="Arial" w:eastAsia="Arial" w:hAnsi="Arial"/>
+                <w:sz w:val="18"/>
+                <w:szCs w:val="18"/>
+              </w:rPr>
+              <w:t xml:space="preserve">5:33</w:t>
+            </w:r>
+          </w:p>
+        </w:tc>
+        <w:tc>
+          <w:tcPr>
+            <w:tcW w:type="dxa" w:w="1300"/>
+            <w:tcBorders>
+              <w:top w:val="single" w:color="B7B7B7" w:sz="4"/>
+              <w:left w:val="single" w:color="B7B7B7" w:sz="4"/>
+              <w:bottom w:val="single" w:color="B7B7B7" w:sz="4"/>
+              <w:right w:val="single" w:color="B7B7B7" w:sz="4"/>
+            </w:tcBorders>
+            <w:shd w:fill="F5F7FA" w:color="auto" w:val="clear"/>
+            <w:tcMar>
+              <w:top w:type="dxa" w:w="50"/>
+              <w:left w:type="dxa" w:w="90"/>
+              <w:bottom w:type="dxa" w:w="50"/>
+              <w:right w:type="dxa" w:w="90"/>
+            </w:tcMar>
+            <w:vAlign w:val="center"/>
+          </w:tcPr>
+          <w:p>
+            <w:pPr>
+              <w:keepNext/>
+              <w:spacing w:after="0" w:before="0"/>
+            </w:pPr>
+            <w:r>
+              <w:rPr>
+                <w:rFonts w:ascii="Arial" w:cs="Arial" w:eastAsia="Arial" w:hAnsi="Arial"/>
+                <w:b/>
+                <w:bCs/>
+                <w:color w:val="1B7F3B"/>
+                <w:sz w:val="18"/>
+                <w:szCs w:val="18"/>
+              </w:rPr>
+              <w:t xml:space="preserve">CLEAN</w:t>
+            </w:r>
+          </w:p>
+        </w:tc>
+        <w:tc>
+          <w:tcPr>
+            <w:tcW w:type="dxa" w:w="3000"/>
+            <w:tcBorders>
+              <w:top w:val="single" w:color="B7B7B7" w:sz="4"/>
+              <w:left w:val="single" w:color="B7B7B7" w:sz="4"/>
+              <w:bottom w:val="single" w:color="B7B7B7" w:sz="4"/>
+              <w:right w:val="single" w:color="B7B7B7" w:sz="4"/>
+            </w:tcBorders>
+            <w:shd w:fill="F5F7FA" w:color="auto" w:val="clear"/>
+            <w:tcMar>
+              <w:top w:type="dxa" w:w="50"/>
+              <w:left w:type="dxa" w:w="90"/>
+              <w:bottom w:type="dxa" w:w="50"/>
+              <w:right w:type="dxa" w:w="90"/>
+            </w:tcMar>
+            <w:vAlign w:val="center"/>
+          </w:tcPr>
+          <w:p>
+            <w:pPr>
+              <w:keepNext/>
+              <w:spacing w:after="0" w:before="0"/>
+            </w:pPr>
+            <w:r>
+              <w:rPr>
+                <w:rFonts w:ascii="Arial" w:cs="Arial" w:eastAsia="Arial" w:hAnsi="Arial"/>
+                <w:sz w:val="16"/>
+                <w:szCs w:val="16"/>
+              </w:rPr>
+              <w:t xml:space="preserve">Core artist.</w:t>
+            </w:r>
+          </w:p>
+        </w:tc>
+      </w:tr>
+      <w:tr>
+        <w:trPr>
+          <w:cantSplit/>
+        </w:trPr>
+        <w:tc>
+          <w:tcPr>
+            <w:tcW w:type="dxa" w:w="450"/>
+            <w:tcBorders>
+              <w:top w:val="single" w:color="B7B7B7" w:sz="4"/>
+              <w:left w:val="single" w:color="B7B7B7" w:sz="4"/>
+              <w:bottom w:val="single" w:color="B7B7B7" w:sz="4"/>
+              <w:right w:val="single" w:color="B7B7B7" w:sz="4"/>
+            </w:tcBorders>
+            <w:tcMar>
+              <w:top w:type="dxa" w:w="50"/>
+              <w:left w:type="dxa" w:w="90"/>
+              <w:bottom w:type="dxa" w:w="50"/>
+              <w:right w:type="dxa" w:w="90"/>
+            </w:tcMar>
+            <w:vAlign w:val="center"/>
+          </w:tcPr>
+          <w:p>
+            <w:pPr>
+              <w:keepNext/>
+              <w:spacing w:after="0" w:before="0"/>
+            </w:pPr>
+            <w:r>
+              <w:rPr>
+                <w:rFonts w:ascii="Arial" w:cs="Arial" w:eastAsia="Arial" w:hAnsi="Arial"/>
+                <w:b/>
+                <w:bCs/>
+                <w:sz w:val="18"/>
+                <w:szCs w:val="18"/>
+              </w:rPr>
+              <w:t xml:space="preserve">25</w:t>
+            </w:r>
+          </w:p>
+        </w:tc>
+        <w:tc>
+          <w:tcPr>
+            <w:tcW w:type="dxa" w:w="1800"/>
+            <w:tcBorders>
+              <w:top w:val="single" w:color="B7B7B7" w:sz="4"/>
+              <w:left w:val="single" w:color="B7B7B7" w:sz="4"/>
+              <w:bottom w:val="single" w:color="B7B7B7" w:sz="4"/>
+              <w:right w:val="single" w:color="B7B7B7" w:sz="4"/>
+            </w:tcBorders>
+            <w:tcMar>
+              <w:top w:type="dxa" w:w="50"/>
+              <w:left w:type="dxa" w:w="90"/>
+              <w:bottom w:type="dxa" w:w="50"/>
+              <w:right w:type="dxa" w:w="90"/>
+            </w:tcMar>
+            <w:vAlign w:val="center"/>
+          </w:tcPr>
+          <w:p>
+            <w:pPr>
+              <w:keepNext/>
+              <w:spacing w:after="0" w:before="0"/>
+            </w:pPr>
+            <w:r>
+              <w:rPr>
+                <w:rFonts w:ascii="Arial" w:cs="Arial" w:eastAsia="Arial" w:hAnsi="Arial"/>
+                <w:b/>
+                <w:bCs/>
+                <w:sz w:val="18"/>
+                <w:szCs w:val="18"/>
+              </w:rPr>
+              <w:t xml:space="preserve">Black Rebel Motorcycle Club</w:t>
+            </w:r>
+          </w:p>
+        </w:tc>
+        <w:tc>
+          <w:tcPr>
+            <w:tcW w:type="dxa" w:w="2600"/>
+            <w:tcBorders>
+              <w:top w:val="single" w:color="B7B7B7" w:sz="4"/>
+              <w:left w:val="single" w:color="B7B7B7" w:sz="4"/>
+              <w:bottom w:val="single" w:color="B7B7B7" w:sz="4"/>
+              <w:right w:val="single" w:color="B7B7B7" w:sz="4"/>
+            </w:tcBorders>
+            <w:tcMar>
+              <w:top w:type="dxa" w:w="50"/>
+              <w:left w:type="dxa" w:w="90"/>
+              <w:bottom w:type="dxa" w:w="50"/>
+              <w:right w:type="dxa" w:w="90"/>
+            </w:tcMar>
+            <w:vAlign w:val="center"/>
+          </w:tcPr>
+          <w:p>
+            <w:pPr>
+              <w:keepNext/>
+              <w:spacing w:after="0" w:before="0"/>
+            </w:pPr>
+            <w:r>
+              <w:rPr>
+                <w:rFonts w:ascii="Arial" w:cs="Arial" w:eastAsia="Arial" w:hAnsi="Arial"/>
+                <w:b/>
+                <w:bCs/>
+                <w:sz w:val="20"/>
+                <w:szCs w:val="20"/>
+              </w:rPr>
+              <w:t xml:space="preserve">Beat the Devil's Tattoo</w:t>
+            </w:r>
+          </w:p>
+        </w:tc>
+        <w:tc>
+          <w:tcPr>
+            <w:tcW w:type="dxa" w:w="2100"/>
+            <w:tcBorders>
+              <w:top w:val="single" w:color="B7B7B7" w:sz="4"/>
+              <w:left w:val="single" w:color="B7B7B7" w:sz="4"/>
+              <w:bottom w:val="single" w:color="B7B7B7" w:sz="4"/>
+              <w:right w:val="single" w:color="B7B7B7" w:sz="4"/>
+            </w:tcBorders>
+            <w:tcMar>
+              <w:top w:type="dxa" w:w="50"/>
+              <w:left w:type="dxa" w:w="90"/>
+              <w:bottom w:type="dxa" w:w="50"/>
+              <w:right w:type="dxa" w:w="90"/>
+            </w:tcMar>
+            <w:vAlign w:val="center"/>
+          </w:tcPr>
+          <w:p>
+            <w:pPr>
+              <w:keepNext/>
+              <w:spacing w:after="0" w:before="0"/>
+            </w:pPr>
+            <w:r>
+              <w:rPr>
+                <w:rFonts w:ascii="Arial" w:cs="Arial" w:eastAsia="Arial" w:hAnsi="Arial"/>
+                <w:sz w:val="18"/>
+                <w:szCs w:val="18"/>
+              </w:rPr>
+              <w:t xml:space="preserve">Beat the Devil's Tattoo</w:t>
+            </w:r>
+          </w:p>
+        </w:tc>
+        <w:tc>
+          <w:tcPr>
+            <w:tcW w:type="dxa" w:w="1600"/>
+            <w:tcBorders>
+              <w:top w:val="single" w:color="B7B7B7" w:sz="4"/>
+              <w:left w:val="single" w:color="B7B7B7" w:sz="4"/>
+              <w:bottom w:val="single" w:color="B7B7B7" w:sz="4"/>
+              <w:right w:val="single" w:color="B7B7B7" w:sz="4"/>
+            </w:tcBorders>
+            <w:tcMar>
+              <w:top w:type="dxa" w:w="50"/>
+              <w:left w:type="dxa" w:w="90"/>
+              <w:bottom w:type="dxa" w:w="50"/>
+              <w:right w:type="dxa" w:w="90"/>
+            </w:tcMar>
+            <w:vAlign w:val="center"/>
+          </w:tcPr>
+          <w:p>
+            <w:pPr>
+              <w:keepNext/>
+              <w:spacing w:after="0" w:before="0"/>
+            </w:pPr>
+            <w:r>
+              <w:rPr>
+                <w:rFonts w:ascii="Arial" w:cs="Arial" w:eastAsia="Arial" w:hAnsi="Arial"/>
+                <w:sz w:val="18"/>
+                <w:szCs w:val="18"/>
+              </w:rPr>
+              <w:t xml:space="preserve">Vagrant Records</w:t>
+            </w:r>
+          </w:p>
+        </w:tc>
+        <w:tc>
+          <w:tcPr>
+            <w:tcW w:type="dxa" w:w="900"/>
+            <w:tcBorders>
+              <w:top w:val="single" w:color="B7B7B7" w:sz="4"/>
+              <w:left w:val="single" w:color="B7B7B7" w:sz="4"/>
+              <w:bottom w:val="single" w:color="B7B7B7" w:sz="4"/>
+              <w:right w:val="single" w:color="B7B7B7" w:sz="4"/>
+            </w:tcBorders>
+            <w:tcMar>
+              <w:top w:type="dxa" w:w="50"/>
+              <w:left w:type="dxa" w:w="90"/>
+              <w:bottom w:type="dxa" w:w="50"/>
+              <w:right w:type="dxa" w:w="90"/>
+            </w:tcMar>
+            <w:vAlign w:val="center"/>
+          </w:tcPr>
+          <w:p>
+            <w:pPr>
+              <w:keepNext/>
+              <w:spacing w:after="0" w:before="0"/>
+            </w:pPr>
+            <w:r>
+              <w:rPr>
+                <w:rFonts w:ascii="Arial" w:cs="Arial" w:eastAsia="Arial" w:hAnsi="Arial"/>
+                <w:sz w:val="18"/>
+                <w:szCs w:val="18"/>
+              </w:rPr>
+              <w:t xml:space="preserve">932330</w:t>
+            </w:r>
+          </w:p>
+        </w:tc>
+        <w:tc>
+          <w:tcPr>
+            <w:tcW w:type="dxa" w:w="650"/>
+            <w:tcBorders>
+              <w:top w:val="single" w:color="B7B7B7" w:sz="4"/>
+              <w:left w:val="single" w:color="B7B7B7" w:sz="4"/>
+              <w:bottom w:val="single" w:color="B7B7B7" w:sz="4"/>
+              <w:right w:val="single" w:color="B7B7B7" w:sz="4"/>
+            </w:tcBorders>
+            <w:tcMar>
+              <w:top w:type="dxa" w:w="50"/>
+              <w:left w:type="dxa" w:w="90"/>
+              <w:bottom w:type="dxa" w:w="50"/>
+              <w:right w:type="dxa" w:w="90"/>
+            </w:tcMar>
+            <w:vAlign w:val="center"/>
+          </w:tcPr>
+          <w:p>
+            <w:pPr>
+              <w:keepNext/>
+              <w:spacing w:after="0" w:before="0"/>
+            </w:pPr>
+            <w:r>
+              <w:rPr>
+                <w:rFonts w:ascii="Arial" w:cs="Arial" w:eastAsia="Arial" w:hAnsi="Arial"/>
+                <w:sz w:val="18"/>
+                <w:szCs w:val="18"/>
+              </w:rPr>
+              <w:t xml:space="preserve">3:46</w:t>
+            </w:r>
+          </w:p>
+        </w:tc>
+        <w:tc>
+          <w:tcPr>
+            <w:tcW w:type="dxa" w:w="1300"/>
+            <w:tcBorders>
+              <w:top w:val="single" w:color="B7B7B7" w:sz="4"/>
+              <w:left w:val="single" w:color="B7B7B7" w:sz="4"/>
+              <w:bottom w:val="single" w:color="B7B7B7" w:sz="4"/>
+              <w:right w:val="single" w:color="B7B7B7" w:sz="4"/>
+            </w:tcBorders>
+            <w:tcMar>
+              <w:top w:type="dxa" w:w="50"/>
+              <w:left w:type="dxa" w:w="90"/>
+              <w:bottom w:type="dxa" w:w="50"/>
+              <w:right w:type="dxa" w:w="90"/>
+            </w:tcMar>
+            <w:vAlign w:val="center"/>
+          </w:tcPr>
+          <w:p>
+            <w:pPr>
+              <w:keepNext/>
+              <w:spacing w:after="0" w:before="0"/>
+            </w:pPr>
+            <w:r>
+              <w:rPr>
+                <w:rFonts w:ascii="Arial" w:cs="Arial" w:eastAsia="Arial" w:hAnsi="Arial"/>
+                <w:b/>
+                <w:bCs/>
+                <w:color w:val="1B7F3B"/>
+                <w:sz w:val="18"/>
+                <w:szCs w:val="18"/>
+              </w:rPr>
+              <w:t xml:space="preserve">CLEAN</w:t>
+            </w:r>
+          </w:p>
+        </w:tc>
+        <w:tc>
+          <w:tcPr>
+            <w:tcW w:type="dxa" w:w="3000"/>
+            <w:tcBorders>
+              <w:top w:val="single" w:color="B7B7B7" w:sz="4"/>
+              <w:left w:val="single" w:color="B7B7B7" w:sz="4"/>
+              <w:bottom w:val="single" w:color="B7B7B7" w:sz="4"/>
+              <w:right w:val="single" w:color="B7B7B7" w:sz="4"/>
+            </w:tcBorders>
+            <w:tcMar>
+              <w:top w:type="dxa" w:w="50"/>
+              <w:left w:type="dxa" w:w="90"/>
+              <w:bottom w:type="dxa" w:w="50"/>
+              <w:right w:type="dxa" w:w="90"/>
+            </w:tcMar>
+            <w:vAlign w:val="center"/>
+          </w:tcPr>
+          <w:p>
+            <w:pPr>
+              <w:keepNext/>
+              <w:spacing w:after="0" w:before="0"/>
+            </w:pPr>
+            <w:r>
+              <w:rPr>
+                <w:rFonts w:ascii="Arial" w:cs="Arial" w:eastAsia="Arial" w:hAnsi="Arial"/>
+                <w:sz w:val="16"/>
+                <w:szCs w:val="16"/>
+              </w:rPr>
+              <w:t xml:space="preserve"/>
+            </w:r>
+          </w:p>
+        </w:tc>
+      </w:tr>
+      <w:tr>
+        <w:trPr>
+          <w:cantSplit/>
+        </w:trPr>
+        <w:tc>
+          <w:tcPr>
+            <w:tcW w:type="dxa" w:w="450"/>
+            <w:tcBorders>
+              <w:top w:val="single" w:color="B7B7B7" w:sz="4"/>
+              <w:left w:val="single" w:color="B7B7B7" w:sz="4"/>
+              <w:bottom w:val="single" w:color="B7B7B7" w:sz="4"/>
+              <w:right w:val="single" w:color="B7B7B7" w:sz="4"/>
+            </w:tcBorders>
+            <w:shd w:fill="F5F7FA" w:color="auto" w:val="clear"/>
+            <w:tcMar>
+              <w:top w:type="dxa" w:w="50"/>
+              <w:left w:type="dxa" w:w="90"/>
+              <w:bottom w:type="dxa" w:w="50"/>
+              <w:right w:type="dxa" w:w="90"/>
+            </w:tcMar>
+            <w:vAlign w:val="center"/>
+          </w:tcPr>
+          <w:p>
+            <w:pPr>
+              <w:keepNext w:val="false"/>
+              <w:spacing w:after="0" w:before="0"/>
+            </w:pPr>
+            <w:r>
+              <w:rPr>
+                <w:rFonts w:ascii="Arial" w:cs="Arial" w:eastAsia="Arial" w:hAnsi="Arial"/>
+                <w:b/>
+                <w:bCs/>
+                <w:sz w:val="18"/>
+                <w:szCs w:val="18"/>
+              </w:rPr>
+              <w:t xml:space="preserve">26</w:t>
             </w:r>
           </w:p>
         </w:tc>
@@ -16550,7 +17818,7 @@
           </w:tcPr>
           <w:p>
             <w:pPr>
-              <w:keepNext w:val="false"/>
+              <w:keepNext/>
               <w:spacing w:after="0" w:before="0"/>
             </w:pPr>
             <w:r>
@@ -16585,7 +17853,7 @@
           </w:tcPr>
           <w:p>
             <w:pPr>
-              <w:keepNext w:val="false"/>
+              <w:keepNext/>
               <w:spacing w:after="0" w:before="0"/>
             </w:pPr>
             <w:r>
@@ -16595,6 +17863,79 @@
                 <w:szCs w:val="20"/>
               </w:rPr>
               <w:t xml:space="preserve">Twisted Teens: The Holy Cross Tigers is out Nov. 6 on Sub Pop.</w:t>
+            </w:r>
+          </w:p>
+        </w:tc>
+      </w:tr>
+      <w:tr>
+        <w:trPr>
+          <w:cantSplit/>
+        </w:trPr>
+        <w:tc>
+          <w:tcPr>
+            <w:tcW w:type="dxa" w:w="2600"/>
+            <w:tcBorders>
+              <w:top w:val="single" w:color="B7B7B7" w:sz="4"/>
+              <w:left w:val="single" w:color="B7B7B7" w:sz="4"/>
+              <w:bottom w:val="single" w:color="B7B7B7" w:sz="4"/>
+              <w:right w:val="single" w:color="B7B7B7" w:sz="4"/>
+            </w:tcBorders>
+            <w:shd w:fill="E2F0D9" w:color="auto" w:val="clear"/>
+            <w:tcMar>
+              <w:top w:type="dxa" w:w="50"/>
+              <w:left w:type="dxa" w:w="90"/>
+              <w:bottom w:type="dxa" w:w="50"/>
+              <w:right w:type="dxa" w:w="90"/>
+            </w:tcMar>
+            <w:vAlign w:val="center"/>
+          </w:tcPr>
+          <w:p>
+            <w:pPr>
+              <w:keepNext w:val="false"/>
+              <w:spacing w:after="0" w:before="0"/>
+            </w:pPr>
+            <w:r>
+              <w:rPr>
+                <w:rFonts w:ascii="Arial" w:cs="Arial" w:eastAsia="Arial" w:hAnsi="Arial"/>
+                <w:b/>
+                <w:bCs/>
+                <w:sz w:val="18"/>
+                <w:szCs w:val="18"/>
+              </w:rPr>
+              <w:t xml:space="preserve"/>
+            </w:r>
+          </w:p>
+        </w:tc>
+        <w:tc>
+          <w:tcPr>
+            <w:tcW w:type="dxa" w:w="11800"/>
+            <w:tcBorders>
+              <w:top w:val="single" w:color="B7B7B7" w:sz="4"/>
+              <w:left w:val="single" w:color="B7B7B7" w:sz="4"/>
+              <w:bottom w:val="single" w:color="B7B7B7" w:sz="4"/>
+              <w:right w:val="single" w:color="B7B7B7" w:sz="4"/>
+            </w:tcBorders>
+            <w:shd w:fill="E2F0D9" w:color="auto" w:val="clear"/>
+            <w:tcMar>
+              <w:top w:type="dxa" w:w="50"/>
+              <w:left w:type="dxa" w:w="90"/>
+              <w:bottom w:type="dxa" w:w="50"/>
+              <w:right w:type="dxa" w:w="90"/>
+            </w:tcMar>
+            <w:vAlign w:val="center"/>
+          </w:tcPr>
+          <w:p>
+            <w:pPr>
+              <w:keepNext w:val="false"/>
+              <w:spacing w:after="0" w:before="0"/>
+            </w:pPr>
+            <w:r>
+              <w:rPr>
+                <w:rFonts w:ascii="Arial" w:cs="Arial" w:eastAsia="Arial" w:hAnsi="Arial"/>
+                <w:sz w:val="20"/>
+                <w:szCs w:val="20"/>
+              </w:rPr>
+              <w:t xml:space="preserve">Lambrini Girls released Cult of Celebrity Mar. 31 on City Slang, their first new music since the 2025 album Who Let The Dogs Out.</w:t>
             </w:r>
           </w:p>
         </w:tc>
@@ -16665,7 +18006,7 @@
                 <w:sz w:val="22"/>
                 <w:szCs w:val="22"/>
               </w:rPr>
-              <w:t xml:space="preserve">Hour 1, Set 4: The devil's set   |   6 tracks   |   30:03   |   on air through 1:43:28</w:t>
+              <w:t xml:space="preserve">Hour 1, Set 4: The devil's set   |   6 tracks   |   30:03   |   on air through 1:53:54</w:t>
             </w:r>
           </w:p>
         </w:tc>
@@ -17035,7 +18376,7 @@
                 <w:sz w:val="18"/>
                 <w:szCs w:val="18"/>
               </w:rPr>
-              <w:t xml:space="preserve">24</w:t>
+              <w:t xml:space="preserve">27</w:t>
             </w:r>
           </w:p>
         </w:tc>
@@ -17346,7 +18687,7 @@
                 <w:sz w:val="18"/>
                 <w:szCs w:val="18"/>
               </w:rPr>
-              <w:t xml:space="preserve">25</w:t>
+              <w:t xml:space="preserve">28</w:t>
             </w:r>
           </w:p>
         </w:tc>
@@ -17656,7 +18997,7 @@
                 <w:sz w:val="18"/>
                 <w:szCs w:val="18"/>
               </w:rPr>
-              <w:t xml:space="preserve">26</w:t>
+              <w:t xml:space="preserve">29</w:t>
             </w:r>
           </w:p>
         </w:tc>
@@ -17959,7 +19300,7 @@
                 <w:sz w:val="18"/>
                 <w:szCs w:val="18"/>
               </w:rPr>
-              <w:t xml:space="preserve">27</w:t>
+              <w:t xml:space="preserve">30</w:t>
             </w:r>
           </w:p>
         </w:tc>
@@ -18269,7 +19610,7 @@
                 <w:sz w:val="18"/>
                 <w:szCs w:val="18"/>
               </w:rPr>
-              <w:t xml:space="preserve">28</w:t>
+              <w:t xml:space="preserve">31</w:t>
             </w:r>
           </w:p>
         </w:tc>
@@ -18572,7 +19913,7 @@
                 <w:sz w:val="18"/>
                 <w:szCs w:val="18"/>
               </w:rPr>
-              <w:t xml:space="preserve">29</w:t>
+              <w:t xml:space="preserve">32</w:t>
             </w:r>
           </w:p>
         </w:tc>
@@ -19192,7 +20533,7 @@
                 <w:sz w:val="20"/>
                 <w:szCs w:val="20"/>
               </w:rPr>
-              <w:t xml:space="preserve">Where the Goth Girls At? is the new single. Burn the Witch is from Lullabies to Paralyze (2005).</w:t>
+              <w:t xml:space="preserve">Where the Goth Girls At? is the new single. Burn the Witch is from Lullabies to Paralyze (2005). Third song: Monsters in the Parasol (Rated R, 2000), If I Had a Tail (...Like Clockwork, 2013) or Hangin' Tree (Songs for the Deaf, 2002).</w:t>
             </w:r>
           </w:p>
         </w:tc>
@@ -19263,7 +20604,7 @@
                 <w:sz w:val="22"/>
                 <w:szCs w:val="22"/>
               </w:rPr>
-              <w:t xml:space="preserve">Hour 2, Thursday Triple Shot: Queens of the Stone Age   |   2 tracks   |   7:05   |   on air through 1:50:33</w:t>
+              <w:t xml:space="preserve">Hour 2, Thursday Triple Shot: Queens of the Stone Age   |   5 tracks   |   18:36   |   on air through 2:12:30</w:t>
             </w:r>
           </w:p>
         </w:tc>
@@ -19302,7 +20643,7 @@
                 <w:sz w:val="18"/>
                 <w:szCs w:val="18"/>
               </w:rPr>
-              <w:t xml:space="preserve">Intro: New single Where the Goth Girls At? from Perfecth (out Fri. Oct. 30, Matador; nine tracks, produced by Josh Homme and Michael Shuman) and the Halloween-titled Burn the Witch. You cut No One Knows, so this is a two-song run; the third slot is open (No One Knows or Phantom Limb from Perfecth). Easy Street stays out (cool-off to Dec. 8).</w:t>
+              <w:t xml:space="preserve">Intro: Where the Goth Girls At? (new single from Perfecth, out Fri. Oct. 30, Matador; nine tracks, produced by Josh Homme and Michael Shuman) and Burn the Witch are set. Pick ONE of three options for the third song: A Monsters in the Parasol (Rated R, 2000), B If I Had a Tail (...Like Clockwork, 2013), C Hangin' Tree (Songs for the Deaf, 2002). All are in your Air Order. Easy Street stays out (cool-off to Dec. 8).</w:t>
             </w:r>
           </w:p>
         </w:tc>
@@ -19671,7 +21012,7 @@
                 <w:sz w:val="18"/>
                 <w:szCs w:val="18"/>
               </w:rPr>
-              <w:t xml:space="preserve">30</w:t>
+              <w:t xml:space="preserve">33</w:t>
             </w:r>
           </w:p>
         </w:tc>
@@ -19963,7 +21304,7 @@
           </w:tcPr>
           <w:p>
             <w:pPr>
-              <w:keepNext w:val="false"/>
+              <w:keepNext/>
               <w:spacing w:after="0" w:before="0"/>
             </w:pPr>
             <w:r>
@@ -19974,7 +21315,7 @@
                 <w:sz w:val="18"/>
                 <w:szCs w:val="18"/>
               </w:rPr>
-              <w:t xml:space="preserve">31</w:t>
+              <w:t xml:space="preserve">34</w:t>
             </w:r>
           </w:p>
         </w:tc>
@@ -19998,7 +21339,7 @@
           </w:tcPr>
           <w:p>
             <w:pPr>
-              <w:keepNext w:val="false"/>
+              <w:keepNext/>
               <w:spacing w:after="0" w:before="0"/>
             </w:pPr>
             <w:r>
@@ -20033,7 +21374,7 @@
           </w:tcPr>
           <w:p>
             <w:pPr>
-              <w:keepNext w:val="false"/>
+              <w:keepNext/>
               <w:spacing w:after="0" w:before="0"/>
             </w:pPr>
             <w:r>
@@ -20068,7 +21409,7 @@
           </w:tcPr>
           <w:p>
             <w:pPr>
-              <w:keepNext w:val="false"/>
+              <w:keepNext/>
               <w:spacing w:after="0" w:before="0"/>
             </w:pPr>
             <w:r>
@@ -20101,7 +21442,7 @@
           </w:tcPr>
           <w:p>
             <w:pPr>
-              <w:keepNext w:val="false"/>
+              <w:keepNext/>
               <w:spacing w:after="0" w:before="0"/>
             </w:pPr>
             <w:r>
@@ -20134,7 +21475,7 @@
           </w:tcPr>
           <w:p>
             <w:pPr>
-              <w:keepNext w:val="false"/>
+              <w:keepNext/>
               <w:spacing w:after="0" w:before="0"/>
             </w:pPr>
             <w:r>
@@ -20167,7 +21508,7 @@
           </w:tcPr>
           <w:p>
             <w:pPr>
-              <w:keepNext w:val="false"/>
+              <w:keepNext/>
               <w:spacing w:after="0" w:before="0"/>
             </w:pPr>
             <w:r>
@@ -20200,7 +21541,7 @@
           </w:tcPr>
           <w:p>
             <w:pPr>
-              <w:keepNext w:val="false"/>
+              <w:keepNext/>
               <w:spacing w:after="0" w:before="0"/>
             </w:pPr>
             <w:r>
@@ -20236,7 +21577,7 @@
           </w:tcPr>
           <w:p>
             <w:pPr>
-              <w:keepNext w:val="false"/>
+              <w:keepNext/>
               <w:spacing w:after="0" w:before="0"/>
             </w:pPr>
             <w:r>
@@ -20246,6 +21587,939 @@
                 <w:szCs w:val="16"/>
               </w:rPr>
               <w:t xml:space="preserve">Triple Shot 2 of 2. Lullabies to Paralyze (2005). Halloween title.</w:t>
+            </w:r>
+          </w:p>
+        </w:tc>
+      </w:tr>
+      <w:tr>
+        <w:trPr>
+          <w:cantSplit/>
+        </w:trPr>
+        <w:tc>
+          <w:tcPr>
+            <w:tcW w:type="dxa" w:w="450"/>
+            <w:tcBorders>
+              <w:top w:val="single" w:color="B7B7B7" w:sz="4"/>
+              <w:left w:val="single" w:color="B7B7B7" w:sz="4"/>
+              <w:bottom w:val="single" w:color="B7B7B7" w:sz="4"/>
+              <w:right w:val="single" w:color="B7B7B7" w:sz="4"/>
+            </w:tcBorders>
+            <w:shd w:fill="DDEBF7" w:color="auto" w:val="clear"/>
+            <w:tcMar>
+              <w:top w:type="dxa" w:w="50"/>
+              <w:left w:type="dxa" w:w="90"/>
+              <w:bottom w:type="dxa" w:w="50"/>
+              <w:right w:type="dxa" w:w="90"/>
+            </w:tcMar>
+            <w:vAlign w:val="center"/>
+          </w:tcPr>
+          <w:p>
+            <w:pPr>
+              <w:keepNext/>
+              <w:spacing w:after="0" w:before="0"/>
+            </w:pPr>
+            <w:r>
+              <w:rPr>
+                <w:rFonts w:ascii="Arial" w:cs="Arial" w:eastAsia="Arial" w:hAnsi="Arial"/>
+                <w:b/>
+                <w:bCs/>
+                <w:sz w:val="18"/>
+                <w:szCs w:val="18"/>
+              </w:rPr>
+              <w:t xml:space="preserve">35</w:t>
+            </w:r>
+          </w:p>
+        </w:tc>
+        <w:tc>
+          <w:tcPr>
+            <w:tcW w:type="dxa" w:w="1800"/>
+            <w:tcBorders>
+              <w:top w:val="single" w:color="B7B7B7" w:sz="4"/>
+              <w:left w:val="single" w:color="B7B7B7" w:sz="4"/>
+              <w:bottom w:val="single" w:color="B7B7B7" w:sz="4"/>
+              <w:right w:val="single" w:color="B7B7B7" w:sz="4"/>
+            </w:tcBorders>
+            <w:shd w:fill="DDEBF7" w:color="auto" w:val="clear"/>
+            <w:tcMar>
+              <w:top w:type="dxa" w:w="50"/>
+              <w:left w:type="dxa" w:w="90"/>
+              <w:bottom w:type="dxa" w:w="50"/>
+              <w:right w:type="dxa" w:w="90"/>
+            </w:tcMar>
+            <w:vAlign w:val="center"/>
+          </w:tcPr>
+          <w:p>
+            <w:pPr>
+              <w:keepNext/>
+              <w:spacing w:after="0" w:before="0"/>
+            </w:pPr>
+            <w:r>
+              <w:rPr>
+                <w:rFonts w:ascii="Arial" w:cs="Arial" w:eastAsia="Arial" w:hAnsi="Arial"/>
+                <w:b/>
+                <w:bCs/>
+                <w:sz w:val="18"/>
+                <w:szCs w:val="18"/>
+              </w:rPr>
+              <w:t xml:space="preserve">Queens of the Stone Age</w:t>
+            </w:r>
+          </w:p>
+        </w:tc>
+        <w:tc>
+          <w:tcPr>
+            <w:tcW w:type="dxa" w:w="2600"/>
+            <w:tcBorders>
+              <w:top w:val="single" w:color="B7B7B7" w:sz="4"/>
+              <w:left w:val="single" w:color="B7B7B7" w:sz="4"/>
+              <w:bottom w:val="single" w:color="B7B7B7" w:sz="4"/>
+              <w:right w:val="single" w:color="B7B7B7" w:sz="4"/>
+            </w:tcBorders>
+            <w:shd w:fill="DDEBF7" w:color="auto" w:val="clear"/>
+            <w:tcMar>
+              <w:top w:type="dxa" w:w="50"/>
+              <w:left w:type="dxa" w:w="90"/>
+              <w:bottom w:type="dxa" w:w="50"/>
+              <w:right w:type="dxa" w:w="90"/>
+            </w:tcMar>
+            <w:vAlign w:val="center"/>
+          </w:tcPr>
+          <w:p>
+            <w:pPr>
+              <w:keepNext/>
+              <w:spacing w:after="0" w:before="0"/>
+            </w:pPr>
+            <w:r>
+              <w:rPr>
+                <w:rFonts w:ascii="Arial" w:cs="Arial" w:eastAsia="Arial" w:hAnsi="Arial"/>
+                <w:b/>
+                <w:bCs/>
+                <w:sz w:val="20"/>
+                <w:szCs w:val="20"/>
+              </w:rPr>
+              <w:t xml:space="preserve">Monsters in the Parasol</w:t>
+            </w:r>
+          </w:p>
+        </w:tc>
+        <w:tc>
+          <w:tcPr>
+            <w:tcW w:type="dxa" w:w="2100"/>
+            <w:tcBorders>
+              <w:top w:val="single" w:color="B7B7B7" w:sz="4"/>
+              <w:left w:val="single" w:color="B7B7B7" w:sz="4"/>
+              <w:bottom w:val="single" w:color="B7B7B7" w:sz="4"/>
+              <w:right w:val="single" w:color="B7B7B7" w:sz="4"/>
+            </w:tcBorders>
+            <w:shd w:fill="DDEBF7" w:color="auto" w:val="clear"/>
+            <w:tcMar>
+              <w:top w:type="dxa" w:w="50"/>
+              <w:left w:type="dxa" w:w="90"/>
+              <w:bottom w:type="dxa" w:w="50"/>
+              <w:right w:type="dxa" w:w="90"/>
+            </w:tcMar>
+            <w:vAlign w:val="center"/>
+          </w:tcPr>
+          <w:p>
+            <w:pPr>
+              <w:keepNext/>
+              <w:spacing w:after="0" w:before="0"/>
+            </w:pPr>
+            <w:r>
+              <w:rPr>
+                <w:rFonts w:ascii="Arial" w:cs="Arial" w:eastAsia="Arial" w:hAnsi="Arial"/>
+                <w:sz w:val="18"/>
+                <w:szCs w:val="18"/>
+              </w:rPr>
+              <w:t xml:space="preserve">R</w:t>
+            </w:r>
+          </w:p>
+        </w:tc>
+        <w:tc>
+          <w:tcPr>
+            <w:tcW w:type="dxa" w:w="1600"/>
+            <w:tcBorders>
+              <w:top w:val="single" w:color="B7B7B7" w:sz="4"/>
+              <w:left w:val="single" w:color="B7B7B7" w:sz="4"/>
+              <w:bottom w:val="single" w:color="B7B7B7" w:sz="4"/>
+              <w:right w:val="single" w:color="B7B7B7" w:sz="4"/>
+            </w:tcBorders>
+            <w:shd w:fill="DDEBF7" w:color="auto" w:val="clear"/>
+            <w:tcMar>
+              <w:top w:type="dxa" w:w="50"/>
+              <w:left w:type="dxa" w:w="90"/>
+              <w:bottom w:type="dxa" w:w="50"/>
+              <w:right w:type="dxa" w:w="90"/>
+            </w:tcMar>
+            <w:vAlign w:val="center"/>
+          </w:tcPr>
+          <w:p>
+            <w:pPr>
+              <w:keepNext/>
+              <w:spacing w:after="0" w:before="0"/>
+            </w:pPr>
+            <w:r>
+              <w:rPr>
+                <w:rFonts w:ascii="Arial" w:cs="Arial" w:eastAsia="Arial" w:hAnsi="Arial"/>
+                <w:sz w:val="18"/>
+                <w:szCs w:val="18"/>
+              </w:rPr>
+              <w:t xml:space="preserve">Interscope Records</w:t>
+            </w:r>
+          </w:p>
+        </w:tc>
+        <w:tc>
+          <w:tcPr>
+            <w:tcW w:type="dxa" w:w="900"/>
+            <w:tcBorders>
+              <w:top w:val="single" w:color="B7B7B7" w:sz="4"/>
+              <w:left w:val="single" w:color="B7B7B7" w:sz="4"/>
+              <w:bottom w:val="single" w:color="B7B7B7" w:sz="4"/>
+              <w:right w:val="single" w:color="B7B7B7" w:sz="4"/>
+            </w:tcBorders>
+            <w:shd w:fill="DDEBF7" w:color="auto" w:val="clear"/>
+            <w:tcMar>
+              <w:top w:type="dxa" w:w="50"/>
+              <w:left w:type="dxa" w:w="90"/>
+              <w:bottom w:type="dxa" w:w="50"/>
+              <w:right w:type="dxa" w:w="90"/>
+            </w:tcMar>
+            <w:vAlign w:val="center"/>
+          </w:tcPr>
+          <w:p>
+            <w:pPr>
+              <w:keepNext/>
+              <w:spacing w:after="0" w:before="0"/>
+            </w:pPr>
+            <w:r>
+              <w:rPr>
+                <w:rFonts w:ascii="Arial" w:cs="Arial" w:eastAsia="Arial" w:hAnsi="Arial"/>
+                <w:sz w:val="18"/>
+                <w:szCs w:val="18"/>
+              </w:rPr>
+              <w:t xml:space="preserve">555656</w:t>
+            </w:r>
+          </w:p>
+        </w:tc>
+        <w:tc>
+          <w:tcPr>
+            <w:tcW w:type="dxa" w:w="650"/>
+            <w:tcBorders>
+              <w:top w:val="single" w:color="B7B7B7" w:sz="4"/>
+              <w:left w:val="single" w:color="B7B7B7" w:sz="4"/>
+              <w:bottom w:val="single" w:color="B7B7B7" w:sz="4"/>
+              <w:right w:val="single" w:color="B7B7B7" w:sz="4"/>
+            </w:tcBorders>
+            <w:shd w:fill="DDEBF7" w:color="auto" w:val="clear"/>
+            <w:tcMar>
+              <w:top w:type="dxa" w:w="50"/>
+              <w:left w:type="dxa" w:w="90"/>
+              <w:bottom w:type="dxa" w:w="50"/>
+              <w:right w:type="dxa" w:w="90"/>
+            </w:tcMar>
+            <w:vAlign w:val="center"/>
+          </w:tcPr>
+          <w:p>
+            <w:pPr>
+              <w:keepNext/>
+              <w:spacing w:after="0" w:before="0"/>
+            </w:pPr>
+            <w:r>
+              <w:rPr>
+                <w:rFonts w:ascii="Arial" w:cs="Arial" w:eastAsia="Arial" w:hAnsi="Arial"/>
+                <w:sz w:val="18"/>
+                <w:szCs w:val="18"/>
+              </w:rPr>
+              <w:t xml:space="preserve">3:28</w:t>
+            </w:r>
+          </w:p>
+        </w:tc>
+        <w:tc>
+          <w:tcPr>
+            <w:tcW w:type="dxa" w:w="1300"/>
+            <w:tcBorders>
+              <w:top w:val="single" w:color="B7B7B7" w:sz="4"/>
+              <w:left w:val="single" w:color="B7B7B7" w:sz="4"/>
+              <w:bottom w:val="single" w:color="B7B7B7" w:sz="4"/>
+              <w:right w:val="single" w:color="B7B7B7" w:sz="4"/>
+            </w:tcBorders>
+            <w:shd w:fill="DDEBF7" w:color="auto" w:val="clear"/>
+            <w:tcMar>
+              <w:top w:type="dxa" w:w="50"/>
+              <w:left w:type="dxa" w:w="90"/>
+              <w:bottom w:type="dxa" w:w="50"/>
+              <w:right w:type="dxa" w:w="90"/>
+            </w:tcMar>
+            <w:vAlign w:val="center"/>
+          </w:tcPr>
+          <w:p>
+            <w:pPr>
+              <w:keepNext/>
+              <w:spacing w:after="0" w:before="0"/>
+            </w:pPr>
+            <w:r>
+              <w:rPr>
+                <w:rFonts w:ascii="Arial" w:cs="Arial" w:eastAsia="Arial" w:hAnsi="Arial"/>
+                <w:b/>
+                <w:bCs/>
+                <w:color w:val="1B7F3B"/>
+                <w:sz w:val="18"/>
+                <w:szCs w:val="18"/>
+              </w:rPr>
+              <w:t xml:space="preserve">CLEAN</w:t>
+            </w:r>
+          </w:p>
+        </w:tc>
+        <w:tc>
+          <w:tcPr>
+            <w:tcW w:type="dxa" w:w="3000"/>
+            <w:tcBorders>
+              <w:top w:val="single" w:color="B7B7B7" w:sz="4"/>
+              <w:left w:val="single" w:color="B7B7B7" w:sz="4"/>
+              <w:bottom w:val="single" w:color="B7B7B7" w:sz="4"/>
+              <w:right w:val="single" w:color="B7B7B7" w:sz="4"/>
+            </w:tcBorders>
+            <w:shd w:fill="DDEBF7" w:color="auto" w:val="clear"/>
+            <w:tcMar>
+              <w:top w:type="dxa" w:w="50"/>
+              <w:left w:type="dxa" w:w="90"/>
+              <w:bottom w:type="dxa" w:w="50"/>
+              <w:right w:type="dxa" w:w="90"/>
+            </w:tcMar>
+            <w:vAlign w:val="center"/>
+          </w:tcPr>
+          <w:p>
+            <w:pPr>
+              <w:keepNext/>
+              <w:spacing w:after="0" w:before="0"/>
+            </w:pPr>
+            <w:r>
+              <w:rPr>
+                <w:rFonts w:ascii="Arial" w:cs="Arial" w:eastAsia="Arial" w:hAnsi="Arial"/>
+                <w:sz w:val="16"/>
+                <w:szCs w:val="16"/>
+              </w:rPr>
+              <w:t xml:space="preserve">[TRIPLE SHOT OPTION A] Triple Shot option A (pick one for the third song). From Rated R (2000); the library lists the album as R. The monsters track.</w:t>
+            </w:r>
+          </w:p>
+        </w:tc>
+      </w:tr>
+      <w:tr>
+        <w:trPr>
+          <w:cantSplit/>
+        </w:trPr>
+        <w:tc>
+          <w:tcPr>
+            <w:tcW w:type="dxa" w:w="450"/>
+            <w:tcBorders>
+              <w:top w:val="single" w:color="B7B7B7" w:sz="4"/>
+              <w:left w:val="single" w:color="B7B7B7" w:sz="4"/>
+              <w:bottom w:val="single" w:color="B7B7B7" w:sz="4"/>
+              <w:right w:val="single" w:color="B7B7B7" w:sz="4"/>
+            </w:tcBorders>
+            <w:shd w:fill="DDEBF7" w:color="auto" w:val="clear"/>
+            <w:tcMar>
+              <w:top w:type="dxa" w:w="50"/>
+              <w:left w:type="dxa" w:w="90"/>
+              <w:bottom w:type="dxa" w:w="50"/>
+              <w:right w:type="dxa" w:w="90"/>
+            </w:tcMar>
+            <w:vAlign w:val="center"/>
+          </w:tcPr>
+          <w:p>
+            <w:pPr>
+              <w:keepNext/>
+              <w:spacing w:after="0" w:before="0"/>
+            </w:pPr>
+            <w:r>
+              <w:rPr>
+                <w:rFonts w:ascii="Arial" w:cs="Arial" w:eastAsia="Arial" w:hAnsi="Arial"/>
+                <w:b/>
+                <w:bCs/>
+                <w:sz w:val="18"/>
+                <w:szCs w:val="18"/>
+              </w:rPr>
+              <w:t xml:space="preserve">36</w:t>
+            </w:r>
+          </w:p>
+        </w:tc>
+        <w:tc>
+          <w:tcPr>
+            <w:tcW w:type="dxa" w:w="1800"/>
+            <w:tcBorders>
+              <w:top w:val="single" w:color="B7B7B7" w:sz="4"/>
+              <w:left w:val="single" w:color="B7B7B7" w:sz="4"/>
+              <w:bottom w:val="single" w:color="B7B7B7" w:sz="4"/>
+              <w:right w:val="single" w:color="B7B7B7" w:sz="4"/>
+            </w:tcBorders>
+            <w:shd w:fill="DDEBF7" w:color="auto" w:val="clear"/>
+            <w:tcMar>
+              <w:top w:type="dxa" w:w="50"/>
+              <w:left w:type="dxa" w:w="90"/>
+              <w:bottom w:type="dxa" w:w="50"/>
+              <w:right w:type="dxa" w:w="90"/>
+            </w:tcMar>
+            <w:vAlign w:val="center"/>
+          </w:tcPr>
+          <w:p>
+            <w:pPr>
+              <w:keepNext/>
+              <w:spacing w:after="0" w:before="0"/>
+            </w:pPr>
+            <w:r>
+              <w:rPr>
+                <w:rFonts w:ascii="Arial" w:cs="Arial" w:eastAsia="Arial" w:hAnsi="Arial"/>
+                <w:b/>
+                <w:bCs/>
+                <w:sz w:val="18"/>
+                <w:szCs w:val="18"/>
+              </w:rPr>
+              <w:t xml:space="preserve">Queens of the Stone Age</w:t>
+            </w:r>
+          </w:p>
+        </w:tc>
+        <w:tc>
+          <w:tcPr>
+            <w:tcW w:type="dxa" w:w="2600"/>
+            <w:tcBorders>
+              <w:top w:val="single" w:color="B7B7B7" w:sz="4"/>
+              <w:left w:val="single" w:color="B7B7B7" w:sz="4"/>
+              <w:bottom w:val="single" w:color="B7B7B7" w:sz="4"/>
+              <w:right w:val="single" w:color="B7B7B7" w:sz="4"/>
+            </w:tcBorders>
+            <w:shd w:fill="DDEBF7" w:color="auto" w:val="clear"/>
+            <w:tcMar>
+              <w:top w:type="dxa" w:w="50"/>
+              <w:left w:type="dxa" w:w="90"/>
+              <w:bottom w:type="dxa" w:w="50"/>
+              <w:right w:type="dxa" w:w="90"/>
+            </w:tcMar>
+            <w:vAlign w:val="center"/>
+          </w:tcPr>
+          <w:p>
+            <w:pPr>
+              <w:keepNext/>
+              <w:spacing w:after="0" w:before="0"/>
+            </w:pPr>
+            <w:r>
+              <w:rPr>
+                <w:rFonts w:ascii="Arial" w:cs="Arial" w:eastAsia="Arial" w:hAnsi="Arial"/>
+                <w:b/>
+                <w:bCs/>
+                <w:sz w:val="20"/>
+                <w:szCs w:val="20"/>
+              </w:rPr>
+              <w:t xml:space="preserve">If I Had a Tail</w:t>
+            </w:r>
+          </w:p>
+        </w:tc>
+        <w:tc>
+          <w:tcPr>
+            <w:tcW w:type="dxa" w:w="2100"/>
+            <w:tcBorders>
+              <w:top w:val="single" w:color="B7B7B7" w:sz="4"/>
+              <w:left w:val="single" w:color="B7B7B7" w:sz="4"/>
+              <w:bottom w:val="single" w:color="B7B7B7" w:sz="4"/>
+              <w:right w:val="single" w:color="B7B7B7" w:sz="4"/>
+            </w:tcBorders>
+            <w:shd w:fill="DDEBF7" w:color="auto" w:val="clear"/>
+            <w:tcMar>
+              <w:top w:type="dxa" w:w="50"/>
+              <w:left w:type="dxa" w:w="90"/>
+              <w:bottom w:type="dxa" w:w="50"/>
+              <w:right w:type="dxa" w:w="90"/>
+            </w:tcMar>
+            <w:vAlign w:val="center"/>
+          </w:tcPr>
+          <w:p>
+            <w:pPr>
+              <w:keepNext/>
+              <w:spacing w:after="0" w:before="0"/>
+            </w:pPr>
+            <w:r>
+              <w:rPr>
+                <w:rFonts w:ascii="Arial" w:cs="Arial" w:eastAsia="Arial" w:hAnsi="Arial"/>
+                <w:sz w:val="18"/>
+                <w:szCs w:val="18"/>
+              </w:rPr>
+              <w:t xml:space="preserve">...Like Clockwork</w:t>
+            </w:r>
+          </w:p>
+        </w:tc>
+        <w:tc>
+          <w:tcPr>
+            <w:tcW w:type="dxa" w:w="1600"/>
+            <w:tcBorders>
+              <w:top w:val="single" w:color="B7B7B7" w:sz="4"/>
+              <w:left w:val="single" w:color="B7B7B7" w:sz="4"/>
+              <w:bottom w:val="single" w:color="B7B7B7" w:sz="4"/>
+              <w:right w:val="single" w:color="B7B7B7" w:sz="4"/>
+            </w:tcBorders>
+            <w:shd w:fill="DDEBF7" w:color="auto" w:val="clear"/>
+            <w:tcMar>
+              <w:top w:type="dxa" w:w="50"/>
+              <w:left w:type="dxa" w:w="90"/>
+              <w:bottom w:type="dxa" w:w="50"/>
+              <w:right w:type="dxa" w:w="90"/>
+            </w:tcMar>
+            <w:vAlign w:val="center"/>
+          </w:tcPr>
+          <w:p>
+            <w:pPr>
+              <w:keepNext/>
+              <w:spacing w:after="0" w:before="0"/>
+            </w:pPr>
+            <w:r>
+              <w:rPr>
+                <w:rFonts w:ascii="Arial" w:cs="Arial" w:eastAsia="Arial" w:hAnsi="Arial"/>
+                <w:sz w:val="18"/>
+                <w:szCs w:val="18"/>
+              </w:rPr>
+              <w:t xml:space="preserve">Matador Records</w:t>
+            </w:r>
+          </w:p>
+        </w:tc>
+        <w:tc>
+          <w:tcPr>
+            <w:tcW w:type="dxa" w:w="900"/>
+            <w:tcBorders>
+              <w:top w:val="single" w:color="B7B7B7" w:sz="4"/>
+              <w:left w:val="single" w:color="B7B7B7" w:sz="4"/>
+              <w:bottom w:val="single" w:color="B7B7B7" w:sz="4"/>
+              <w:right w:val="single" w:color="B7B7B7" w:sz="4"/>
+            </w:tcBorders>
+            <w:shd w:fill="DDEBF7" w:color="auto" w:val="clear"/>
+            <w:tcMar>
+              <w:top w:type="dxa" w:w="50"/>
+              <w:left w:type="dxa" w:w="90"/>
+              <w:bottom w:type="dxa" w:w="50"/>
+              <w:right w:type="dxa" w:w="90"/>
+            </w:tcMar>
+            <w:vAlign w:val="center"/>
+          </w:tcPr>
+          <w:p>
+            <w:pPr>
+              <w:keepNext/>
+              <w:spacing w:after="0" w:before="0"/>
+            </w:pPr>
+            <w:r>
+              <w:rPr>
+                <w:rFonts w:ascii="Arial" w:cs="Arial" w:eastAsia="Arial" w:hAnsi="Arial"/>
+                <w:sz w:val="18"/>
+                <w:szCs w:val="18"/>
+              </w:rPr>
+              <w:t xml:space="preserve">1038181</w:t>
+            </w:r>
+          </w:p>
+        </w:tc>
+        <w:tc>
+          <w:tcPr>
+            <w:tcW w:type="dxa" w:w="650"/>
+            <w:tcBorders>
+              <w:top w:val="single" w:color="B7B7B7" w:sz="4"/>
+              <w:left w:val="single" w:color="B7B7B7" w:sz="4"/>
+              <w:bottom w:val="single" w:color="B7B7B7" w:sz="4"/>
+              <w:right w:val="single" w:color="B7B7B7" w:sz="4"/>
+            </w:tcBorders>
+            <w:shd w:fill="DDEBF7" w:color="auto" w:val="clear"/>
+            <w:tcMar>
+              <w:top w:type="dxa" w:w="50"/>
+              <w:left w:type="dxa" w:w="90"/>
+              <w:bottom w:type="dxa" w:w="50"/>
+              <w:right w:type="dxa" w:w="90"/>
+            </w:tcMar>
+            <w:vAlign w:val="center"/>
+          </w:tcPr>
+          <w:p>
+            <w:pPr>
+              <w:keepNext/>
+              <w:spacing w:after="0" w:before="0"/>
+            </w:pPr>
+            <w:r>
+              <w:rPr>
+                <w:rFonts w:ascii="Arial" w:cs="Arial" w:eastAsia="Arial" w:hAnsi="Arial"/>
+                <w:sz w:val="18"/>
+                <w:szCs w:val="18"/>
+              </w:rPr>
+              <w:t xml:space="preserve">4:56</w:t>
+            </w:r>
+          </w:p>
+        </w:tc>
+        <w:tc>
+          <w:tcPr>
+            <w:tcW w:type="dxa" w:w="1300"/>
+            <w:tcBorders>
+              <w:top w:val="single" w:color="B7B7B7" w:sz="4"/>
+              <w:left w:val="single" w:color="B7B7B7" w:sz="4"/>
+              <w:bottom w:val="single" w:color="B7B7B7" w:sz="4"/>
+              <w:right w:val="single" w:color="B7B7B7" w:sz="4"/>
+            </w:tcBorders>
+            <w:shd w:fill="DDEBF7" w:color="auto" w:val="clear"/>
+            <w:tcMar>
+              <w:top w:type="dxa" w:w="50"/>
+              <w:left w:type="dxa" w:w="90"/>
+              <w:bottom w:type="dxa" w:w="50"/>
+              <w:right w:type="dxa" w:w="90"/>
+            </w:tcMar>
+            <w:vAlign w:val="center"/>
+          </w:tcPr>
+          <w:p>
+            <w:pPr>
+              <w:keepNext/>
+              <w:spacing w:after="0" w:before="0"/>
+            </w:pPr>
+            <w:r>
+              <w:rPr>
+                <w:rFonts w:ascii="Arial" w:cs="Arial" w:eastAsia="Arial" w:hAnsi="Arial"/>
+                <w:b/>
+                <w:bCs/>
+                <w:color w:val="1B7F3B"/>
+                <w:sz w:val="18"/>
+                <w:szCs w:val="18"/>
+              </w:rPr>
+              <w:t xml:space="preserve">CLEAN</w:t>
+            </w:r>
+          </w:p>
+        </w:tc>
+        <w:tc>
+          <w:tcPr>
+            <w:tcW w:type="dxa" w:w="3000"/>
+            <w:tcBorders>
+              <w:top w:val="single" w:color="B7B7B7" w:sz="4"/>
+              <w:left w:val="single" w:color="B7B7B7" w:sz="4"/>
+              <w:bottom w:val="single" w:color="B7B7B7" w:sz="4"/>
+              <w:right w:val="single" w:color="B7B7B7" w:sz="4"/>
+            </w:tcBorders>
+            <w:shd w:fill="DDEBF7" w:color="auto" w:val="clear"/>
+            <w:tcMar>
+              <w:top w:type="dxa" w:w="50"/>
+              <w:left w:type="dxa" w:w="90"/>
+              <w:bottom w:type="dxa" w:w="50"/>
+              <w:right w:type="dxa" w:w="90"/>
+            </w:tcMar>
+            <w:vAlign w:val="center"/>
+          </w:tcPr>
+          <w:p>
+            <w:pPr>
+              <w:keepNext/>
+              <w:spacing w:after="0" w:before="0"/>
+            </w:pPr>
+            <w:r>
+              <w:rPr>
+                <w:rFonts w:ascii="Arial" w:cs="Arial" w:eastAsia="Arial" w:hAnsi="Arial"/>
+                <w:sz w:val="16"/>
+                <w:szCs w:val="16"/>
+              </w:rPr>
+              <w:t xml:space="preserve">[TRIPLE SHOT OPTION B] Triple Shot option B (pick one for the third song). From ...Like Clockwork (2013, Matador).</w:t>
+            </w:r>
+          </w:p>
+        </w:tc>
+      </w:tr>
+      <w:tr>
+        <w:trPr>
+          <w:cantSplit/>
+        </w:trPr>
+        <w:tc>
+          <w:tcPr>
+            <w:tcW w:type="dxa" w:w="450"/>
+            <w:tcBorders>
+              <w:top w:val="single" w:color="B7B7B7" w:sz="4"/>
+              <w:left w:val="single" w:color="B7B7B7" w:sz="4"/>
+              <w:bottom w:val="single" w:color="B7B7B7" w:sz="4"/>
+              <w:right w:val="single" w:color="B7B7B7" w:sz="4"/>
+            </w:tcBorders>
+            <w:shd w:fill="DDEBF7" w:color="auto" w:val="clear"/>
+            <w:tcMar>
+              <w:top w:type="dxa" w:w="50"/>
+              <w:left w:type="dxa" w:w="90"/>
+              <w:bottom w:type="dxa" w:w="50"/>
+              <w:right w:type="dxa" w:w="90"/>
+            </w:tcMar>
+            <w:vAlign w:val="center"/>
+          </w:tcPr>
+          <w:p>
+            <w:pPr>
+              <w:keepNext w:val="false"/>
+              <w:spacing w:after="0" w:before="0"/>
+            </w:pPr>
+            <w:r>
+              <w:rPr>
+                <w:rFonts w:ascii="Arial" w:cs="Arial" w:eastAsia="Arial" w:hAnsi="Arial"/>
+                <w:b/>
+                <w:bCs/>
+                <w:sz w:val="18"/>
+                <w:szCs w:val="18"/>
+              </w:rPr>
+              <w:t xml:space="preserve">37</w:t>
+            </w:r>
+          </w:p>
+        </w:tc>
+        <w:tc>
+          <w:tcPr>
+            <w:tcW w:type="dxa" w:w="1800"/>
+            <w:tcBorders>
+              <w:top w:val="single" w:color="B7B7B7" w:sz="4"/>
+              <w:left w:val="single" w:color="B7B7B7" w:sz="4"/>
+              <w:bottom w:val="single" w:color="B7B7B7" w:sz="4"/>
+              <w:right w:val="single" w:color="B7B7B7" w:sz="4"/>
+            </w:tcBorders>
+            <w:shd w:fill="DDEBF7" w:color="auto" w:val="clear"/>
+            <w:tcMar>
+              <w:top w:type="dxa" w:w="50"/>
+              <w:left w:type="dxa" w:w="90"/>
+              <w:bottom w:type="dxa" w:w="50"/>
+              <w:right w:type="dxa" w:w="90"/>
+            </w:tcMar>
+            <w:vAlign w:val="center"/>
+          </w:tcPr>
+          <w:p>
+            <w:pPr>
+              <w:keepNext w:val="false"/>
+              <w:spacing w:after="0" w:before="0"/>
+            </w:pPr>
+            <w:r>
+              <w:rPr>
+                <w:rFonts w:ascii="Arial" w:cs="Arial" w:eastAsia="Arial" w:hAnsi="Arial"/>
+                <w:b/>
+                <w:bCs/>
+                <w:sz w:val="18"/>
+                <w:szCs w:val="18"/>
+              </w:rPr>
+              <w:t xml:space="preserve">Queens of the Stone Age</w:t>
+            </w:r>
+          </w:p>
+        </w:tc>
+        <w:tc>
+          <w:tcPr>
+            <w:tcW w:type="dxa" w:w="2600"/>
+            <w:tcBorders>
+              <w:top w:val="single" w:color="B7B7B7" w:sz="4"/>
+              <w:left w:val="single" w:color="B7B7B7" w:sz="4"/>
+              <w:bottom w:val="single" w:color="B7B7B7" w:sz="4"/>
+              <w:right w:val="single" w:color="B7B7B7" w:sz="4"/>
+            </w:tcBorders>
+            <w:shd w:fill="DDEBF7" w:color="auto" w:val="clear"/>
+            <w:tcMar>
+              <w:top w:type="dxa" w:w="50"/>
+              <w:left w:type="dxa" w:w="90"/>
+              <w:bottom w:type="dxa" w:w="50"/>
+              <w:right w:type="dxa" w:w="90"/>
+            </w:tcMar>
+            <w:vAlign w:val="center"/>
+          </w:tcPr>
+          <w:p>
+            <w:pPr>
+              <w:keepNext w:val="false"/>
+              <w:spacing w:after="0" w:before="0"/>
+            </w:pPr>
+            <w:r>
+              <w:rPr>
+                <w:rFonts w:ascii="Arial" w:cs="Arial" w:eastAsia="Arial" w:hAnsi="Arial"/>
+                <w:b/>
+                <w:bCs/>
+                <w:sz w:val="20"/>
+                <w:szCs w:val="20"/>
+              </w:rPr>
+              <w:t xml:space="preserve">Hangin' Tree</w:t>
+            </w:r>
+          </w:p>
+        </w:tc>
+        <w:tc>
+          <w:tcPr>
+            <w:tcW w:type="dxa" w:w="2100"/>
+            <w:tcBorders>
+              <w:top w:val="single" w:color="B7B7B7" w:sz="4"/>
+              <w:left w:val="single" w:color="B7B7B7" w:sz="4"/>
+              <w:bottom w:val="single" w:color="B7B7B7" w:sz="4"/>
+              <w:right w:val="single" w:color="B7B7B7" w:sz="4"/>
+            </w:tcBorders>
+            <w:shd w:fill="DDEBF7" w:color="auto" w:val="clear"/>
+            <w:tcMar>
+              <w:top w:type="dxa" w:w="50"/>
+              <w:left w:type="dxa" w:w="90"/>
+              <w:bottom w:type="dxa" w:w="50"/>
+              <w:right w:type="dxa" w:w="90"/>
+            </w:tcMar>
+            <w:vAlign w:val="center"/>
+          </w:tcPr>
+          <w:p>
+            <w:pPr>
+              <w:keepNext w:val="false"/>
+              <w:spacing w:after="0" w:before="0"/>
+            </w:pPr>
+            <w:r>
+              <w:rPr>
+                <w:rFonts w:ascii="Arial" w:cs="Arial" w:eastAsia="Arial" w:hAnsi="Arial"/>
+                <w:sz w:val="18"/>
+                <w:szCs w:val="18"/>
+              </w:rPr>
+              <w:t xml:space="preserve">Songs for the Deaf</w:t>
+            </w:r>
+          </w:p>
+        </w:tc>
+        <w:tc>
+          <w:tcPr>
+            <w:tcW w:type="dxa" w:w="1600"/>
+            <w:tcBorders>
+              <w:top w:val="single" w:color="B7B7B7" w:sz="4"/>
+              <w:left w:val="single" w:color="B7B7B7" w:sz="4"/>
+              <w:bottom w:val="single" w:color="B7B7B7" w:sz="4"/>
+              <w:right w:val="single" w:color="B7B7B7" w:sz="4"/>
+            </w:tcBorders>
+            <w:shd w:fill="DDEBF7" w:color="auto" w:val="clear"/>
+            <w:tcMar>
+              <w:top w:type="dxa" w:w="50"/>
+              <w:left w:type="dxa" w:w="90"/>
+              <w:bottom w:type="dxa" w:w="50"/>
+              <w:right w:type="dxa" w:w="90"/>
+            </w:tcMar>
+            <w:vAlign w:val="center"/>
+          </w:tcPr>
+          <w:p>
+            <w:pPr>
+              <w:keepNext w:val="false"/>
+              <w:spacing w:after="0" w:before="0"/>
+            </w:pPr>
+            <w:r>
+              <w:rPr>
+                <w:rFonts w:ascii="Arial" w:cs="Arial" w:eastAsia="Arial" w:hAnsi="Arial"/>
+                <w:sz w:val="18"/>
+                <w:szCs w:val="18"/>
+              </w:rPr>
+              <w:t xml:space="preserve">Interscope Records</w:t>
+            </w:r>
+          </w:p>
+        </w:tc>
+        <w:tc>
+          <w:tcPr>
+            <w:tcW w:type="dxa" w:w="900"/>
+            <w:tcBorders>
+              <w:top w:val="single" w:color="B7B7B7" w:sz="4"/>
+              <w:left w:val="single" w:color="B7B7B7" w:sz="4"/>
+              <w:bottom w:val="single" w:color="B7B7B7" w:sz="4"/>
+              <w:right w:val="single" w:color="B7B7B7" w:sz="4"/>
+            </w:tcBorders>
+            <w:shd w:fill="DDEBF7" w:color="auto" w:val="clear"/>
+            <w:tcMar>
+              <w:top w:type="dxa" w:w="50"/>
+              <w:left w:type="dxa" w:w="90"/>
+              <w:bottom w:type="dxa" w:w="50"/>
+              <w:right w:type="dxa" w:w="90"/>
+            </w:tcMar>
+            <w:vAlign w:val="center"/>
+          </w:tcPr>
+          <w:p>
+            <w:pPr>
+              <w:keepNext w:val="false"/>
+              <w:spacing w:after="0" w:before="0"/>
+            </w:pPr>
+            <w:r>
+              <w:rPr>
+                <w:rFonts w:ascii="Arial" w:cs="Arial" w:eastAsia="Arial" w:hAnsi="Arial"/>
+                <w:sz w:val="18"/>
+                <w:szCs w:val="18"/>
+              </w:rPr>
+              <w:t xml:space="preserve">670294</w:t>
+            </w:r>
+          </w:p>
+        </w:tc>
+        <w:tc>
+          <w:tcPr>
+            <w:tcW w:type="dxa" w:w="650"/>
+            <w:tcBorders>
+              <w:top w:val="single" w:color="B7B7B7" w:sz="4"/>
+              <w:left w:val="single" w:color="B7B7B7" w:sz="4"/>
+              <w:bottom w:val="single" w:color="B7B7B7" w:sz="4"/>
+              <w:right w:val="single" w:color="B7B7B7" w:sz="4"/>
+            </w:tcBorders>
+            <w:shd w:fill="DDEBF7" w:color="auto" w:val="clear"/>
+            <w:tcMar>
+              <w:top w:type="dxa" w:w="50"/>
+              <w:left w:type="dxa" w:w="90"/>
+              <w:bottom w:type="dxa" w:w="50"/>
+              <w:right w:type="dxa" w:w="90"/>
+            </w:tcMar>
+            <w:vAlign w:val="center"/>
+          </w:tcPr>
+          <w:p>
+            <w:pPr>
+              <w:keepNext w:val="false"/>
+              <w:spacing w:after="0" w:before="0"/>
+            </w:pPr>
+            <w:r>
+              <w:rPr>
+                <w:rFonts w:ascii="Arial" w:cs="Arial" w:eastAsia="Arial" w:hAnsi="Arial"/>
+                <w:sz w:val="18"/>
+                <w:szCs w:val="18"/>
+              </w:rPr>
+              <w:t xml:space="preserve">3:07</w:t>
+            </w:r>
+          </w:p>
+        </w:tc>
+        <w:tc>
+          <w:tcPr>
+            <w:tcW w:type="dxa" w:w="1300"/>
+            <w:tcBorders>
+              <w:top w:val="single" w:color="B7B7B7" w:sz="4"/>
+              <w:left w:val="single" w:color="B7B7B7" w:sz="4"/>
+              <w:bottom w:val="single" w:color="B7B7B7" w:sz="4"/>
+              <w:right w:val="single" w:color="B7B7B7" w:sz="4"/>
+            </w:tcBorders>
+            <w:shd w:fill="DDEBF7" w:color="auto" w:val="clear"/>
+            <w:tcMar>
+              <w:top w:type="dxa" w:w="50"/>
+              <w:left w:type="dxa" w:w="90"/>
+              <w:bottom w:type="dxa" w:w="50"/>
+              <w:right w:type="dxa" w:w="90"/>
+            </w:tcMar>
+            <w:vAlign w:val="center"/>
+          </w:tcPr>
+          <w:p>
+            <w:pPr>
+              <w:keepNext w:val="false"/>
+              <w:spacing w:after="0" w:before="0"/>
+            </w:pPr>
+            <w:r>
+              <w:rPr>
+                <w:rFonts w:ascii="Arial" w:cs="Arial" w:eastAsia="Arial" w:hAnsi="Arial"/>
+                <w:b/>
+                <w:bCs/>
+                <w:color w:val="1B7F3B"/>
+                <w:sz w:val="18"/>
+                <w:szCs w:val="18"/>
+              </w:rPr>
+              <w:t xml:space="preserve">CLEAN</w:t>
+            </w:r>
+          </w:p>
+        </w:tc>
+        <w:tc>
+          <w:tcPr>
+            <w:tcW w:type="dxa" w:w="3000"/>
+            <w:tcBorders>
+              <w:top w:val="single" w:color="B7B7B7" w:sz="4"/>
+              <w:left w:val="single" w:color="B7B7B7" w:sz="4"/>
+              <w:bottom w:val="single" w:color="B7B7B7" w:sz="4"/>
+              <w:right w:val="single" w:color="B7B7B7" w:sz="4"/>
+            </w:tcBorders>
+            <w:shd w:fill="DDEBF7" w:color="auto" w:val="clear"/>
+            <w:tcMar>
+              <w:top w:type="dxa" w:w="50"/>
+              <w:left w:type="dxa" w:w="90"/>
+              <w:bottom w:type="dxa" w:w="50"/>
+              <w:right w:type="dxa" w:w="90"/>
+            </w:tcMar>
+            <w:vAlign w:val="center"/>
+          </w:tcPr>
+          <w:p>
+            <w:pPr>
+              <w:keepNext w:val="false"/>
+              <w:spacing w:after="0" w:before="0"/>
+            </w:pPr>
+            <w:r>
+              <w:rPr>
+                <w:rFonts w:ascii="Arial" w:cs="Arial" w:eastAsia="Arial" w:hAnsi="Arial"/>
+                <w:sz w:val="16"/>
+                <w:szCs w:val="16"/>
+              </w:rPr>
+              <w:t xml:space="preserve">[TRIPLE SHOT OPTION C] Triple Shot option C (pick one for the third song). From Songs for the Deaf (2002), the same album as No One Knows. YTM lists it as Hanging Tree.</w:t>
             </w:r>
           </w:p>
         </w:tc>
@@ -20411,7 +22685,7 @@
                 <w:sz w:val="22"/>
                 <w:szCs w:val="22"/>
               </w:rPr>
-              <w:t xml:space="preserve">Hour 2, Set 6: Ghosts, graveyards and black moons   |   3 tracks   |   12:47   |   on air through 2:03:20</w:t>
+              <w:t xml:space="preserve">Hour 2, Set 6: Ghosts, graveyards and black moons   |   3 tracks   |   12:47   |   on air through 2:25:17</w:t>
             </w:r>
           </w:p>
         </w:tc>
@@ -20781,7 +23055,7 @@
                 <w:sz w:val="18"/>
                 <w:szCs w:val="18"/>
               </w:rPr>
-              <w:t xml:space="preserve">32</w:t>
+              <w:t xml:space="preserve">38</w:t>
             </w:r>
           </w:p>
         </w:tc>
@@ -21092,7 +23366,7 @@
                 <w:sz w:val="18"/>
                 <w:szCs w:val="18"/>
               </w:rPr>
-              <w:t xml:space="preserve">33</w:t>
+              <w:t xml:space="preserve">39</w:t>
             </w:r>
           </w:p>
         </w:tc>
@@ -21403,7 +23677,7 @@
                 <w:sz w:val="18"/>
                 <w:szCs w:val="18"/>
               </w:rPr>
-              <w:t xml:space="preserve">34</w:t>
+              <w:t xml:space="preserve">40</w:t>
             </w:r>
           </w:p>
         </w:tc>
@@ -23899,7 +26173,7 @@
                 <w:sz w:val="22"/>
                 <w:szCs w:val="22"/>
               </w:rPr>
-              <w:t xml:space="preserve">Hour 2, Set 7: Goth and post-punk   |   8 tracks   |   30:39   |   on air through 2:33:59</w:t>
+              <w:t xml:space="preserve">Hour 2, Set 7: Goth and post-punk   |   9 tracks   |   35:27   |   on air through 3:00:44</w:t>
             </w:r>
           </w:p>
         </w:tc>
@@ -24268,7 +26542,7 @@
                 <w:sz w:val="18"/>
                 <w:szCs w:val="18"/>
               </w:rPr>
-              <w:t xml:space="preserve">35</w:t>
+              <w:t xml:space="preserve">41</w:t>
             </w:r>
           </w:p>
         </w:tc>
@@ -24571,7 +26845,7 @@
                 <w:sz w:val="18"/>
                 <w:szCs w:val="18"/>
               </w:rPr>
-              <w:t xml:space="preserve">36</w:t>
+              <w:t xml:space="preserve">42</w:t>
             </w:r>
           </w:p>
         </w:tc>
@@ -24881,7 +27155,7 @@
                 <w:sz w:val="18"/>
                 <w:szCs w:val="18"/>
               </w:rPr>
-              <w:t xml:space="preserve">37</w:t>
+              <w:t xml:space="preserve">43</w:t>
             </w:r>
           </w:p>
         </w:tc>
@@ -25184,7 +27458,7 @@
                 <w:sz w:val="18"/>
                 <w:szCs w:val="18"/>
               </w:rPr>
-              <w:t xml:space="preserve">38</w:t>
+              <w:t xml:space="preserve">44</w:t>
             </w:r>
           </w:p>
         </w:tc>
@@ -25494,7 +27768,7 @@
                 <w:sz w:val="18"/>
                 <w:szCs w:val="18"/>
               </w:rPr>
-              <w:t xml:space="preserve">39</w:t>
+              <w:t xml:space="preserve">45</w:t>
             </w:r>
           </w:p>
         </w:tc>
@@ -25797,7 +28071,7 @@
                 <w:sz w:val="18"/>
                 <w:szCs w:val="18"/>
               </w:rPr>
-              <w:t xml:space="preserve">40</w:t>
+              <w:t xml:space="preserve">46</w:t>
             </w:r>
           </w:p>
         </w:tc>
@@ -26107,7 +28381,7 @@
                 <w:sz w:val="18"/>
                 <w:szCs w:val="18"/>
               </w:rPr>
-              <w:t xml:space="preserve">41</w:t>
+              <w:t xml:space="preserve">47</w:t>
             </w:r>
           </w:p>
         </w:tc>
@@ -26388,18 +28662,18 @@
               <w:bottom w:val="single" w:color="B7B7B7" w:sz="4"/>
               <w:right w:val="single" w:color="B7B7B7" w:sz="4"/>
             </w:tcBorders>
-            <w:shd w:fill="F5F7FA" w:color="auto" w:val="clear"/>
-            <w:tcMar>
-              <w:top w:type="dxa" w:w="50"/>
-              <w:left w:type="dxa" w:w="90"/>
-              <w:bottom w:type="dxa" w:w="50"/>
-              <w:right w:type="dxa" w:w="90"/>
-            </w:tcMar>
-            <w:vAlign w:val="center"/>
-          </w:tcPr>
-          <w:p>
-            <w:pPr>
-              <w:keepNext w:val="false"/>
+            <w:shd w:fill="DDEBF7" w:color="auto" w:val="clear"/>
+            <w:tcMar>
+              <w:top w:type="dxa" w:w="50"/>
+              <w:left w:type="dxa" w:w="90"/>
+              <w:bottom w:type="dxa" w:w="50"/>
+              <w:right w:type="dxa" w:w="90"/>
+            </w:tcMar>
+            <w:vAlign w:val="center"/>
+          </w:tcPr>
+          <w:p>
+            <w:pPr>
+              <w:keepNext/>
               <w:spacing w:after="0" w:before="0"/>
             </w:pPr>
             <w:r>
@@ -26410,7 +28684,7 @@
                 <w:sz w:val="18"/>
                 <w:szCs w:val="18"/>
               </w:rPr>
-              <w:t xml:space="preserve">42</w:t>
+              <w:t xml:space="preserve">48</w:t>
             </w:r>
           </w:p>
         </w:tc>
@@ -26423,18 +28697,18 @@
               <w:bottom w:val="single" w:color="B7B7B7" w:sz="4"/>
               <w:right w:val="single" w:color="B7B7B7" w:sz="4"/>
             </w:tcBorders>
-            <w:shd w:fill="F5F7FA" w:color="auto" w:val="clear"/>
-            <w:tcMar>
-              <w:top w:type="dxa" w:w="50"/>
-              <w:left w:type="dxa" w:w="90"/>
-              <w:bottom w:type="dxa" w:w="50"/>
-              <w:right w:type="dxa" w:w="90"/>
-            </w:tcMar>
-            <w:vAlign w:val="center"/>
-          </w:tcPr>
-          <w:p>
-            <w:pPr>
-              <w:keepNext w:val="false"/>
+            <w:shd w:fill="DDEBF7" w:color="auto" w:val="clear"/>
+            <w:tcMar>
+              <w:top w:type="dxa" w:w="50"/>
+              <w:left w:type="dxa" w:w="90"/>
+              <w:bottom w:type="dxa" w:w="50"/>
+              <w:right w:type="dxa" w:w="90"/>
+            </w:tcMar>
+            <w:vAlign w:val="center"/>
+          </w:tcPr>
+          <w:p>
+            <w:pPr>
+              <w:keepNext/>
               <w:spacing w:after="0" w:before="0"/>
             </w:pPr>
             <w:r>
@@ -26445,7 +28719,7 @@
                 <w:sz w:val="18"/>
                 <w:szCs w:val="18"/>
               </w:rPr>
-              <w:t xml:space="preserve">Talking Heads</w:t>
+              <w:t xml:space="preserve">BODEGA</w:t>
             </w:r>
           </w:p>
         </w:tc>
@@ -26458,18 +28732,18 @@
               <w:bottom w:val="single" w:color="B7B7B7" w:sz="4"/>
               <w:right w:val="single" w:color="B7B7B7" w:sz="4"/>
             </w:tcBorders>
-            <w:shd w:fill="F5F7FA" w:color="auto" w:val="clear"/>
-            <w:tcMar>
-              <w:top w:type="dxa" w:w="50"/>
-              <w:left w:type="dxa" w:w="90"/>
-              <w:bottom w:type="dxa" w:w="50"/>
-              <w:right w:type="dxa" w:w="90"/>
-            </w:tcMar>
-            <w:vAlign w:val="center"/>
-          </w:tcPr>
-          <w:p>
-            <w:pPr>
-              <w:keepNext w:val="false"/>
+            <w:shd w:fill="DDEBF7" w:color="auto" w:val="clear"/>
+            <w:tcMar>
+              <w:top w:type="dxa" w:w="50"/>
+              <w:left w:type="dxa" w:w="90"/>
+              <w:bottom w:type="dxa" w:w="50"/>
+              <w:right w:type="dxa" w:w="90"/>
+            </w:tcMar>
+            <w:vAlign w:val="center"/>
+          </w:tcPr>
+          <w:p>
+            <w:pPr>
+              <w:keepNext/>
               <w:spacing w:after="0" w:before="0"/>
             </w:pPr>
             <w:r>
@@ -26480,6 +28754,314 @@
                 <w:sz w:val="20"/>
                 <w:szCs w:val="20"/>
               </w:rPr>
+              <w:t xml:space="preserve">Fear not the Fear</w:t>
+            </w:r>
+          </w:p>
+        </w:tc>
+        <w:tc>
+          <w:tcPr>
+            <w:tcW w:type="dxa" w:w="2100"/>
+            <w:tcBorders>
+              <w:top w:val="single" w:color="B7B7B7" w:sz="4"/>
+              <w:left w:val="single" w:color="B7B7B7" w:sz="4"/>
+              <w:bottom w:val="single" w:color="B7B7B7" w:sz="4"/>
+              <w:right w:val="single" w:color="B7B7B7" w:sz="4"/>
+            </w:tcBorders>
+            <w:shd w:fill="DDEBF7" w:color="auto" w:val="clear"/>
+            <w:tcMar>
+              <w:top w:type="dxa" w:w="50"/>
+              <w:left w:type="dxa" w:w="90"/>
+              <w:bottom w:type="dxa" w:w="50"/>
+              <w:right w:type="dxa" w:w="90"/>
+            </w:tcMar>
+            <w:vAlign w:val="center"/>
+          </w:tcPr>
+          <w:p>
+            <w:pPr>
+              <w:keepNext/>
+              <w:spacing w:after="0" w:before="0"/>
+            </w:pPr>
+            <w:r>
+              <w:rPr>
+                <w:rFonts w:ascii="Arial" w:cs="Arial" w:eastAsia="Arial" w:hAnsi="Arial"/>
+                <w:sz w:val="18"/>
+                <w:szCs w:val="18"/>
+              </w:rPr>
+              <w:t xml:space="preserve">All Inside Aquarium</w:t>
+            </w:r>
+          </w:p>
+        </w:tc>
+        <w:tc>
+          <w:tcPr>
+            <w:tcW w:type="dxa" w:w="1600"/>
+            <w:tcBorders>
+              <w:top w:val="single" w:color="B7B7B7" w:sz="4"/>
+              <w:left w:val="single" w:color="B7B7B7" w:sz="4"/>
+              <w:bottom w:val="single" w:color="B7B7B7" w:sz="4"/>
+              <w:right w:val="single" w:color="B7B7B7" w:sz="4"/>
+            </w:tcBorders>
+            <w:shd w:fill="DDEBF7" w:color="auto" w:val="clear"/>
+            <w:tcMar>
+              <w:top w:type="dxa" w:w="50"/>
+              <w:left w:type="dxa" w:w="90"/>
+              <w:bottom w:type="dxa" w:w="50"/>
+              <w:right w:type="dxa" w:w="90"/>
+            </w:tcMar>
+            <w:vAlign w:val="center"/>
+          </w:tcPr>
+          <w:p>
+            <w:pPr>
+              <w:keepNext/>
+              <w:spacing w:after="0" w:before="0"/>
+            </w:pPr>
+            <w:r>
+              <w:rPr>
+                <w:rFonts w:ascii="Arial" w:cs="Arial" w:eastAsia="Arial" w:hAnsi="Arial"/>
+                <w:sz w:val="18"/>
+                <w:szCs w:val="18"/>
+              </w:rPr>
+              <w:t xml:space="preserve">Chrysalis Records (not in ZK)</w:t>
+            </w:r>
+          </w:p>
+        </w:tc>
+        <w:tc>
+          <w:tcPr>
+            <w:tcW w:type="dxa" w:w="900"/>
+            <w:tcBorders>
+              <w:top w:val="single" w:color="B7B7B7" w:sz="4"/>
+              <w:left w:val="single" w:color="B7B7B7" w:sz="4"/>
+              <w:bottom w:val="single" w:color="B7B7B7" w:sz="4"/>
+              <w:right w:val="single" w:color="B7B7B7" w:sz="4"/>
+            </w:tcBorders>
+            <w:shd w:fill="DDEBF7" w:color="auto" w:val="clear"/>
+            <w:tcMar>
+              <w:top w:type="dxa" w:w="50"/>
+              <w:left w:type="dxa" w:w="90"/>
+              <w:bottom w:type="dxa" w:w="50"/>
+              <w:right w:type="dxa" w:w="90"/>
+            </w:tcMar>
+            <w:vAlign w:val="center"/>
+          </w:tcPr>
+          <w:p>
+            <w:pPr>
+              <w:keepNext/>
+              <w:spacing w:after="0" w:before="0"/>
+            </w:pPr>
+            <w:r>
+              <w:rPr>
+                <w:rFonts w:ascii="Arial" w:cs="Arial" w:eastAsia="Arial" w:hAnsi="Arial"/>
+                <w:sz w:val="18"/>
+                <w:szCs w:val="18"/>
+              </w:rPr>
+              <w:t xml:space="preserve">-</w:t>
+            </w:r>
+          </w:p>
+        </w:tc>
+        <w:tc>
+          <w:tcPr>
+            <w:tcW w:type="dxa" w:w="650"/>
+            <w:tcBorders>
+              <w:top w:val="single" w:color="B7B7B7" w:sz="4"/>
+              <w:left w:val="single" w:color="B7B7B7" w:sz="4"/>
+              <w:bottom w:val="single" w:color="B7B7B7" w:sz="4"/>
+              <w:right w:val="single" w:color="B7B7B7" w:sz="4"/>
+            </w:tcBorders>
+            <w:shd w:fill="DDEBF7" w:color="auto" w:val="clear"/>
+            <w:tcMar>
+              <w:top w:type="dxa" w:w="50"/>
+              <w:left w:type="dxa" w:w="90"/>
+              <w:bottom w:type="dxa" w:w="50"/>
+              <w:right w:type="dxa" w:w="90"/>
+            </w:tcMar>
+            <w:vAlign w:val="center"/>
+          </w:tcPr>
+          <w:p>
+            <w:pPr>
+              <w:keepNext/>
+              <w:spacing w:after="0" w:before="0"/>
+            </w:pPr>
+            <w:r>
+              <w:rPr>
+                <w:rFonts w:ascii="Arial" w:cs="Arial" w:eastAsia="Arial" w:hAnsi="Arial"/>
+                <w:sz w:val="18"/>
+                <w:szCs w:val="18"/>
+              </w:rPr>
+              <w:t xml:space="preserve">4:48</w:t>
+            </w:r>
+          </w:p>
+        </w:tc>
+        <w:tc>
+          <w:tcPr>
+            <w:tcW w:type="dxa" w:w="1300"/>
+            <w:tcBorders>
+              <w:top w:val="single" w:color="B7B7B7" w:sz="4"/>
+              <w:left w:val="single" w:color="B7B7B7" w:sz="4"/>
+              <w:bottom w:val="single" w:color="B7B7B7" w:sz="4"/>
+              <w:right w:val="single" w:color="B7B7B7" w:sz="4"/>
+            </w:tcBorders>
+            <w:shd w:fill="FFF3CD" w:color="auto" w:val="clear"/>
+            <w:tcMar>
+              <w:top w:type="dxa" w:w="50"/>
+              <w:left w:type="dxa" w:w="90"/>
+              <w:bottom w:type="dxa" w:w="50"/>
+              <w:right w:type="dxa" w:w="90"/>
+            </w:tcMar>
+            <w:vAlign w:val="center"/>
+          </w:tcPr>
+          <w:p>
+            <w:pPr>
+              <w:keepNext/>
+              <w:spacing w:after="0" w:before="0"/>
+            </w:pPr>
+            <w:r>
+              <w:rPr>
+                <w:rFonts w:ascii="Arial" w:cs="Arial" w:eastAsia="Arial" w:hAnsi="Arial"/>
+                <w:b/>
+                <w:bCs/>
+                <w:color w:val="8A6100"/>
+                <w:sz w:val="18"/>
+                <w:szCs w:val="18"/>
+              </w:rPr>
+              <w:t xml:space="preserve">LISTEN FIRST</w:t>
+            </w:r>
+          </w:p>
+        </w:tc>
+        <w:tc>
+          <w:tcPr>
+            <w:tcW w:type="dxa" w:w="3000"/>
+            <w:tcBorders>
+              <w:top w:val="single" w:color="B7B7B7" w:sz="4"/>
+              <w:left w:val="single" w:color="B7B7B7" w:sz="4"/>
+              <w:bottom w:val="single" w:color="B7B7B7" w:sz="4"/>
+              <w:right w:val="single" w:color="B7B7B7" w:sz="4"/>
+            </w:tcBorders>
+            <w:shd w:fill="DDEBF7" w:color="auto" w:val="clear"/>
+            <w:tcMar>
+              <w:top w:type="dxa" w:w="50"/>
+              <w:left w:type="dxa" w:w="90"/>
+              <w:bottom w:type="dxa" w:w="50"/>
+              <w:right w:type="dxa" w:w="90"/>
+            </w:tcMar>
+            <w:vAlign w:val="center"/>
+          </w:tcPr>
+          <w:p>
+            <w:pPr>
+              <w:keepNext/>
+              <w:spacing w:after="0" w:before="0"/>
+            </w:pPr>
+            <w:r>
+              <w:rPr>
+                <w:rFonts w:ascii="Arial" w:cs="Arial" w:eastAsia="Arial" w:hAnsi="Arial"/>
+                <w:sz w:val="16"/>
+                <w:szCs w:val="16"/>
+              </w:rPr>
+              <w:t xml:space="preserve">[ADDED Oct. 29] Added to the Air Order by DJ Stace (Oct. 29). Reverbed, shimmering guitars that grow more psychedelic (Glide, SPIN, per the review template). Album out Oct. 9. Not in the library yet.</w:t>
+            </w:r>
+          </w:p>
+        </w:tc>
+      </w:tr>
+      <w:tr>
+        <w:trPr>
+          <w:cantSplit/>
+        </w:trPr>
+        <w:tc>
+          <w:tcPr>
+            <w:tcW w:type="dxa" w:w="450"/>
+            <w:tcBorders>
+              <w:top w:val="single" w:color="B7B7B7" w:sz="4"/>
+              <w:left w:val="single" w:color="B7B7B7" w:sz="4"/>
+              <w:bottom w:val="single" w:color="B7B7B7" w:sz="4"/>
+              <w:right w:val="single" w:color="B7B7B7" w:sz="4"/>
+            </w:tcBorders>
+            <w:tcMar>
+              <w:top w:type="dxa" w:w="50"/>
+              <w:left w:type="dxa" w:w="90"/>
+              <w:bottom w:type="dxa" w:w="50"/>
+              <w:right w:type="dxa" w:w="90"/>
+            </w:tcMar>
+            <w:vAlign w:val="center"/>
+          </w:tcPr>
+          <w:p>
+            <w:pPr>
+              <w:keepNext w:val="false"/>
+              <w:spacing w:after="0" w:before="0"/>
+            </w:pPr>
+            <w:r>
+              <w:rPr>
+                <w:rFonts w:ascii="Arial" w:cs="Arial" w:eastAsia="Arial" w:hAnsi="Arial"/>
+                <w:b/>
+                <w:bCs/>
+                <w:sz w:val="18"/>
+                <w:szCs w:val="18"/>
+              </w:rPr>
+              <w:t xml:space="preserve">49</w:t>
+            </w:r>
+          </w:p>
+        </w:tc>
+        <w:tc>
+          <w:tcPr>
+            <w:tcW w:type="dxa" w:w="1800"/>
+            <w:tcBorders>
+              <w:top w:val="single" w:color="B7B7B7" w:sz="4"/>
+              <w:left w:val="single" w:color="B7B7B7" w:sz="4"/>
+              <w:bottom w:val="single" w:color="B7B7B7" w:sz="4"/>
+              <w:right w:val="single" w:color="B7B7B7" w:sz="4"/>
+            </w:tcBorders>
+            <w:tcMar>
+              <w:top w:type="dxa" w:w="50"/>
+              <w:left w:type="dxa" w:w="90"/>
+              <w:bottom w:type="dxa" w:w="50"/>
+              <w:right w:type="dxa" w:w="90"/>
+            </w:tcMar>
+            <w:vAlign w:val="center"/>
+          </w:tcPr>
+          <w:p>
+            <w:pPr>
+              <w:keepNext w:val="false"/>
+              <w:spacing w:after="0" w:before="0"/>
+            </w:pPr>
+            <w:r>
+              <w:rPr>
+                <w:rFonts w:ascii="Arial" w:cs="Arial" w:eastAsia="Arial" w:hAnsi="Arial"/>
+                <w:b/>
+                <w:bCs/>
+                <w:sz w:val="18"/>
+                <w:szCs w:val="18"/>
+              </w:rPr>
+              <w:t xml:space="preserve">Talking Heads</w:t>
+            </w:r>
+          </w:p>
+        </w:tc>
+        <w:tc>
+          <w:tcPr>
+            <w:tcW w:type="dxa" w:w="2600"/>
+            <w:tcBorders>
+              <w:top w:val="single" w:color="B7B7B7" w:sz="4"/>
+              <w:left w:val="single" w:color="B7B7B7" w:sz="4"/>
+              <w:bottom w:val="single" w:color="B7B7B7" w:sz="4"/>
+              <w:right w:val="single" w:color="B7B7B7" w:sz="4"/>
+            </w:tcBorders>
+            <w:tcMar>
+              <w:top w:type="dxa" w:w="50"/>
+              <w:left w:type="dxa" w:w="90"/>
+              <w:bottom w:type="dxa" w:w="50"/>
+              <w:right w:type="dxa" w:w="90"/>
+            </w:tcMar>
+            <w:vAlign w:val="center"/>
+          </w:tcPr>
+          <w:p>
+            <w:pPr>
+              <w:keepNext w:val="false"/>
+              <w:spacing w:after="0" w:before="0"/>
+            </w:pPr>
+            <w:r>
+              <w:rPr>
+                <w:rFonts w:ascii="Arial" w:cs="Arial" w:eastAsia="Arial" w:hAnsi="Arial"/>
+                <w:b/>
+                <w:bCs/>
+                <w:sz w:val="20"/>
+                <w:szCs w:val="20"/>
+              </w:rPr>
               <w:t xml:space="preserve">Psycho Killer</w:t>
             </w:r>
           </w:p>
@@ -26493,7 +29075,6 @@
               <w:bottom w:val="single" w:color="B7B7B7" w:sz="4"/>
               <w:right w:val="single" w:color="B7B7B7" w:sz="4"/>
             </w:tcBorders>
-            <w:shd w:fill="F5F7FA" w:color="auto" w:val="clear"/>
             <w:tcMar>
               <w:top w:type="dxa" w:w="50"/>
               <w:left w:type="dxa" w:w="90"/>
@@ -26526,7 +29107,6 @@
               <w:bottom w:val="single" w:color="B7B7B7" w:sz="4"/>
               <w:right w:val="single" w:color="B7B7B7" w:sz="4"/>
             </w:tcBorders>
-            <w:shd w:fill="F5F7FA" w:color="auto" w:val="clear"/>
             <w:tcMar>
               <w:top w:type="dxa" w:w="50"/>
               <w:left w:type="dxa" w:w="90"/>
@@ -26559,7 +29139,6 @@
               <w:bottom w:val="single" w:color="B7B7B7" w:sz="4"/>
               <w:right w:val="single" w:color="B7B7B7" w:sz="4"/>
             </w:tcBorders>
-            <w:shd w:fill="F5F7FA" w:color="auto" w:val="clear"/>
             <w:tcMar>
               <w:top w:type="dxa" w:w="50"/>
               <w:left w:type="dxa" w:w="90"/>
@@ -26592,7 +29171,6 @@
               <w:bottom w:val="single" w:color="B7B7B7" w:sz="4"/>
               <w:right w:val="single" w:color="B7B7B7" w:sz="4"/>
             </w:tcBorders>
-            <w:shd w:fill="F5F7FA" w:color="auto" w:val="clear"/>
             <w:tcMar>
               <w:top w:type="dxa" w:w="50"/>
               <w:left w:type="dxa" w:w="90"/>
@@ -26625,7 +29203,6 @@
               <w:bottom w:val="single" w:color="B7B7B7" w:sz="4"/>
               <w:right w:val="single" w:color="B7B7B7" w:sz="4"/>
             </w:tcBorders>
-            <w:shd w:fill="F5F7FA" w:color="auto" w:val="clear"/>
             <w:tcMar>
               <w:top w:type="dxa" w:w="50"/>
               <w:left w:type="dxa" w:w="90"/>
@@ -26661,7 +29238,6 @@
               <w:bottom w:val="single" w:color="B7B7B7" w:sz="4"/>
               <w:right w:val="single" w:color="B7B7B7" w:sz="4"/>
             </w:tcBorders>
-            <w:shd w:fill="F5F7FA" w:color="auto" w:val="clear"/>
             <w:tcMar>
               <w:top w:type="dxa" w:w="50"/>
               <w:left w:type="dxa" w:w="90"/>
@@ -26920,7 +29496,7 @@
                 <w:sz w:val="22"/>
                 <w:szCs w:val="22"/>
               </w:rPr>
-              <w:t xml:space="preserve">Hour 2, Set 8: Industrial, the long dark and the closer   |   6 tracks   |   41:29   |   on air through 3:15:28</w:t>
+              <w:t xml:space="preserve">Hour 2, Set 8: Industrial, the long dark and the closer   |   6 tracks   |   41:29   |   on air through 3:42:13</w:t>
             </w:r>
           </w:p>
         </w:tc>
@@ -27289,7 +29865,7 @@
                 <w:sz w:val="18"/>
                 <w:szCs w:val="18"/>
               </w:rPr>
-              <w:t xml:space="preserve">43</w:t>
+              <w:t xml:space="preserve">50</w:t>
             </w:r>
           </w:p>
         </w:tc>
@@ -27592,7 +30168,7 @@
                 <w:sz w:val="18"/>
                 <w:szCs w:val="18"/>
               </w:rPr>
-              <w:t xml:space="preserve">44</w:t>
+              <w:t xml:space="preserve">51</w:t>
             </w:r>
           </w:p>
         </w:tc>
@@ -27902,7 +30478,7 @@
                 <w:sz w:val="18"/>
                 <w:szCs w:val="18"/>
               </w:rPr>
-              <w:t xml:space="preserve">45</w:t>
+              <w:t xml:space="preserve">52</w:t>
             </w:r>
           </w:p>
         </w:tc>
@@ -28205,7 +30781,7 @@
                 <w:sz w:val="18"/>
                 <w:szCs w:val="18"/>
               </w:rPr>
-              <w:t xml:space="preserve">46</w:t>
+              <w:t xml:space="preserve">53</w:t>
             </w:r>
           </w:p>
         </w:tc>
@@ -28515,7 +31091,7 @@
                 <w:sz w:val="18"/>
                 <w:szCs w:val="18"/>
               </w:rPr>
-              <w:t xml:space="preserve">47</w:t>
+              <w:t xml:space="preserve">54</w:t>
             </w:r>
           </w:p>
         </w:tc>
@@ -28818,7 +31394,7 @@
                 <w:sz w:val="18"/>
                 <w:szCs w:val="18"/>
               </w:rPr>
-              <w:t xml:space="preserve">48</w:t>
+              <w:t xml:space="preserve">55</w:t>
             </w:r>
           </w:p>
         </w:tc>
@@ -29543,7 +32119,7 @@
                 <w:sz w:val="18"/>
                 <w:szCs w:val="18"/>
               </w:rPr>
-              <w:t xml:space="preserve">#44</w:t>
+              <w:t xml:space="preserve">#51</w:t>
             </w:r>
           </w:p>
         </w:tc>
@@ -29680,7 +32256,7 @@
                 <w:sz w:val="18"/>
                 <w:szCs w:val="18"/>
               </w:rPr>
-              <w:t xml:space="preserve">#16</w:t>
+              <w:t xml:space="preserve">#17</w:t>
             </w:r>
           </w:p>
         </w:tc>
@@ -29813,7 +32389,7 @@
                 <w:sz w:val="18"/>
                 <w:szCs w:val="18"/>
               </w:rPr>
-              <w:t xml:space="preserve">#43</w:t>
+              <w:t xml:space="preserve">#50</w:t>
             </w:r>
           </w:p>
         </w:tc>
@@ -29950,7 +32526,7 @@
                 <w:sz w:val="18"/>
                 <w:szCs w:val="18"/>
               </w:rPr>
-              <w:t xml:space="preserve">#25, #33, #13, #15</w:t>
+              <w:t xml:space="preserve">#28, #39, #14, #16</w:t>
             </w:r>
           </w:p>
         </w:tc>
@@ -30083,7 +32659,7 @@
                 <w:sz w:val="18"/>
                 <w:szCs w:val="18"/>
               </w:rPr>
-              <w:t xml:space="preserve">#24, #32, #34, #12</w:t>
+              <w:t xml:space="preserve">#27, #38, #40, #13</w:t>
             </w:r>
           </w:p>
         </w:tc>
@@ -30218,7 +32794,7 @@
                 <w:sz w:val="18"/>
                 <w:szCs w:val="18"/>
               </w:rPr>
-              <w:t xml:space="preserve">#46</w:t>
+              <w:t xml:space="preserve">#53</w:t>
             </w:r>
           </w:p>
         </w:tc>
@@ -30283,10 +32859,12 @@
             <w:r>
               <w:rPr>
                 <w:rFonts w:ascii="Arial" w:cs="Arial" w:eastAsia="Arial" w:hAnsi="Arial"/>
-                <w:sz w:val="18"/>
-                <w:szCs w:val="18"/>
-              </w:rPr>
-              <w:t xml:space="preserve">Your other Air Order adds</w:t>
+                <w:b/>
+                <w:bCs/>
+                <w:sz w:val="18"/>
+                <w:szCs w:val="18"/>
+              </w:rPr>
+              <w:t xml:space="preserve">Bodega, Fear not the Fear</w:t>
             </w:r>
           </w:p>
         </w:tc>
@@ -30320,7 +32898,7 @@
                 <w:sz w:val="18"/>
                 <w:szCs w:val="18"/>
               </w:rPr>
-              <w:t xml:space="preserve">CLEAN (Genius)</w:t>
+              <w:t xml:space="preserve">LISTEN FIRST</w:t>
             </w:r>
           </w:p>
         </w:tc>
@@ -30351,7 +32929,7 @@
                 <w:sz w:val="18"/>
                 <w:szCs w:val="18"/>
               </w:rPr>
-              <w:t xml:space="preserve">Sets 1, 2, 3, 4, 7, 8</w:t>
+              <w:t xml:space="preserve">#48</w:t>
             </w:r>
           </w:p>
         </w:tc>
@@ -30382,7 +32960,7 @@
                 <w:sz w:val="18"/>
                 <w:szCs w:val="18"/>
               </w:rPr>
-              <w:t xml:space="preserve">Screened earlier by Genius word counts. No hits.</w:t>
+              <w:t xml:space="preserve">New add. No lyrics posted. The review template flags FCC words only on the title track (fuck x2), which is not in the set. Confirm this one by ear.</w:t>
             </w:r>
           </w:p>
         </w:tc>
@@ -30419,7 +32997,7 @@
                 <w:sz w:val="18"/>
                 <w:szCs w:val="18"/>
               </w:rPr>
-              <w:t xml:space="preserve">Lera Lynn &amp; Shovels &amp; Rope, Wolf Like Me</w:t>
+              <w:t xml:space="preserve">Queens Triple Shot options (3)</w:t>
             </w:r>
           </w:p>
         </w:tc>
@@ -30454,7 +33032,7 @@
                 <w:sz w:val="18"/>
                 <w:szCs w:val="18"/>
               </w:rPr>
-              <w:t xml:space="preserve">CLEAN</w:t>
+              <w:t xml:space="preserve">CLEAN (LRCLIB)</w:t>
             </w:r>
           </w:p>
         </w:tc>
@@ -30486,7 +33064,7 @@
                 <w:sz w:val="18"/>
                 <w:szCs w:val="18"/>
               </w:rPr>
-              <w:t xml:space="preserve">#11</w:t>
+              <w:t xml:space="preserve">#35, #36, #37</w:t>
             </w:r>
           </w:p>
         </w:tc>
@@ -30518,7 +33096,7 @@
                 <w:sz w:val="18"/>
                 <w:szCs w:val="18"/>
               </w:rPr>
-              <w:t xml:space="preserve">Genius, 396 words, no hits.</w:t>
+              <w:t xml:space="preserve">LRCLIB: 191, 201 and 123 words, no flagged words.</w:t>
             </w:r>
           </w:p>
         </w:tc>
@@ -30554,7 +33132,7 @@
                 <w:sz w:val="18"/>
                 <w:szCs w:val="18"/>
               </w:rPr>
-              <w:t xml:space="preserve">Public Image Ltd., Swan Lake (Death Disco)</w:t>
+              <w:t xml:space="preserve">Lambrini Girls, Cult of Celebrity</w:t>
             </w:r>
           </w:p>
         </w:tc>
@@ -30588,6 +33166,408 @@
                 <w:sz w:val="18"/>
                 <w:szCs w:val="18"/>
               </w:rPr>
+              <w:t xml:space="preserve">CLEAN (LRCLIB)</w:t>
+            </w:r>
+          </w:p>
+        </w:tc>
+        <w:tc>
+          <w:tcPr>
+            <w:tcW w:type="dxa" w:w="1500"/>
+            <w:tcBorders>
+              <w:top w:val="single" w:color="B7B7B7" w:sz="4"/>
+              <w:left w:val="single" w:color="B7B7B7" w:sz="4"/>
+              <w:bottom w:val="single" w:color="B7B7B7" w:sz="4"/>
+              <w:right w:val="single" w:color="B7B7B7" w:sz="4"/>
+            </w:tcBorders>
+            <w:tcMar>
+              <w:top w:type="dxa" w:w="50"/>
+              <w:left w:type="dxa" w:w="90"/>
+              <w:bottom w:type="dxa" w:w="50"/>
+              <w:right w:type="dxa" w:w="90"/>
+            </w:tcMar>
+            <w:vAlign w:val="center"/>
+          </w:tcPr>
+          <w:p>
+            <w:pPr>
+              <w:spacing w:after="0" w:before="0"/>
+            </w:pPr>
+            <w:r>
+              <w:rPr>
+                <w:rFonts w:ascii="Arial" w:cs="Arial" w:eastAsia="Arial" w:hAnsi="Arial"/>
+                <w:sz w:val="18"/>
+                <w:szCs w:val="18"/>
+              </w:rPr>
+              <w:t xml:space="preserve">#18</w:t>
+            </w:r>
+          </w:p>
+        </w:tc>
+        <w:tc>
+          <w:tcPr>
+            <w:tcW w:type="dxa" w:w="7300"/>
+            <w:tcBorders>
+              <w:top w:val="single" w:color="B7B7B7" w:sz="4"/>
+              <w:left w:val="single" w:color="B7B7B7" w:sz="4"/>
+              <w:bottom w:val="single" w:color="B7B7B7" w:sz="4"/>
+              <w:right w:val="single" w:color="B7B7B7" w:sz="4"/>
+            </w:tcBorders>
+            <w:tcMar>
+              <w:top w:type="dxa" w:w="50"/>
+              <w:left w:type="dxa" w:w="90"/>
+              <w:bottom w:type="dxa" w:w="50"/>
+              <w:right w:type="dxa" w:w="90"/>
+            </w:tcMar>
+            <w:vAlign w:val="center"/>
+          </w:tcPr>
+          <w:p>
+            <w:pPr>
+              <w:spacing w:after="0" w:before="0"/>
+            </w:pPr>
+            <w:r>
+              <w:rPr>
+                <w:rFonts w:ascii="Arial" w:cs="Arial" w:eastAsia="Arial" w:hAnsi="Arial"/>
+                <w:sz w:val="18"/>
+                <w:szCs w:val="18"/>
+              </w:rPr>
+              <w:t xml:space="preserve">LRCLIB, 224 words, no hits. Band is known for strong language; the earlier single The Basement has shit x3.</w:t>
+            </w:r>
+          </w:p>
+        </w:tc>
+      </w:tr>
+      <w:tr>
+        <w:trPr>
+          <w:cantSplit/>
+        </w:trPr>
+        <w:tc>
+          <w:tcPr>
+            <w:tcW w:type="dxa" w:w="3200"/>
+            <w:tcBorders>
+              <w:top w:val="single" w:color="B7B7B7" w:sz="4"/>
+              <w:left w:val="single" w:color="B7B7B7" w:sz="4"/>
+              <w:bottom w:val="single" w:color="B7B7B7" w:sz="4"/>
+              <w:right w:val="single" w:color="B7B7B7" w:sz="4"/>
+            </w:tcBorders>
+            <w:shd w:fill="F5F7FA" w:color="auto" w:val="clear"/>
+            <w:tcMar>
+              <w:top w:type="dxa" w:w="50"/>
+              <w:left w:type="dxa" w:w="90"/>
+              <w:bottom w:type="dxa" w:w="50"/>
+              <w:right w:type="dxa" w:w="90"/>
+            </w:tcMar>
+            <w:vAlign w:val="center"/>
+          </w:tcPr>
+          <w:p>
+            <w:pPr>
+              <w:spacing w:after="0" w:before="0"/>
+            </w:pPr>
+            <w:r>
+              <w:rPr>
+                <w:rFonts w:ascii="Arial" w:cs="Arial" w:eastAsia="Arial" w:hAnsi="Arial"/>
+                <w:sz w:val="18"/>
+                <w:szCs w:val="18"/>
+              </w:rPr>
+              <w:t xml:space="preserve">Flaming Lips, God Will Control The Werewolves</w:t>
+            </w:r>
+          </w:p>
+        </w:tc>
+        <w:tc>
+          <w:tcPr>
+            <w:tcW w:type="dxa" w:w="2400"/>
+            <w:tcBorders>
+              <w:top w:val="single" w:color="B7B7B7" w:sz="4"/>
+              <w:left w:val="single" w:color="B7B7B7" w:sz="4"/>
+              <w:bottom w:val="single" w:color="B7B7B7" w:sz="4"/>
+              <w:right w:val="single" w:color="B7B7B7" w:sz="4"/>
+            </w:tcBorders>
+            <w:shd w:fill="F5F7FA" w:color="auto" w:val="clear"/>
+            <w:tcMar>
+              <w:top w:type="dxa" w:w="50"/>
+              <w:left w:type="dxa" w:w="90"/>
+              <w:bottom w:type="dxa" w:w="50"/>
+              <w:right w:type="dxa" w:w="90"/>
+            </w:tcMar>
+            <w:vAlign w:val="center"/>
+          </w:tcPr>
+          <w:p>
+            <w:pPr>
+              <w:spacing w:after="0" w:before="0"/>
+            </w:pPr>
+            <w:r>
+              <w:rPr>
+                <w:rFonts w:ascii="Arial" w:cs="Arial" w:eastAsia="Arial" w:hAnsi="Arial"/>
+                <w:b/>
+                <w:bCs/>
+                <w:color w:val="8A6100"/>
+                <w:sz w:val="18"/>
+                <w:szCs w:val="18"/>
+              </w:rPr>
+              <w:t xml:space="preserve">CLEAN (Genius)</w:t>
+            </w:r>
+          </w:p>
+        </w:tc>
+        <w:tc>
+          <w:tcPr>
+            <w:tcW w:type="dxa" w:w="1500"/>
+            <w:tcBorders>
+              <w:top w:val="single" w:color="B7B7B7" w:sz="4"/>
+              <w:left w:val="single" w:color="B7B7B7" w:sz="4"/>
+              <w:bottom w:val="single" w:color="B7B7B7" w:sz="4"/>
+              <w:right w:val="single" w:color="B7B7B7" w:sz="4"/>
+            </w:tcBorders>
+            <w:shd w:fill="F5F7FA" w:color="auto" w:val="clear"/>
+            <w:tcMar>
+              <w:top w:type="dxa" w:w="50"/>
+              <w:left w:type="dxa" w:w="90"/>
+              <w:bottom w:type="dxa" w:w="50"/>
+              <w:right w:type="dxa" w:w="90"/>
+            </w:tcMar>
+            <w:vAlign w:val="center"/>
+          </w:tcPr>
+          <w:p>
+            <w:pPr>
+              <w:spacing w:after="0" w:before="0"/>
+            </w:pPr>
+            <w:r>
+              <w:rPr>
+                <w:rFonts w:ascii="Arial" w:cs="Arial" w:eastAsia="Arial" w:hAnsi="Arial"/>
+                <w:sz w:val="18"/>
+                <w:szCs w:val="18"/>
+              </w:rPr>
+              <w:t xml:space="preserve">#12</w:t>
+            </w:r>
+          </w:p>
+        </w:tc>
+        <w:tc>
+          <w:tcPr>
+            <w:tcW w:type="dxa" w:w="7300"/>
+            <w:tcBorders>
+              <w:top w:val="single" w:color="B7B7B7" w:sz="4"/>
+              <w:left w:val="single" w:color="B7B7B7" w:sz="4"/>
+              <w:bottom w:val="single" w:color="B7B7B7" w:sz="4"/>
+              <w:right w:val="single" w:color="B7B7B7" w:sz="4"/>
+            </w:tcBorders>
+            <w:shd w:fill="F5F7FA" w:color="auto" w:val="clear"/>
+            <w:tcMar>
+              <w:top w:type="dxa" w:w="50"/>
+              <w:left w:type="dxa" w:w="90"/>
+              <w:bottom w:type="dxa" w:w="50"/>
+              <w:right w:type="dxa" w:w="90"/>
+            </w:tcMar>
+            <w:vAlign w:val="center"/>
+          </w:tcPr>
+          <w:p>
+            <w:pPr>
+              <w:spacing w:after="0" w:before="0"/>
+            </w:pPr>
+            <w:r>
+              <w:rPr>
+                <w:rFonts w:ascii="Arial" w:cs="Arial" w:eastAsia="Arial" w:hAnsi="Arial"/>
+                <w:sz w:val="18"/>
+                <w:szCs w:val="18"/>
+              </w:rPr>
+              <w:t xml:space="preserve">Genius, 155 words, no hits.</w:t>
+            </w:r>
+          </w:p>
+        </w:tc>
+      </w:tr>
+      <w:tr>
+        <w:trPr>
+          <w:cantSplit/>
+        </w:trPr>
+        <w:tc>
+          <w:tcPr>
+            <w:tcW w:type="dxa" w:w="3200"/>
+            <w:tcBorders>
+              <w:top w:val="single" w:color="B7B7B7" w:sz="4"/>
+              <w:left w:val="single" w:color="B7B7B7" w:sz="4"/>
+              <w:bottom w:val="single" w:color="B7B7B7" w:sz="4"/>
+              <w:right w:val="single" w:color="B7B7B7" w:sz="4"/>
+            </w:tcBorders>
+            <w:tcMar>
+              <w:top w:type="dxa" w:w="50"/>
+              <w:left w:type="dxa" w:w="90"/>
+              <w:bottom w:type="dxa" w:w="50"/>
+              <w:right w:type="dxa" w:w="90"/>
+            </w:tcMar>
+            <w:vAlign w:val="center"/>
+          </w:tcPr>
+          <w:p>
+            <w:pPr>
+              <w:spacing w:after="0" w:before="0"/>
+            </w:pPr>
+            <w:r>
+              <w:rPr>
+                <w:rFonts w:ascii="Arial" w:cs="Arial" w:eastAsia="Arial" w:hAnsi="Arial"/>
+                <w:sz w:val="18"/>
+                <w:szCs w:val="18"/>
+              </w:rPr>
+              <w:t xml:space="preserve">Your other Air Order adds</w:t>
+            </w:r>
+          </w:p>
+        </w:tc>
+        <w:tc>
+          <w:tcPr>
+            <w:tcW w:type="dxa" w:w="2400"/>
+            <w:tcBorders>
+              <w:top w:val="single" w:color="B7B7B7" w:sz="4"/>
+              <w:left w:val="single" w:color="B7B7B7" w:sz="4"/>
+              <w:bottom w:val="single" w:color="B7B7B7" w:sz="4"/>
+              <w:right w:val="single" w:color="B7B7B7" w:sz="4"/>
+            </w:tcBorders>
+            <w:tcMar>
+              <w:top w:type="dxa" w:w="50"/>
+              <w:left w:type="dxa" w:w="90"/>
+              <w:bottom w:type="dxa" w:w="50"/>
+              <w:right w:type="dxa" w:w="90"/>
+            </w:tcMar>
+            <w:vAlign w:val="center"/>
+          </w:tcPr>
+          <w:p>
+            <w:pPr>
+              <w:spacing w:after="0" w:before="0"/>
+            </w:pPr>
+            <w:r>
+              <w:rPr>
+                <w:rFonts w:ascii="Arial" w:cs="Arial" w:eastAsia="Arial" w:hAnsi="Arial"/>
+                <w:b/>
+                <w:bCs/>
+                <w:color w:val="8A6100"/>
+                <w:sz w:val="18"/>
+                <w:szCs w:val="18"/>
+              </w:rPr>
+              <w:t xml:space="preserve">CLEAN (Genius)</w:t>
+            </w:r>
+          </w:p>
+        </w:tc>
+        <w:tc>
+          <w:tcPr>
+            <w:tcW w:type="dxa" w:w="1500"/>
+            <w:tcBorders>
+              <w:top w:val="single" w:color="B7B7B7" w:sz="4"/>
+              <w:left w:val="single" w:color="B7B7B7" w:sz="4"/>
+              <w:bottom w:val="single" w:color="B7B7B7" w:sz="4"/>
+              <w:right w:val="single" w:color="B7B7B7" w:sz="4"/>
+            </w:tcBorders>
+            <w:tcMar>
+              <w:top w:type="dxa" w:w="50"/>
+              <w:left w:type="dxa" w:w="90"/>
+              <w:bottom w:type="dxa" w:w="50"/>
+              <w:right w:type="dxa" w:w="90"/>
+            </w:tcMar>
+            <w:vAlign w:val="center"/>
+          </w:tcPr>
+          <w:p>
+            <w:pPr>
+              <w:spacing w:after="0" w:before="0"/>
+            </w:pPr>
+            <w:r>
+              <w:rPr>
+                <w:rFonts w:ascii="Arial" w:cs="Arial" w:eastAsia="Arial" w:hAnsi="Arial"/>
+                <w:sz w:val="18"/>
+                <w:szCs w:val="18"/>
+              </w:rPr>
+              <w:t xml:space="preserve">Sets 1, 2, 3, 4, 7, 8</w:t>
+            </w:r>
+          </w:p>
+        </w:tc>
+        <w:tc>
+          <w:tcPr>
+            <w:tcW w:type="dxa" w:w="7300"/>
+            <w:tcBorders>
+              <w:top w:val="single" w:color="B7B7B7" w:sz="4"/>
+              <w:left w:val="single" w:color="B7B7B7" w:sz="4"/>
+              <w:bottom w:val="single" w:color="B7B7B7" w:sz="4"/>
+              <w:right w:val="single" w:color="B7B7B7" w:sz="4"/>
+            </w:tcBorders>
+            <w:tcMar>
+              <w:top w:type="dxa" w:w="50"/>
+              <w:left w:type="dxa" w:w="90"/>
+              <w:bottom w:type="dxa" w:w="50"/>
+              <w:right w:type="dxa" w:w="90"/>
+            </w:tcMar>
+            <w:vAlign w:val="center"/>
+          </w:tcPr>
+          <w:p>
+            <w:pPr>
+              <w:spacing w:after="0" w:before="0"/>
+            </w:pPr>
+            <w:r>
+              <w:rPr>
+                <w:rFonts w:ascii="Arial" w:cs="Arial" w:eastAsia="Arial" w:hAnsi="Arial"/>
+                <w:sz w:val="18"/>
+                <w:szCs w:val="18"/>
+              </w:rPr>
+              <w:t xml:space="preserve">Screened earlier by Genius word counts. No hits.</w:t>
+            </w:r>
+          </w:p>
+        </w:tc>
+      </w:tr>
+      <w:tr>
+        <w:trPr>
+          <w:cantSplit/>
+        </w:trPr>
+        <w:tc>
+          <w:tcPr>
+            <w:tcW w:type="dxa" w:w="3200"/>
+            <w:tcBorders>
+              <w:top w:val="single" w:color="B7B7B7" w:sz="4"/>
+              <w:left w:val="single" w:color="B7B7B7" w:sz="4"/>
+              <w:bottom w:val="single" w:color="B7B7B7" w:sz="4"/>
+              <w:right w:val="single" w:color="B7B7B7" w:sz="4"/>
+            </w:tcBorders>
+            <w:shd w:fill="F5F7FA" w:color="auto" w:val="clear"/>
+            <w:tcMar>
+              <w:top w:type="dxa" w:w="50"/>
+              <w:left w:type="dxa" w:w="90"/>
+              <w:bottom w:type="dxa" w:w="50"/>
+              <w:right w:type="dxa" w:w="90"/>
+            </w:tcMar>
+            <w:vAlign w:val="center"/>
+          </w:tcPr>
+          <w:p>
+            <w:pPr>
+              <w:spacing w:after="0" w:before="0"/>
+            </w:pPr>
+            <w:r>
+              <w:rPr>
+                <w:rFonts w:ascii="Arial" w:cs="Arial" w:eastAsia="Arial" w:hAnsi="Arial"/>
+                <w:sz w:val="18"/>
+                <w:szCs w:val="18"/>
+              </w:rPr>
+              <w:t xml:space="preserve">Lera Lynn &amp; Shovels &amp; Rope, Wolf Like Me</w:t>
+            </w:r>
+          </w:p>
+        </w:tc>
+        <w:tc>
+          <w:tcPr>
+            <w:tcW w:type="dxa" w:w="2400"/>
+            <w:tcBorders>
+              <w:top w:val="single" w:color="B7B7B7" w:sz="4"/>
+              <w:left w:val="single" w:color="B7B7B7" w:sz="4"/>
+              <w:bottom w:val="single" w:color="B7B7B7" w:sz="4"/>
+              <w:right w:val="single" w:color="B7B7B7" w:sz="4"/>
+            </w:tcBorders>
+            <w:shd w:fill="F5F7FA" w:color="auto" w:val="clear"/>
+            <w:tcMar>
+              <w:top w:type="dxa" w:w="50"/>
+              <w:left w:type="dxa" w:w="90"/>
+              <w:bottom w:type="dxa" w:w="50"/>
+              <w:right w:type="dxa" w:w="90"/>
+            </w:tcMar>
+            <w:vAlign w:val="center"/>
+          </w:tcPr>
+          <w:p>
+            <w:pPr>
+              <w:spacing w:after="0" w:before="0"/>
+            </w:pPr>
+            <w:r>
+              <w:rPr>
+                <w:rFonts w:ascii="Arial" w:cs="Arial" w:eastAsia="Arial" w:hAnsi="Arial"/>
+                <w:b/>
+                <w:bCs/>
+                <w:color w:val="8A6100"/>
+                <w:sz w:val="18"/>
+                <w:szCs w:val="18"/>
+              </w:rPr>
               <w:t xml:space="preserve">CLEAN</w:t>
             </w:r>
           </w:p>
@@ -30601,25 +33581,159 @@
               <w:bottom w:val="single" w:color="B7B7B7" w:sz="4"/>
               <w:right w:val="single" w:color="B7B7B7" w:sz="4"/>
             </w:tcBorders>
-            <w:tcMar>
-              <w:top w:type="dxa" w:w="50"/>
-              <w:left w:type="dxa" w:w="90"/>
-              <w:bottom w:type="dxa" w:w="50"/>
-              <w:right w:type="dxa" w:w="90"/>
-            </w:tcMar>
-            <w:vAlign w:val="center"/>
-          </w:tcPr>
-          <w:p>
-            <w:pPr>
-              <w:spacing w:after="0" w:before="0"/>
-            </w:pPr>
-            <w:r>
-              <w:rPr>
-                <w:rFonts w:ascii="Arial" w:cs="Arial" w:eastAsia="Arial" w:hAnsi="Arial"/>
-                <w:sz w:val="18"/>
-                <w:szCs w:val="18"/>
-              </w:rPr>
-              <w:t xml:space="preserve">#38</w:t>
+            <w:shd w:fill="F5F7FA" w:color="auto" w:val="clear"/>
+            <w:tcMar>
+              <w:top w:type="dxa" w:w="50"/>
+              <w:left w:type="dxa" w:w="90"/>
+              <w:bottom w:type="dxa" w:w="50"/>
+              <w:right w:type="dxa" w:w="90"/>
+            </w:tcMar>
+            <w:vAlign w:val="center"/>
+          </w:tcPr>
+          <w:p>
+            <w:pPr>
+              <w:spacing w:after="0" w:before="0"/>
+            </w:pPr>
+            <w:r>
+              <w:rPr>
+                <w:rFonts w:ascii="Arial" w:cs="Arial" w:eastAsia="Arial" w:hAnsi="Arial"/>
+                <w:sz w:val="18"/>
+                <w:szCs w:val="18"/>
+              </w:rPr>
+              <w:t xml:space="preserve">#11</w:t>
+            </w:r>
+          </w:p>
+        </w:tc>
+        <w:tc>
+          <w:tcPr>
+            <w:tcW w:type="dxa" w:w="7300"/>
+            <w:tcBorders>
+              <w:top w:val="single" w:color="B7B7B7" w:sz="4"/>
+              <w:left w:val="single" w:color="B7B7B7" w:sz="4"/>
+              <w:bottom w:val="single" w:color="B7B7B7" w:sz="4"/>
+              <w:right w:val="single" w:color="B7B7B7" w:sz="4"/>
+            </w:tcBorders>
+            <w:shd w:fill="F5F7FA" w:color="auto" w:val="clear"/>
+            <w:tcMar>
+              <w:top w:type="dxa" w:w="50"/>
+              <w:left w:type="dxa" w:w="90"/>
+              <w:bottom w:type="dxa" w:w="50"/>
+              <w:right w:type="dxa" w:w="90"/>
+            </w:tcMar>
+            <w:vAlign w:val="center"/>
+          </w:tcPr>
+          <w:p>
+            <w:pPr>
+              <w:spacing w:after="0" w:before="0"/>
+            </w:pPr>
+            <w:r>
+              <w:rPr>
+                <w:rFonts w:ascii="Arial" w:cs="Arial" w:eastAsia="Arial" w:hAnsi="Arial"/>
+                <w:sz w:val="18"/>
+                <w:szCs w:val="18"/>
+              </w:rPr>
+              <w:t xml:space="preserve">Genius, 396 words, no hits.</w:t>
+            </w:r>
+          </w:p>
+        </w:tc>
+      </w:tr>
+      <w:tr>
+        <w:trPr>
+          <w:cantSplit/>
+        </w:trPr>
+        <w:tc>
+          <w:tcPr>
+            <w:tcW w:type="dxa" w:w="3200"/>
+            <w:tcBorders>
+              <w:top w:val="single" w:color="B7B7B7" w:sz="4"/>
+              <w:left w:val="single" w:color="B7B7B7" w:sz="4"/>
+              <w:bottom w:val="single" w:color="B7B7B7" w:sz="4"/>
+              <w:right w:val="single" w:color="B7B7B7" w:sz="4"/>
+            </w:tcBorders>
+            <w:tcMar>
+              <w:top w:type="dxa" w:w="50"/>
+              <w:left w:type="dxa" w:w="90"/>
+              <w:bottom w:type="dxa" w:w="50"/>
+              <w:right w:type="dxa" w:w="90"/>
+            </w:tcMar>
+            <w:vAlign w:val="center"/>
+          </w:tcPr>
+          <w:p>
+            <w:pPr>
+              <w:spacing w:after="0" w:before="0"/>
+            </w:pPr>
+            <w:r>
+              <w:rPr>
+                <w:rFonts w:ascii="Arial" w:cs="Arial" w:eastAsia="Arial" w:hAnsi="Arial"/>
+                <w:sz w:val="18"/>
+                <w:szCs w:val="18"/>
+              </w:rPr>
+              <w:t xml:space="preserve">Public Image Ltd., Swan Lake (Death Disco)</w:t>
+            </w:r>
+          </w:p>
+        </w:tc>
+        <w:tc>
+          <w:tcPr>
+            <w:tcW w:type="dxa" w:w="2400"/>
+            <w:tcBorders>
+              <w:top w:val="single" w:color="B7B7B7" w:sz="4"/>
+              <w:left w:val="single" w:color="B7B7B7" w:sz="4"/>
+              <w:bottom w:val="single" w:color="B7B7B7" w:sz="4"/>
+              <w:right w:val="single" w:color="B7B7B7" w:sz="4"/>
+            </w:tcBorders>
+            <w:tcMar>
+              <w:top w:type="dxa" w:w="50"/>
+              <w:left w:type="dxa" w:w="90"/>
+              <w:bottom w:type="dxa" w:w="50"/>
+              <w:right w:type="dxa" w:w="90"/>
+            </w:tcMar>
+            <w:vAlign w:val="center"/>
+          </w:tcPr>
+          <w:p>
+            <w:pPr>
+              <w:spacing w:after="0" w:before="0"/>
+            </w:pPr>
+            <w:r>
+              <w:rPr>
+                <w:rFonts w:ascii="Arial" w:cs="Arial" w:eastAsia="Arial" w:hAnsi="Arial"/>
+                <w:b/>
+                <w:bCs/>
+                <w:color w:val="8A6100"/>
+                <w:sz w:val="18"/>
+                <w:szCs w:val="18"/>
+              </w:rPr>
+              <w:t xml:space="preserve">CLEAN</w:t>
+            </w:r>
+          </w:p>
+        </w:tc>
+        <w:tc>
+          <w:tcPr>
+            <w:tcW w:type="dxa" w:w="1500"/>
+            <w:tcBorders>
+              <w:top w:val="single" w:color="B7B7B7" w:sz="4"/>
+              <w:left w:val="single" w:color="B7B7B7" w:sz="4"/>
+              <w:bottom w:val="single" w:color="B7B7B7" w:sz="4"/>
+              <w:right w:val="single" w:color="B7B7B7" w:sz="4"/>
+            </w:tcBorders>
+            <w:tcMar>
+              <w:top w:type="dxa" w:w="50"/>
+              <w:left w:type="dxa" w:w="90"/>
+              <w:bottom w:type="dxa" w:w="50"/>
+              <w:right w:type="dxa" w:w="90"/>
+            </w:tcMar>
+            <w:vAlign w:val="center"/>
+          </w:tcPr>
+          <w:p>
+            <w:pPr>
+              <w:spacing w:after="0" w:before="0"/>
+            </w:pPr>
+            <w:r>
+              <w:rPr>
+                <w:rFonts w:ascii="Arial" w:cs="Arial" w:eastAsia="Arial" w:hAnsi="Arial"/>
+                <w:sz w:val="18"/>
+                <w:szCs w:val="18"/>
+              </w:rPr>
+              <w:t xml:space="preserve">#44</w:t>
             </w:r>
           </w:p>
         </w:tc>
